--- a/docs/documentation/FairAC_Internship_Report.docx
+++ b/docs/documentation/FairAC_Internship_Report.docx
@@ -1,6 +1,6 @@
 
 <file path=word/document.xml><?xml version="1.0" encoding="utf-8"?>
-<w:document xmlns:wpc="http://schemas.microsoft.com/office/word/2010/wordprocessingCanvas" xmlns:mc="http://schemas.openxmlformats.org/markup-compatibility/2006" xmlns:o="urn:schemas-microsoft-com:office:office" xmlns:r="http://schemas.openxmlformats.org/officeDocument/2006/relationships" xmlns:m="http://schemas.openxmlformats.org/officeDocument/2006/math" xmlns:v="urn:schemas-microsoft-com:vml" xmlns:wp14="http://schemas.microsoft.com/office/word/2010/wordprocessingDrawing" xmlns:wp="http://schemas.openxmlformats.org/drawingml/2006/wordprocessingDrawing" xmlns:w10="urn:schemas-microsoft-com:office:word" xmlns:w="http://schemas.openxmlformats.org/wordprocessingml/2006/main" xmlns:w14="http://schemas.microsoft.com/office/word/2010/wordml" xmlns:w15="http://schemas.microsoft.com/office/word/2012/wordml" xmlns:wpg="http://schemas.microsoft.com/office/word/2010/wordprocessingGroup" xmlns:wpi="http://schemas.microsoft.com/office/word/2010/wordprocessingInk" xmlns:wne="http://schemas.microsoft.com/office/word/2006/wordml" xmlns:wps="http://schemas.microsoft.com/office/word/2010/wordprocessingShape" xmlns:cx="http://schemas.microsoft.com/office/drawing/2014/chartex" xmlns:cx1="http://schemas.microsoft.com/office/drawing/2015/9/8/chartex" xmlns:cx2="http://schemas.microsoft.com/office/drawing/2015/10/21/chartex" xmlns:cx3="http://schemas.microsoft.com/office/drawing/2016/5/9/chartex" xmlns:cx4="http://schemas.microsoft.com/office/drawing/2016/5/10/chartex" xmlns:cx5="http://schemas.microsoft.com/office/drawing/2016/5/11/chartex" xmlns:cx6="http://schemas.microsoft.com/office/drawing/2016/5/12/chartex" xmlns:cx7="http://schemas.microsoft.com/office/drawing/2016/5/13/chartex" xmlns:cx8="http://schemas.microsoft.com/office/drawing/2016/5/14/chartex" xmlns:aink="http://schemas.microsoft.com/office/drawing/2016/ink" xmlns:am3d="http://schemas.microsoft.com/office/drawing/2017/model3d" xmlns:w16cex="http://schemas.microsoft.com/office/word/2018/wordml/cex" xmlns:w16cid="http://schemas.microsoft.com/office/word/2016/wordml/cid" xmlns:w16="http://schemas.microsoft.com/office/word/2018/wordml" xmlns:w16sdtdh="http://schemas.microsoft.com/office/word/2020/wordml/sdtdatahash" xmlns:w16se="http://schemas.microsoft.com/office/word/2015/wordml/symex" mc:Ignorable="w14 w15 wp14">
+<w:document xmlns:wpc="http://schemas.microsoft.com/office/word/2010/wordprocessingCanvas" xmlns:cx="http://schemas.microsoft.com/office/drawing/2014/chartex" xmlns:cx1="http://schemas.microsoft.com/office/drawing/2015/9/8/chartex" xmlns:mc="http://schemas.openxmlformats.org/markup-compatibility/2006" xmlns:o="urn:schemas-microsoft-com:office:office" xmlns:r="http://schemas.openxmlformats.org/officeDocument/2006/relationships" xmlns:m="http://schemas.openxmlformats.org/officeDocument/2006/math" xmlns:v="urn:schemas-microsoft-com:vml" xmlns:wp14="http://schemas.microsoft.com/office/word/2010/wordprocessingDrawing" xmlns:wp="http://schemas.openxmlformats.org/drawingml/2006/wordprocessingDrawing" xmlns:w10="urn:schemas-microsoft-com:office:word" xmlns:w="http://schemas.openxmlformats.org/wordprocessingml/2006/main" xmlns:w14="http://schemas.microsoft.com/office/word/2010/wordml" xmlns:w15="http://schemas.microsoft.com/office/word/2012/wordml" xmlns:w16se="http://schemas.microsoft.com/office/word/2015/wordml/symex" xmlns:wpg="http://schemas.microsoft.com/office/word/2010/wordprocessingGroup" xmlns:wpi="http://schemas.microsoft.com/office/word/2010/wordprocessingInk" xmlns:wne="http://schemas.microsoft.com/office/word/2006/wordml" xmlns:wps="http://schemas.microsoft.com/office/word/2010/wordprocessingShape" mc:Ignorable="w14 w15 w16se wp14">
   <w:body>
     <w:p>
       <w:pPr>
@@ -12,15 +12,49 @@
         <w:spacing w:after="400"/>
         <w:jc w:val="center"/>
       </w:pPr>
-      <w:r>
-        <w:rPr>
-          <w:b w:val="false"/>
-          <w:bCs w:val="false"/>
+      <w:proofErr w:type="spellStart"/>
+      <w:r>
+        <w:rPr>
           <w:color w:val="555555"/>
           <w:sz w:val="24"/>
           <w:szCs w:val="24"/>
         </w:rPr>
-        <w:t xml:space="preserve">Dhirubhai Ambani Institute of Information and Communication Technology</w:t>
+        <w:t>Dhirubhai</w:t>
+      </w:r>
+      <w:proofErr w:type="spellEnd"/>
+      <w:r>
+        <w:rPr>
+          <w:color w:val="555555"/>
+          <w:sz w:val="24"/>
+          <w:szCs w:val="24"/>
+        </w:rPr>
+        <w:t xml:space="preserve"> </w:t>
+      </w:r>
+      <w:proofErr w:type="spellStart"/>
+      <w:r>
+        <w:rPr>
+          <w:color w:val="555555"/>
+          <w:sz w:val="24"/>
+          <w:szCs w:val="24"/>
+        </w:rPr>
+        <w:t>Ambani</w:t>
+      </w:r>
+      <w:proofErr w:type="spellEnd"/>
+      <w:r>
+        <w:rPr>
+          <w:color w:val="555555"/>
+          <w:sz w:val="24"/>
+          <w:szCs w:val="24"/>
+        </w:rPr>
+        <w:t xml:space="preserve"> </w:t>
+      </w:r>
+      <w:r>
+        <w:rPr>
+          <w:color w:val="555555"/>
+          <w:sz w:val="24"/>
+          <w:szCs w:val="24"/>
+        </w:rPr>
+        <w:t>University</w:t>
       </w:r>
     </w:p>
     <w:p>
@@ -36,7 +70,7 @@
           <w:sz w:val="30"/>
           <w:szCs w:val="30"/>
         </w:rPr>
-        <w:t xml:space="preserve">SUMMER INTERNSHIP REPORT</w:t>
+        <w:t>SUMMER INTERNSHIP REPORT</w:t>
       </w:r>
     </w:p>
     <w:p>
@@ -44,6 +78,7 @@
         <w:spacing w:after="500"/>
         <w:jc w:val="center"/>
       </w:pPr>
+      <w:proofErr w:type="spellStart"/>
       <w:r>
         <w:rPr>
           <w:b/>
@@ -52,7 +87,40 @@
           <w:sz w:val="30"/>
           <w:szCs w:val="30"/>
         </w:rPr>
-        <w:t xml:space="preserve">FairAC: A Decentralized IoT and Mobile Ecosystem for Fair Air Conditioning Billing in Shared Accommodations</w:t>
+        <w:t>FairAC</w:t>
+      </w:r>
+      <w:proofErr w:type="spellEnd"/>
+      <w:r>
+        <w:rPr>
+          <w:b/>
+          <w:bCs/>
+          <w:color w:val="2B5AA0"/>
+          <w:sz w:val="30"/>
+          <w:szCs w:val="30"/>
+        </w:rPr>
+        <w:t xml:space="preserve">: A Decentralized </w:t>
+      </w:r>
+      <w:proofErr w:type="spellStart"/>
+      <w:r>
+        <w:rPr>
+          <w:b/>
+          <w:bCs/>
+          <w:color w:val="2B5AA0"/>
+          <w:sz w:val="30"/>
+          <w:szCs w:val="30"/>
+        </w:rPr>
+        <w:t>IoT</w:t>
+      </w:r>
+      <w:proofErr w:type="spellEnd"/>
+      <w:r>
+        <w:rPr>
+          <w:b/>
+          <w:bCs/>
+          <w:color w:val="2B5AA0"/>
+          <w:sz w:val="30"/>
+          <w:szCs w:val="30"/>
+        </w:rPr>
+        <w:t xml:space="preserve"> and Mobile Ecosystem for Fair Air Conditioning Billing in Shared Accommodations</w:t>
       </w:r>
     </w:p>
     <w:p>
@@ -62,42 +130,54 @@
       </w:pPr>
       <w:r>
         <w:rPr>
-          <w:b w:val="false"/>
-          <w:bCs w:val="false"/>
           <w:color w:val="555555"/>
           <w:sz w:val="20"/>
           <w:szCs w:val="20"/>
         </w:rPr>
-        <w:t xml:space="preserve">Submitted in partial fulfilment of the requirements of the M.Sc. (Information Technology) Programme</w:t>
+        <w:t>Submitted in partial fulfilment of the requirements of the M.Sc. (Information Technology) Programme</w:t>
       </w:r>
     </w:p>
     <w:tbl>
       <w:tblPr>
-        <w:tblW w:type="pct" w:w="80%"/>
+        <w:tblW w:w="4000" w:type="pct"/>
         <w:jc w:val="center"/>
         <w:tblBorders>
-          <w:top w:val="single" w:color="CCCCCC" w:sz="4"/>
-          <w:left w:val="single" w:color="CCCCCC" w:sz="4"/>
-          <w:bottom w:val="single" w:color="CCCCCC" w:sz="4"/>
-          <w:right w:val="single" w:color="CCCCCC" w:sz="4"/>
-          <w:insideH w:val="single" w:color="CCCCCC" w:sz="4"/>
-          <w:insideV w:val="single" w:color="CCCCCC" w:sz="4"/>
+          <w:top w:val="single" w:sz="4" w:space="0" w:color="CCCCCC"/>
+          <w:left w:val="single" w:sz="4" w:space="0" w:color="CCCCCC"/>
+          <w:bottom w:val="single" w:sz="4" w:space="0" w:color="CCCCCC"/>
+          <w:right w:val="single" w:sz="4" w:space="0" w:color="CCCCCC"/>
+          <w:insideH w:val="single" w:sz="4" w:space="0" w:color="CCCCCC"/>
+          <w:insideV w:val="single" w:sz="4" w:space="0" w:color="CCCCCC"/>
         </w:tblBorders>
+        <w:tblCellMar>
+          <w:left w:w="10" w:type="dxa"/>
+          <w:right w:w="10" w:type="dxa"/>
+        </w:tblCellMar>
+        <w:tblLook w:val="04A0" w:firstRow="1" w:lastRow="0" w:firstColumn="1" w:lastColumn="0" w:noHBand="0" w:noVBand="1"/>
       </w:tblPr>
       <w:tblGrid>
-        <w:gridCol w:w="100"/>
-        <w:gridCol w:w="100"/>
+        <w:gridCol w:w="2659"/>
+        <w:gridCol w:w="4938"/>
       </w:tblGrid>
       <w:tr>
+        <w:tblPrEx>
+          <w:tblCellMar>
+            <w:top w:w="0" w:type="dxa"/>
+            <w:bottom w:w="0" w:type="dxa"/>
+          </w:tblCellMar>
+        </w:tblPrEx>
+        <w:trPr>
+          <w:jc w:val="center"/>
+        </w:trPr>
         <w:tc>
           <w:tcPr>
-            <w:tcW w:type="pct" w:w="35%"/>
-            <w:shd w:fill="EAF1FB" w:val="clear"/>
+            <w:tcW w:w="1750" w:type="pct"/>
+            <w:shd w:val="clear" w:color="auto" w:fill="EAF1FB"/>
             <w:tcMar>
-              <w:top w:type="dxa" w:w="100"/>
-              <w:left w:type="dxa" w:w="150"/>
-              <w:bottom w:type="dxa" w:w="100"/>
-              <w:right w:type="dxa" w:w="150"/>
+              <w:top w:w="100" w:type="dxa"/>
+              <w:left w:w="150" w:type="dxa"/>
+              <w:bottom w:w="100" w:type="dxa"/>
+              <w:right w:w="150" w:type="dxa"/>
             </w:tcMar>
             <w:vAlign w:val="center"/>
           </w:tcPr>
@@ -107,79 +187,117 @@
                 <w:b/>
                 <w:bCs/>
               </w:rPr>
-              <w:t xml:space="preserve">Student Name</w:t>
+              <w:t>Student Name</w:t>
             </w:r>
           </w:p>
         </w:tc>
         <w:tc>
           <w:tcPr>
-            <w:tcW w:type="pct" w:w="65%"/>
+            <w:tcW w:w="3250" w:type="pct"/>
             <w:tcMar>
-              <w:top w:type="dxa" w:w="100"/>
-              <w:left w:type="dxa" w:w="150"/>
-              <w:bottom w:type="dxa" w:w="100"/>
-              <w:right w:type="dxa" w:w="150"/>
+              <w:top w:w="100" w:type="dxa"/>
+              <w:left w:w="150" w:type="dxa"/>
+              <w:bottom w:w="100" w:type="dxa"/>
+              <w:right w:w="150" w:type="dxa"/>
             </w:tcMar>
             <w:vAlign w:val="center"/>
           </w:tcPr>
           <w:p>
             <w:r>
-              <w:t xml:space="preserve">[Your Full Name]</w:t>
+              <w:t xml:space="preserve">Dhrumil </w:t>
+            </w:r>
+            <w:proofErr w:type="spellStart"/>
+            <w:r>
+              <w:t>Rajeshbhai</w:t>
+            </w:r>
+            <w:proofErr w:type="spellEnd"/>
+            <w:r>
+              <w:t xml:space="preserve"> Doshi</w:t>
+            </w:r>
+            <w:r>
+              <w:t xml:space="preserve"> </w:t>
             </w:r>
           </w:p>
         </w:tc>
       </w:tr>
       <w:tr>
+        <w:tblPrEx>
+          <w:tblCellMar>
+            <w:top w:w="0" w:type="dxa"/>
+            <w:bottom w:w="0" w:type="dxa"/>
+          </w:tblCellMar>
+        </w:tblPrEx>
+        <w:trPr>
+          <w:jc w:val="center"/>
+        </w:trPr>
         <w:tc>
           <w:tcPr>
-            <w:tcW w:type="pct" w:w="35%"/>
-            <w:shd w:fill="EAF1FB" w:val="clear"/>
+            <w:tcW w:w="1750" w:type="pct"/>
+            <w:shd w:val="clear" w:color="auto" w:fill="EAF1FB"/>
             <w:tcMar>
-              <w:top w:type="dxa" w:w="100"/>
-              <w:left w:type="dxa" w:w="150"/>
-              <w:bottom w:type="dxa" w:w="100"/>
-              <w:right w:type="dxa" w:w="150"/>
+              <w:top w:w="100" w:type="dxa"/>
+              <w:left w:w="150" w:type="dxa"/>
+              <w:bottom w:w="100" w:type="dxa"/>
+              <w:right w:w="150" w:type="dxa"/>
             </w:tcMar>
             <w:vAlign w:val="center"/>
           </w:tcPr>
           <w:p>
+            <w:proofErr w:type="spellStart"/>
             <w:r>
               <w:rPr>
                 <w:b/>
                 <w:bCs/>
               </w:rPr>
-              <w:t xml:space="preserve">Enrollment No.</w:t>
+              <w:t>Enrollment</w:t>
+            </w:r>
+            <w:proofErr w:type="spellEnd"/>
+            <w:r>
+              <w:rPr>
+                <w:b/>
+                <w:bCs/>
+              </w:rPr>
+              <w:t xml:space="preserve"> No.</w:t>
             </w:r>
           </w:p>
         </w:tc>
         <w:tc>
           <w:tcPr>
-            <w:tcW w:type="pct" w:w="65%"/>
+            <w:tcW w:w="3250" w:type="pct"/>
             <w:tcMar>
-              <w:top w:type="dxa" w:w="100"/>
-              <w:left w:type="dxa" w:w="150"/>
-              <w:bottom w:type="dxa" w:w="100"/>
-              <w:right w:type="dxa" w:w="150"/>
+              <w:top w:w="100" w:type="dxa"/>
+              <w:left w:w="150" w:type="dxa"/>
+              <w:bottom w:w="100" w:type="dxa"/>
+              <w:right w:w="150" w:type="dxa"/>
             </w:tcMar>
             <w:vAlign w:val="center"/>
           </w:tcPr>
           <w:p>
             <w:r>
-              <w:t xml:space="preserve">[Enrollment Number]</w:t>
+              <w:t>202512088</w:t>
             </w:r>
           </w:p>
         </w:tc>
       </w:tr>
       <w:tr>
+        <w:tblPrEx>
+          <w:tblCellMar>
+            <w:top w:w="0" w:type="dxa"/>
+            <w:bottom w:w="0" w:type="dxa"/>
+          </w:tblCellMar>
+        </w:tblPrEx>
+        <w:trPr>
+          <w:jc w:val="center"/>
+        </w:trPr>
         <w:tc>
           <w:tcPr>
-            <w:tcW w:type="pct" w:w="35%"/>
-            <w:shd w:fill="EAF1FB" w:val="clear"/>
+            <w:tcW w:w="1750" w:type="pct"/>
+            <w:shd w:val="clear" w:color="auto" w:fill="EAF1FB"/>
             <w:tcMar>
-              <w:top w:type="dxa" w:w="100"/>
-              <w:left w:type="dxa" w:w="150"/>
-              <w:bottom w:type="dxa" w:w="100"/>
-              <w:right w:type="dxa" w:w="150"/>
+              <w:top w:w="100" w:type="dxa"/>
+              <w:left w:w="150" w:type="dxa"/>
+              <w:bottom w:w="100" w:type="dxa"/>
+              <w:right w:w="150" w:type="dxa"/>
             </w:tcMar>
             <w:vAlign w:val="center"/>
           </w:tcPr>
@@ -189,38 +307,50 @@
                 <w:b/>
                 <w:bCs/>
               </w:rPr>
-              <w:t xml:space="preserve">Programme</w:t>
+              <w:t>Programme</w:t>
             </w:r>
           </w:p>
         </w:tc>
         <w:tc>
           <w:tcPr>
-            <w:tcW w:type="pct" w:w="65%"/>
+            <w:tcW w:w="3250" w:type="pct"/>
             <w:tcMar>
-              <w:top w:type="dxa" w:w="100"/>
-              <w:left w:type="dxa" w:w="150"/>
-              <w:bottom w:type="dxa" w:w="100"/>
-              <w:right w:type="dxa" w:w="150"/>
+              <w:top w:w="100" w:type="dxa"/>
+              <w:left w:w="150" w:type="dxa"/>
+              <w:bottom w:w="100" w:type="dxa"/>
+              <w:right w:w="150" w:type="dxa"/>
             </w:tcMar>
             <w:vAlign w:val="center"/>
           </w:tcPr>
           <w:p>
             <w:r>
-              <w:t xml:space="preserve">M.Sc. (Information Technology), DA-IICT</w:t>
+              <w:t>M.Sc. (</w:t>
+            </w:r>
+            <w:r>
+              <w:t>Information Technology), DAU</w:t>
             </w:r>
           </w:p>
         </w:tc>
       </w:tr>
       <w:tr>
+        <w:tblPrEx>
+          <w:tblCellMar>
+            <w:top w:w="0" w:type="dxa"/>
+            <w:bottom w:w="0" w:type="dxa"/>
+          </w:tblCellMar>
+        </w:tblPrEx>
+        <w:trPr>
+          <w:jc w:val="center"/>
+        </w:trPr>
         <w:tc>
           <w:tcPr>
-            <w:tcW w:type="pct" w:w="35%"/>
-            <w:shd w:fill="EAF1FB" w:val="clear"/>
+            <w:tcW w:w="1750" w:type="pct"/>
+            <w:shd w:val="clear" w:color="auto" w:fill="EAF1FB"/>
             <w:tcMar>
-              <w:top w:type="dxa" w:w="100"/>
-              <w:left w:type="dxa" w:w="150"/>
-              <w:bottom w:type="dxa" w:w="100"/>
-              <w:right w:type="dxa" w:w="150"/>
+              <w:top w:w="100" w:type="dxa"/>
+              <w:left w:w="150" w:type="dxa"/>
+              <w:bottom w:w="100" w:type="dxa"/>
+              <w:right w:w="150" w:type="dxa"/>
             </w:tcMar>
             <w:vAlign w:val="center"/>
           </w:tcPr>
@@ -230,38 +360,60 @@
                 <w:b/>
                 <w:bCs/>
               </w:rPr>
-              <w:t xml:space="preserve">Company Name</w:t>
+              <w:t>Company Name</w:t>
             </w:r>
           </w:p>
         </w:tc>
         <w:tc>
           <w:tcPr>
-            <w:tcW w:type="pct" w:w="65%"/>
+            <w:tcW w:w="3250" w:type="pct"/>
             <w:tcMar>
-              <w:top w:type="dxa" w:w="100"/>
-              <w:left w:type="dxa" w:w="150"/>
-              <w:bottom w:type="dxa" w:w="100"/>
-              <w:right w:type="dxa" w:w="150"/>
+              <w:top w:w="100" w:type="dxa"/>
+              <w:left w:w="150" w:type="dxa"/>
+              <w:bottom w:w="100" w:type="dxa"/>
+              <w:right w:w="150" w:type="dxa"/>
             </w:tcMar>
             <w:vAlign w:val="center"/>
           </w:tcPr>
           <w:p>
-            <w:r>
-              <w:t xml:space="preserve">[Company Name]</w:t>
+            <w:proofErr w:type="spellStart"/>
+            <w:r>
+              <w:t>Logistixian</w:t>
+            </w:r>
+            <w:proofErr w:type="spellEnd"/>
+            <w:r>
+              <w:t xml:space="preserve"> Technologies Pvt Ltd (</w:t>
+            </w:r>
+            <w:proofErr w:type="spellStart"/>
+            <w:r>
+              <w:t>Shipmets</w:t>
+            </w:r>
+            <w:proofErr w:type="spellEnd"/>
+            <w:r>
+              <w:t>)</w:t>
             </w:r>
           </w:p>
         </w:tc>
       </w:tr>
       <w:tr>
+        <w:tblPrEx>
+          <w:tblCellMar>
+            <w:top w:w="0" w:type="dxa"/>
+            <w:bottom w:w="0" w:type="dxa"/>
+          </w:tblCellMar>
+        </w:tblPrEx>
+        <w:trPr>
+          <w:jc w:val="center"/>
+        </w:trPr>
         <w:tc>
           <w:tcPr>
-            <w:tcW w:type="pct" w:w="35%"/>
-            <w:shd w:fill="EAF1FB" w:val="clear"/>
+            <w:tcW w:w="1750" w:type="pct"/>
+            <w:shd w:val="clear" w:color="auto" w:fill="EAF1FB"/>
             <w:tcMar>
-              <w:top w:type="dxa" w:w="100"/>
-              <w:left w:type="dxa" w:w="150"/>
-              <w:bottom w:type="dxa" w:w="100"/>
-              <w:right w:type="dxa" w:w="150"/>
+              <w:top w:w="100" w:type="dxa"/>
+              <w:left w:w="150" w:type="dxa"/>
+              <w:bottom w:w="100" w:type="dxa"/>
+              <w:right w:w="150" w:type="dxa"/>
             </w:tcMar>
             <w:vAlign w:val="center"/>
           </w:tcPr>
@@ -271,38 +423,72 @@
                 <w:b/>
                 <w:bCs/>
               </w:rPr>
-              <w:t xml:space="preserve">Company Address</w:t>
+              <w:t>Company Address</w:t>
             </w:r>
           </w:p>
         </w:tc>
         <w:tc>
           <w:tcPr>
-            <w:tcW w:type="pct" w:w="65%"/>
+            <w:tcW w:w="3250" w:type="pct"/>
             <w:tcMar>
-              <w:top w:type="dxa" w:w="100"/>
-              <w:left w:type="dxa" w:w="150"/>
-              <w:bottom w:type="dxa" w:w="100"/>
-              <w:right w:type="dxa" w:w="150"/>
+              <w:top w:w="100" w:type="dxa"/>
+              <w:left w:w="150" w:type="dxa"/>
+              <w:bottom w:w="100" w:type="dxa"/>
+              <w:right w:w="150" w:type="dxa"/>
             </w:tcMar>
             <w:vAlign w:val="center"/>
           </w:tcPr>
           <w:p>
-            <w:r>
-              <w:t xml:space="preserve">[Company Address]</w:t>
+            <w:proofErr w:type="spellStart"/>
+            <w:r>
+              <w:t>Pariseema</w:t>
+            </w:r>
+            <w:proofErr w:type="spellEnd"/>
+            <w:r>
+              <w:t xml:space="preserve"> Complex, </w:t>
+            </w:r>
+          </w:p>
+          <w:p>
+            <w:r>
+              <w:t xml:space="preserve">2nd Floor,  Block A, </w:t>
+            </w:r>
+          </w:p>
+          <w:p>
+            <w:r>
+              <w:t>Office # A24 to A28,</w:t>
+            </w:r>
+          </w:p>
+          <w:p>
+            <w:proofErr w:type="spellStart"/>
+            <w:r>
+              <w:t>C.G.Road</w:t>
+            </w:r>
+            <w:proofErr w:type="spellEnd"/>
+            <w:r>
+              <w:t>, Ahmedabad - 380006, Gujarat, India</w:t>
             </w:r>
           </w:p>
         </w:tc>
       </w:tr>
       <w:tr>
+        <w:tblPrEx>
+          <w:tblCellMar>
+            <w:top w:w="0" w:type="dxa"/>
+            <w:bottom w:w="0" w:type="dxa"/>
+          </w:tblCellMar>
+        </w:tblPrEx>
+        <w:trPr>
+          <w:jc w:val="center"/>
+        </w:trPr>
         <w:tc>
           <w:tcPr>
-            <w:tcW w:type="pct" w:w="35%"/>
-            <w:shd w:fill="EAF1FB" w:val="clear"/>
+            <w:tcW w:w="1750" w:type="pct"/>
+            <w:shd w:val="clear" w:color="auto" w:fill="EAF1FB"/>
             <w:tcMar>
-              <w:top w:type="dxa" w:w="100"/>
-              <w:left w:type="dxa" w:w="150"/>
-              <w:bottom w:type="dxa" w:w="100"/>
-              <w:right w:type="dxa" w:w="150"/>
+              <w:top w:w="100" w:type="dxa"/>
+              <w:left w:w="150" w:type="dxa"/>
+              <w:bottom w:w="100" w:type="dxa"/>
+              <w:right w:w="150" w:type="dxa"/>
             </w:tcMar>
             <w:vAlign w:val="center"/>
           </w:tcPr>
@@ -312,38 +498,76 @@
                 <w:b/>
                 <w:bCs/>
               </w:rPr>
-              <w:t xml:space="preserve">Mentor / HR</w:t>
+              <w:t>Mentor / HR</w:t>
             </w:r>
           </w:p>
         </w:tc>
         <w:tc>
           <w:tcPr>
-            <w:tcW w:type="pct" w:w="65%"/>
+            <w:tcW w:w="3250" w:type="pct"/>
             <w:tcMar>
-              <w:top w:type="dxa" w:w="100"/>
-              <w:left w:type="dxa" w:w="150"/>
-              <w:bottom w:type="dxa" w:w="100"/>
-              <w:right w:type="dxa" w:w="150"/>
+              <w:top w:w="100" w:type="dxa"/>
+              <w:left w:w="150" w:type="dxa"/>
+              <w:bottom w:w="100" w:type="dxa"/>
+              <w:right w:w="150" w:type="dxa"/>
             </w:tcMar>
             <w:vAlign w:val="center"/>
           </w:tcPr>
           <w:p>
-            <w:r>
-              <w:t xml:space="preserve">[Mentor Name]</w:t>
+            <w:pPr>
+              <w:shd w:val="clear" w:color="auto" w:fill="FFFFFF"/>
+              <w:rPr>
+                <w:rFonts w:ascii="Helvetica" w:eastAsia="Times New Roman" w:hAnsi="Helvetica" w:cs="Helvetica"/>
+                <w:color w:val="202124"/>
+                <w:sz w:val="21"/>
+                <w:szCs w:val="21"/>
+              </w:rPr>
+            </w:pPr>
+            <w:proofErr w:type="spellStart"/>
+            <w:r>
+              <w:rPr>
+                <w:rFonts w:ascii="Helvetica" w:eastAsia="Times New Roman" w:hAnsi="Helvetica" w:cs="Helvetica"/>
+                <w:color w:val="202124"/>
+                <w:sz w:val="21"/>
+                <w:szCs w:val="21"/>
+              </w:rPr>
+              <w:t>Prasann</w:t>
+            </w:r>
+            <w:proofErr w:type="spellEnd"/>
+            <w:r>
+              <w:rPr>
+                <w:rFonts w:ascii="Helvetica" w:eastAsia="Times New Roman" w:hAnsi="Helvetica" w:cs="Helvetica"/>
+                <w:color w:val="202124"/>
+                <w:sz w:val="21"/>
+                <w:szCs w:val="21"/>
+              </w:rPr>
+              <w:t xml:space="preserve"> Shah</w:t>
+            </w:r>
+            <w:r>
+              <w:t xml:space="preserve"> </w:t>
             </w:r>
           </w:p>
         </w:tc>
       </w:tr>
       <w:tr>
+        <w:tblPrEx>
+          <w:tblCellMar>
+            <w:top w:w="0" w:type="dxa"/>
+            <w:bottom w:w="0" w:type="dxa"/>
+          </w:tblCellMar>
+        </w:tblPrEx>
+        <w:trPr>
+          <w:jc w:val="center"/>
+        </w:trPr>
         <w:tc>
           <w:tcPr>
-            <w:tcW w:type="pct" w:w="35%"/>
-            <w:shd w:fill="EAF1FB" w:val="clear"/>
+            <w:tcW w:w="1750" w:type="pct"/>
+            <w:shd w:val="clear" w:color="auto" w:fill="EAF1FB"/>
             <w:tcMar>
-              <w:top w:type="dxa" w:w="100"/>
-              <w:left w:type="dxa" w:w="150"/>
-              <w:bottom w:type="dxa" w:w="100"/>
-              <w:right w:type="dxa" w:w="150"/>
+              <w:top w:w="100" w:type="dxa"/>
+              <w:left w:w="150" w:type="dxa"/>
+              <w:bottom w:w="100" w:type="dxa"/>
+              <w:right w:w="150" w:type="dxa"/>
             </w:tcMar>
             <w:vAlign w:val="center"/>
           </w:tcPr>
@@ -353,24 +577,95 @@
                 <w:b/>
                 <w:bCs/>
               </w:rPr>
-              <w:t xml:space="preserve">Internship Duration</w:t>
+              <w:t>Internship Duration</w:t>
             </w:r>
           </w:p>
         </w:tc>
         <w:tc>
           <w:tcPr>
-            <w:tcW w:type="pct" w:w="65%"/>
+            <w:tcW w:w="3250" w:type="pct"/>
             <w:tcMar>
-              <w:top w:type="dxa" w:w="100"/>
-              <w:left w:type="dxa" w:w="150"/>
-              <w:bottom w:type="dxa" w:w="100"/>
-              <w:right w:type="dxa" w:w="150"/>
+              <w:top w:w="100" w:type="dxa"/>
+              <w:left w:w="150" w:type="dxa"/>
+              <w:bottom w:w="100" w:type="dxa"/>
+              <w:right w:w="150" w:type="dxa"/>
             </w:tcMar>
             <w:vAlign w:val="center"/>
           </w:tcPr>
           <w:p>
             <w:r>
-              <w:t xml:space="preserve">[Start Date] to [End Date]  ([Duration])</w:t>
+              <w:t xml:space="preserve">18/05/2026 </w:t>
+            </w:r>
+            <w:r>
+              <w:t xml:space="preserve">to </w:t>
+            </w:r>
+            <w:r>
+              <w:t>18/07/2026</w:t>
+            </w:r>
+            <w:r>
+              <w:t xml:space="preserve"> (</w:t>
+            </w:r>
+            <w:r>
+              <w:t>2 Months</w:t>
+            </w:r>
+            <w:r>
+              <w:t>)</w:t>
+            </w:r>
+          </w:p>
+        </w:tc>
+      </w:tr>
+      <w:tr>
+        <w:tblPrEx>
+          <w:tblCellMar>
+            <w:top w:w="0" w:type="dxa"/>
+            <w:bottom w:w="0" w:type="dxa"/>
+          </w:tblCellMar>
+        </w:tblPrEx>
+        <w:trPr>
+          <w:jc w:val="center"/>
+        </w:trPr>
+        <w:tc>
+          <w:tcPr>
+            <w:tcW w:w="1750" w:type="pct"/>
+            <w:shd w:val="clear" w:color="auto" w:fill="EAF1FB"/>
+            <w:tcMar>
+              <w:top w:w="100" w:type="dxa"/>
+              <w:left w:w="150" w:type="dxa"/>
+              <w:bottom w:w="100" w:type="dxa"/>
+              <w:right w:w="150" w:type="dxa"/>
+            </w:tcMar>
+            <w:vAlign w:val="center"/>
+          </w:tcPr>
+          <w:p>
+            <w:pPr>
+              <w:rPr>
+                <w:b/>
+                <w:bCs/>
+              </w:rPr>
+            </w:pPr>
+            <w:r>
+              <w:rPr>
+                <w:b/>
+                <w:bCs/>
+              </w:rPr>
+              <w:t>Project Type</w:t>
+            </w:r>
+          </w:p>
+        </w:tc>
+        <w:tc>
+          <w:tcPr>
+            <w:tcW w:w="3250" w:type="pct"/>
+            <w:tcMar>
+              <w:top w:w="100" w:type="dxa"/>
+              <w:left w:w="150" w:type="dxa"/>
+              <w:bottom w:w="100" w:type="dxa"/>
+              <w:right w:w="150" w:type="dxa"/>
+            </w:tcMar>
+            <w:vAlign w:val="center"/>
+          </w:tcPr>
+          <w:p>
+            <w:r>
+              <w:t>Self-directed/ Independent project (Not client assigned)</w:t>
             </w:r>
           </w:p>
         </w:tc>
@@ -379,9 +674,9 @@
     <w:p>
       <w:pPr>
         <w:sectPr>
-          <w:pgSz w:w="11906" w:h="16838" w:orient="portrait"/>
+          <w:pgSz w:w="11906" w:h="16838"/>
           <w:pgMar w:top="1100" w:right="1200" w:bottom="1100" w:left="1200" w:header="708" w:footer="708" w:gutter="0"/>
-          <w:pgNumType/>
+          <w:cols w:space="720"/>
           <w:docGrid w:linePitch="360"/>
         </w:sectPr>
       </w:pPr>
@@ -389,7 +684,7 @@
     <w:p>
       <w:pPr>
         <w:pStyle w:val="Heading1"/>
-        <w:spacing w:after="160" w:before="320"/>
+        <w:spacing w:before="320" w:after="160"/>
       </w:pPr>
       <w:r>
         <w:rPr>
@@ -397,7 +692,8 @@
           <w:bCs/>
           <w:color w:val="1F3864"/>
         </w:rPr>
-        <w:t xml:space="preserve">Table of Contents</w:t>
+        <w:lastRenderedPageBreak/>
+        <w:t>Table of Contents</w:t>
       </w:r>
     </w:p>
     <w:p>
@@ -411,9 +707,11 @@
           <w:sz w:val="23"/>
           <w:szCs w:val="23"/>
         </w:rPr>
-        <w:t xml:space="preserve">1. Introduction</w:t>
-      </w:r>
-      <w:ptab w:alignment="right" w:relativeTo="margin" w:leader="dot"/>
+        <w:t>1. Introduction</w:t>
+      </w:r>
+      <w:r>
+        <w:ptab w:relativeTo="margin" w:alignment="right" w:leader="dot"/>
+      </w:r>
       <w:r>
         <w:rPr>
           <w:b/>
@@ -421,7 +719,7 @@
           <w:sz w:val="23"/>
           <w:szCs w:val="23"/>
         </w:rPr>
-        <w:t xml:space="preserve">3</w:t>
+        <w:t>3</w:t>
       </w:r>
     </w:p>
     <w:p>
@@ -435,9 +733,11 @@
           <w:sz w:val="23"/>
           <w:szCs w:val="23"/>
         </w:rPr>
-        <w:t xml:space="preserve">2. Context Diagram</w:t>
-      </w:r>
-      <w:ptab w:alignment="right" w:relativeTo="margin" w:leader="dot"/>
+        <w:t>2. Context Diagram</w:t>
+      </w:r>
+      <w:r>
+        <w:ptab w:relativeTo="margin" w:alignment="right" w:leader="dot"/>
+      </w:r>
       <w:r>
         <w:rPr>
           <w:b/>
@@ -445,7 +745,7 @@
           <w:sz w:val="23"/>
           <w:szCs w:val="23"/>
         </w:rPr>
-        <w:t xml:space="preserve">4</w:t>
+        <w:t>5</w:t>
       </w:r>
     </w:p>
     <w:p>
@@ -459,9 +759,11 @@
           <w:sz w:val="23"/>
           <w:szCs w:val="23"/>
         </w:rPr>
-        <w:t xml:space="preserve">3. Scope Statement</w:t>
-      </w:r>
-      <w:ptab w:alignment="right" w:relativeTo="margin" w:leader="dot"/>
+        <w:t>3. Scope Statement</w:t>
+      </w:r>
+      <w:r>
+        <w:ptab w:relativeTo="margin" w:alignment="right" w:leader="dot"/>
+      </w:r>
       <w:r>
         <w:rPr>
           <w:b/>
@@ -469,7 +771,7 @@
           <w:sz w:val="23"/>
           <w:szCs w:val="23"/>
         </w:rPr>
-        <w:t xml:space="preserve">5</w:t>
+        <w:t>6</w:t>
       </w:r>
     </w:p>
     <w:p>
@@ -483,9 +785,11 @@
           <w:sz w:val="23"/>
           <w:szCs w:val="23"/>
         </w:rPr>
-        <w:t xml:space="preserve">4. Detailed Use Cases Implemented</w:t>
-      </w:r>
-      <w:ptab w:alignment="right" w:relativeTo="margin" w:leader="dot"/>
+        <w:t>4. Detailed Use Cases Implemented</w:t>
+      </w:r>
+      <w:r>
+        <w:ptab w:relativeTo="margin" w:alignment="right" w:leader="dot"/>
+      </w:r>
       <w:r>
         <w:rPr>
           <w:b/>
@@ -493,7 +797,7 @@
           <w:sz w:val="23"/>
           <w:szCs w:val="23"/>
         </w:rPr>
-        <w:t xml:space="preserve">6</w:t>
+        <w:t>7</w:t>
       </w:r>
     </w:p>
     <w:p>
@@ -507,9 +811,11 @@
           <w:sz w:val="23"/>
           <w:szCs w:val="23"/>
         </w:rPr>
-        <w:t xml:space="preserve">5. Design Contribution</w:t>
-      </w:r>
-      <w:ptab w:alignment="right" w:relativeTo="margin" w:leader="dot"/>
+        <w:t>5. Design Contribution</w:t>
+      </w:r>
+      <w:r>
+        <w:ptab w:relativeTo="margin" w:alignment="right" w:leader="dot"/>
+      </w:r>
       <w:r>
         <w:rPr>
           <w:b/>
@@ -517,7 +823,7 @@
           <w:sz w:val="23"/>
           <w:szCs w:val="23"/>
         </w:rPr>
-        <w:t xml:space="preserve">7</w:t>
+        <w:t>8</w:t>
       </w:r>
     </w:p>
     <w:p>
@@ -531,9 +837,11 @@
           <w:sz w:val="23"/>
           <w:szCs w:val="23"/>
         </w:rPr>
-        <w:t xml:space="preserve">6. Programming Contribution</w:t>
-      </w:r>
-      <w:ptab w:alignment="right" w:relativeTo="margin" w:leader="dot"/>
+        <w:t>6. Programming Contribution</w:t>
+      </w:r>
+      <w:r>
+        <w:ptab w:relativeTo="margin" w:alignment="right" w:leader="dot"/>
+      </w:r>
       <w:r>
         <w:rPr>
           <w:b/>
@@ -541,7 +849,7 @@
           <w:sz w:val="23"/>
           <w:szCs w:val="23"/>
         </w:rPr>
-        <w:t xml:space="preserve">8</w:t>
+        <w:t>9</w:t>
       </w:r>
     </w:p>
     <w:p>
@@ -555,9 +863,11 @@
           <w:sz w:val="23"/>
           <w:szCs w:val="23"/>
         </w:rPr>
-        <w:t xml:space="preserve">7. Tools, Technologies, APIs and Libraries Used</w:t>
-      </w:r>
-      <w:ptab w:alignment="right" w:relativeTo="margin" w:leader="dot"/>
+        <w:t>7. Tools, Technologies, APIs and Libraries Used</w:t>
+      </w:r>
+      <w:r>
+        <w:ptab w:relativeTo="margin" w:alignment="right" w:leader="dot"/>
+      </w:r>
       <w:r>
         <w:rPr>
           <w:b/>
@@ -565,7 +875,7 @@
           <w:sz w:val="23"/>
           <w:szCs w:val="23"/>
         </w:rPr>
-        <w:t xml:space="preserve">9</w:t>
+        <w:t>10</w:t>
       </w:r>
     </w:p>
     <w:p>
@@ -579,9 +889,11 @@
           <w:sz w:val="23"/>
           <w:szCs w:val="23"/>
         </w:rPr>
-        <w:t xml:space="preserve">8. Testing Strategies and Reports</w:t>
-      </w:r>
-      <w:ptab w:alignment="right" w:relativeTo="margin" w:leader="dot"/>
+        <w:t>8. Testing Strategies and Reports</w:t>
+      </w:r>
+      <w:r>
+        <w:ptab w:relativeTo="margin" w:alignment="right" w:leader="dot"/>
+      </w:r>
       <w:r>
         <w:rPr>
           <w:b/>
@@ -589,7 +901,7 @@
           <w:sz w:val="23"/>
           <w:szCs w:val="23"/>
         </w:rPr>
-        <w:t xml:space="preserve">10</w:t>
+        <w:t>11</w:t>
       </w:r>
     </w:p>
     <w:p>
@@ -603,9 +915,11 @@
           <w:sz w:val="23"/>
           <w:szCs w:val="23"/>
         </w:rPr>
-        <w:t xml:space="preserve">9. Innovative Contribution</w:t>
-      </w:r>
-      <w:ptab w:alignment="right" w:relativeTo="margin" w:leader="dot"/>
+        <w:t>9. Innovative Contribution</w:t>
+      </w:r>
+      <w:r>
+        <w:ptab w:relativeTo="margin" w:alignment="right" w:leader="dot"/>
+      </w:r>
       <w:r>
         <w:rPr>
           <w:b/>
@@ -613,7 +927,7 @@
           <w:sz w:val="23"/>
           <w:szCs w:val="23"/>
         </w:rPr>
-        <w:t xml:space="preserve">11</w:t>
+        <w:t>12</w:t>
       </w:r>
     </w:p>
     <w:p>
@@ -627,9 +941,11 @@
           <w:sz w:val="23"/>
           <w:szCs w:val="23"/>
         </w:rPr>
-        <w:t xml:space="preserve">10. Lessons Learnt</w:t>
-      </w:r>
-      <w:ptab w:alignment="right" w:relativeTo="margin" w:leader="dot"/>
+        <w:t>10. Lessons Learnt</w:t>
+      </w:r>
+      <w:r>
+        <w:ptab w:relativeTo="margin" w:alignment="right" w:leader="dot"/>
+      </w:r>
       <w:r>
         <w:rPr>
           <w:b/>
@@ -637,31 +953,7 @@
           <w:sz w:val="23"/>
           <w:szCs w:val="23"/>
         </w:rPr>
-        <w:t xml:space="preserve">12</w:t>
-      </w:r>
-    </w:p>
-    <w:p>
-      <w:pPr>
-        <w:spacing w:after="140"/>
-      </w:pPr>
-      <w:r>
-        <w:rPr>
-          <w:b/>
-          <w:bCs/>
-          <w:sz w:val="23"/>
-          <w:szCs w:val="23"/>
-        </w:rPr>
-        <w:t xml:space="preserve">References</w:t>
-      </w:r>
-      <w:ptab w:alignment="right" w:relativeTo="margin" w:leader="dot"/>
-      <w:r>
-        <w:rPr>
-          <w:b/>
-          <w:bCs/>
-          <w:sz w:val="23"/>
-          <w:szCs w:val="23"/>
-        </w:rPr>
-        <w:t xml:space="preserve">13</w:t>
+        <w:t>13</w:t>
       </w:r>
     </w:p>
     <w:p>
@@ -672,7 +964,7 @@
     <w:p>
       <w:pPr>
         <w:pStyle w:val="Heading1"/>
-        <w:spacing w:after="160" w:before="320"/>
+        <w:spacing w:before="320" w:after="160"/>
       </w:pPr>
       <w:r>
         <w:rPr>
@@ -680,13 +972,14 @@
           <w:bCs/>
           <w:color w:val="1F3864"/>
         </w:rPr>
-        <w:t xml:space="preserve">1. Introduction</w:t>
+        <w:lastRenderedPageBreak/>
+        <w:t>1. Introduction</w:t>
       </w:r>
     </w:p>
     <w:p>
       <w:pPr>
         <w:pStyle w:val="Heading2"/>
-        <w:spacing w:after="120" w:before="240"/>
+        <w:spacing w:before="240" w:after="120"/>
       </w:pPr>
       <w:r>
         <w:rPr>
@@ -694,22 +987,39 @@
           <w:bCs/>
           <w:color w:val="2B5AA0"/>
         </w:rPr>
-        <w:t xml:space="preserve">1.1 Background</w:t>
-      </w:r>
-    </w:p>
-    <w:p>
-      <w:pPr>
-        <w:spacing w:after="160" w:line="300"/>
+        <w:t>1.1 Background</w:t>
+      </w:r>
+    </w:p>
+    <w:p>
+      <w:pPr>
+        <w:spacing w:after="160" w:line="300" w:lineRule="auto"/>
         <w:jc w:val="both"/>
       </w:pPr>
       <w:r>
-        <w:t xml:space="preserve">Air conditioners are among the most power-intensive appliances found in shared hostel and PG accommodations. The prevailing convention in most such rooms is to divide the total monthly electricity bill equally among all occupants, irrespective of how much each individual actually used the appliance. While simple to administer, this approach does not account for genuine differences in usage patterns among roommates.</w:t>
+        <w:t xml:space="preserve">Air conditioners are among the most power-intensive appliances found in shared hostel and PG accommodations. The prevailing convention in most such rooms is to divide the total monthly electricity bill </w:t>
+      </w:r>
+      <w:r>
+        <w:rPr>
+          <w:b/>
+          <w:bCs/>
+          <w:color w:val="FF0000"/>
+        </w:rPr>
+        <w:t>equally</w:t>
+      </w:r>
+      <w:r>
+        <w:rPr>
+          <w:color w:val="FF0000"/>
+        </w:rPr>
+        <w:t xml:space="preserve"> </w:t>
+      </w:r>
+      <w:r>
+        <w:t>among all occupants, irrespective of how much each individual actually used the appliance. While simple to administer, this approach does not account for genuine differences in usage patterns among roommates.</w:t>
       </w:r>
     </w:p>
     <w:p>
       <w:pPr>
         <w:pStyle w:val="Heading2"/>
-        <w:spacing w:after="120" w:before="240"/>
+        <w:spacing w:before="240" w:after="120"/>
       </w:pPr>
       <w:r>
         <w:rPr>
@@ -717,22 +1027,40 @@
           <w:bCs/>
           <w:color w:val="2B5AA0"/>
         </w:rPr>
-        <w:t xml:space="preserve">1.2 Problem Statement</w:t>
-      </w:r>
-    </w:p>
-    <w:p>
-      <w:pPr>
-        <w:spacing w:after="160" w:line="300"/>
+        <w:t>1.2 Problem Statement</w:t>
+      </w:r>
+    </w:p>
+    <w:p>
+      <w:pPr>
+        <w:spacing w:after="160" w:line="300" w:lineRule="auto"/>
         <w:jc w:val="both"/>
       </w:pPr>
       <w:r>
-        <w:t xml:space="preserve">Equal-division billing leads to a persistent lack of transparency and fairness: occupants who use the air conditioner sparingly end up subsidising those who use it heavily, and there is no reliable, tamper-proof record of who consumed how much energy and for how long. This gap in transparency is a recurring source of disputes in shared accommodation.</w:t>
+        <w:t>Equal-division billing leads to a persistent lack of transparency and f</w:t>
+      </w:r>
+      <w:r>
+        <w:t>airness: O</w:t>
+      </w:r>
+      <w:r>
+        <w:t>ccupants who use the air conditioner sparingly</w:t>
+      </w:r>
+      <w:r>
+        <w:t xml:space="preserve"> (in restricted manner</w:t>
+      </w:r>
+      <w:r>
+        <w:t>/ in very small amount</w:t>
+      </w:r>
+      <w:r>
+        <w:t>)</w:t>
+      </w:r>
+      <w:r>
+        <w:t xml:space="preserve"> end up subsidising those who use it heavily, and there is no reliable, tamper-proof record of who consumed how much energy and for how long. This gap in transparency is a recurring source of disputes in shared accommodation.</w:t>
       </w:r>
     </w:p>
     <w:p>
       <w:pPr>
         <w:pStyle w:val="Heading2"/>
-        <w:spacing w:after="120" w:before="240"/>
+        <w:spacing w:before="240" w:after="120"/>
       </w:pPr>
       <w:r>
         <w:rPr>
@@ -740,7 +1068,7 @@
           <w:bCs/>
           <w:color w:val="2B5AA0"/>
         </w:rPr>
-        <w:t xml:space="preserve">1.3 Objectives</w:t>
+        <w:t>1.3 Objectives</w:t>
       </w:r>
     </w:p>
     <w:p>
@@ -750,10 +1078,10 @@
           <w:ilvl w:val="0"/>
           <w:numId w:val="2"/>
         </w:numPr>
-        <w:spacing w:after="90" w:line="290"/>
-      </w:pPr>
-      <w:r>
-        <w:t xml:space="preserve">To design an IoT hardware module capable of metering high-power appliances such as air conditioners with accuracy and reliability.</w:t>
+        <w:spacing w:after="90" w:line="290" w:lineRule="auto"/>
+      </w:pPr>
+      <w:r>
+        <w:t>To build and develop a transparent system which dynamically calculates the billing for each students (user)</w:t>
       </w:r>
     </w:p>
     <w:p>
@@ -763,10 +1091,18 @@
           <w:ilvl w:val="0"/>
           <w:numId w:val="2"/>
         </w:numPr>
-        <w:spacing w:after="90" w:line="290"/>
-      </w:pPr>
-      <w:r>
-        <w:t xml:space="preserve">To develop a secure, offline-first communication protocol between the mobile application and the hardware module using Bluetooth Low Energy (BLE), so that the system remains usable even without an active internet connection.</w:t>
+        <w:spacing w:after="90" w:line="290" w:lineRule="auto"/>
+      </w:pPr>
+      <w:r>
+        <w:t xml:space="preserve">To design an </w:t>
+      </w:r>
+      <w:proofErr w:type="spellStart"/>
+      <w:r>
+        <w:t>IoT</w:t>
+      </w:r>
+      <w:proofErr w:type="spellEnd"/>
+      <w:r>
+        <w:t xml:space="preserve"> hardware module capable of metering high-power appliances such as air conditioners with accuracy and reliability.</w:t>
       </w:r>
     </w:p>
     <w:p>
@@ -776,33 +1112,10 @@
           <w:ilvl w:val="0"/>
           <w:numId w:val="2"/>
         </w:numPr>
-        <w:spacing w:after="90" w:line="290"/>
-      </w:pPr>
-      <w:r>
-        <w:t xml:space="preserve">To build a transaction-safe backend capable of handling digital wallets and proportional billing splits among multiple participants.</w:t>
-      </w:r>
-    </w:p>
-    <w:p>
-      <w:pPr>
-        <w:pStyle w:val="Heading2"/>
-        <w:spacing w:after="120" w:before="240"/>
-      </w:pPr>
-      <w:r>
-        <w:rPr>
-          <w:b/>
-          <w:bCs/>
-          <w:color w:val="2B5AA0"/>
-        </w:rPr>
-        <w:t xml:space="preserve">1.4 Existing Systems and Literature Review</w:t>
-      </w:r>
-    </w:p>
-    <w:p>
-      <w:pPr>
-        <w:spacing w:after="160" w:line="300"/>
-        <w:jc w:val="both"/>
-      </w:pPr>
-      <w:r>
-        <w:t xml:space="preserve">Two broad categories of existing solutions were studied before arriving at the FairAC design:</w:t>
+        <w:spacing w:after="90" w:line="290" w:lineRule="auto"/>
+      </w:pPr>
+      <w:r>
+        <w:t>To develop a secure, offline-first communication protocol between the mobile application and the hardware module using Bluetooth Low Energy (BLE), so that the system remains usable even without an active internet connection.</w:t>
       </w:r>
     </w:p>
     <w:p>
@@ -812,17 +1125,41 @@
           <w:ilvl w:val="0"/>
           <w:numId w:val="2"/>
         </w:numPr>
-        <w:spacing w:after="90" w:line="290"/>
-      </w:pPr>
-      <w:r>
-        <w:rPr>
-          <w:b/>
-          <w:bCs/>
-        </w:rPr>
-        <w:t xml:space="preserve">Traditional sub-metering: </w:t>
-      </w:r>
-      <w:r>
-        <w:t xml:space="preserve">Installing a dedicated electrical sub-meter per room is accurate but expensive, and typically requires rewiring the building — making it impractical for existing hostel infrastructure.</w:t>
+        <w:spacing w:after="90" w:line="290" w:lineRule="auto"/>
+      </w:pPr>
+      <w:r>
+        <w:t>To build a transaction-safe backend capable of handling digital wallets and proportional billing splits among multiple participants.</w:t>
+      </w:r>
+    </w:p>
+    <w:p>
+      <w:pPr>
+        <w:pStyle w:val="Heading2"/>
+        <w:spacing w:before="240" w:after="120"/>
+      </w:pPr>
+      <w:r>
+        <w:rPr>
+          <w:b/>
+          <w:bCs/>
+          <w:color w:val="2B5AA0"/>
+        </w:rPr>
+        <w:t>1.4 Existing Systems and Literature Review</w:t>
+      </w:r>
+    </w:p>
+    <w:p>
+      <w:pPr>
+        <w:spacing w:after="160" w:line="300" w:lineRule="auto"/>
+        <w:jc w:val="both"/>
+      </w:pPr>
+      <w:r>
+        <w:t xml:space="preserve">Two broad categories of existing solutions were studied before arriving at the </w:t>
+      </w:r>
+      <w:proofErr w:type="spellStart"/>
+      <w:r>
+        <w:t>FairAC</w:t>
+      </w:r>
+      <w:proofErr w:type="spellEnd"/>
+      <w:r>
+        <w:t xml:space="preserve"> design:</w:t>
       </w:r>
     </w:p>
     <w:p>
@@ -832,7 +1169,56 @@
           <w:ilvl w:val="0"/>
           <w:numId w:val="2"/>
         </w:numPr>
-        <w:spacing w:after="90" w:line="290"/>
+        <w:spacing w:after="90" w:line="290" w:lineRule="auto"/>
+      </w:pPr>
+      <w:r>
+        <w:rPr>
+          <w:b/>
+          <w:bCs/>
+        </w:rPr>
+        <w:t xml:space="preserve">Traditional sub-metering: </w:t>
+      </w:r>
+      <w:r>
+        <w:t>Installing a dedicated electrical sub-meter per room is accurate but expensive, and typically requires rewiring the building — making it impractical for existing hostel infrastructure.</w:t>
+      </w:r>
+    </w:p>
+    <w:p>
+      <w:pPr>
+        <w:pStyle w:val="ListParagraph"/>
+        <w:numPr>
+          <w:ilvl w:val="0"/>
+          <w:numId w:val="2"/>
+        </w:numPr>
+        <w:spacing w:after="90" w:line="290" w:lineRule="auto"/>
+      </w:pPr>
+      <w:r>
+        <w:rPr>
+          <w:b/>
+          <w:bCs/>
+        </w:rPr>
+        <w:t>Smart Metering:</w:t>
+      </w:r>
+      <w:r>
+        <w:t xml:space="preserve"> Installing a dedicated</w:t>
+      </w:r>
+      <w:r>
+        <w:rPr>
+          <w:color w:val="FF0000"/>
+        </w:rPr>
+        <w:t xml:space="preserve"> costly</w:t>
+      </w:r>
+      <w:r>
+        <w:t xml:space="preserve"> smart meter allows student to collectively recharge into that (prepaid) and works only when there is sufficient balance is there in meter but with all the same limitations i.e. all the students are forced and bound to share electricity bill equally regardless of actual usage of each student (again the question is exact same for dynamic billing)</w:t>
+      </w:r>
+    </w:p>
+    <w:p>
+      <w:pPr>
+        <w:pStyle w:val="ListParagraph"/>
+        <w:numPr>
+          <w:ilvl w:val="0"/>
+          <w:numId w:val="2"/>
+        </w:numPr>
+        <w:spacing w:after="90" w:line="290" w:lineRule="auto"/>
       </w:pPr>
       <w:r>
         <w:rPr>
@@ -842,22 +1228,37 @@
         <w:t xml:space="preserve">Smart plugs: </w:t>
       </w:r>
       <w:r>
-        <w:t xml:space="preserve">Commercially available smart plugs are easier to install but generally require a constant Wi-Fi connection and are not rated to handle the high-amperage loads (16A and above) drawn by air conditioners.</w:t>
-      </w:r>
-    </w:p>
-    <w:p>
-      <w:pPr>
-        <w:spacing w:after="160" w:line="300"/>
+        <w:t>Commercially available smart plugs are easier to install but generally require a constant Wi-Fi connection and are not rated to handle the high-amperage loads (16A and above) drawn by air conditioners.</w:t>
+      </w:r>
+    </w:p>
+    <w:p>
+      <w:pPr>
+        <w:spacing w:after="160" w:line="300" w:lineRule="auto"/>
         <w:jc w:val="both"/>
       </w:pPr>
-      <w:r>
-        <w:t xml:space="preserve">FairAC was designed to bridge both gaps by combining a robust PZEM-004T current/voltage sensing module with an offline-capable BLE communication protocol, avoiding the cost of rewiring while still supporting high-amperage AC loads reliably.</w:t>
+      <w:proofErr w:type="spellStart"/>
+      <w:r>
+        <w:t>FairAC</w:t>
+      </w:r>
+      <w:proofErr w:type="spellEnd"/>
+      <w:r>
+        <w:t xml:space="preserve"> was designed to bridge both gaps by combining a robust PZEM-004T current/voltage sensing module with an </w:t>
+      </w:r>
+      <w:r>
+        <w:rPr>
+          <w:b/>
+          <w:bCs/>
+        </w:rPr>
+        <w:t>offline-capable</w:t>
+      </w:r>
+      <w:r>
+        <w:t xml:space="preserve"> BLE communication protocol, avoiding the cost of rewiring while still supporting high-amperage AC loads reliably.</w:t>
       </w:r>
     </w:p>
     <w:p>
       <w:pPr>
         <w:pStyle w:val="Heading2"/>
-        <w:spacing w:after="120" w:before="240"/>
+        <w:spacing w:before="240" w:after="120"/>
       </w:pPr>
       <w:r>
         <w:rPr>
@@ -865,16 +1266,34 @@
           <w:bCs/>
           <w:color w:val="2B5AA0"/>
         </w:rPr>
-        <w:t xml:space="preserve">1.5 Proposed Solution and Key Outcomes</w:t>
-      </w:r>
-    </w:p>
-    <w:p>
-      <w:pPr>
-        <w:spacing w:after="160" w:line="300"/>
+        <w:lastRenderedPageBreak/>
+        <w:t>1.5 Proposed Solution and Key Outcomes</w:t>
+      </w:r>
+    </w:p>
+    <w:p>
+      <w:pPr>
+        <w:spacing w:after="160" w:line="300" w:lineRule="auto"/>
         <w:jc w:val="both"/>
       </w:pPr>
       <w:r>
-        <w:t xml:space="preserve">The proposed solution is a full-stack system that integrates an IoT hardware module (built around the ESP32 microcontroller) for precise, real-time energy monitoring, a React Native mobile application for decentralized session control, and a PostgreSQL-backed cloud service for exact, time-proportional split-billing. Over the course of development, the system was demonstrated to support offline-first execution during network outages, recover gracefully from mid-session power cuts, and compute mathematically fair, second-level accurate cost distribution among all participants of a shared AC session.</w:t>
+        <w:t xml:space="preserve">The proposed solution is a full-stack system that integrates an </w:t>
+      </w:r>
+      <w:proofErr w:type="spellStart"/>
+      <w:r>
+        <w:t>IoT</w:t>
+      </w:r>
+      <w:proofErr w:type="spellEnd"/>
+      <w:r>
+        <w:t xml:space="preserve"> hardware module (built around the ESP32 microcontroller) for precise, real-time energy monitoring, a React Native mobile application for decentralized session control, a React.js frontend web application for admin and super admin and a PostgreSQL-backed cloud service for exact, time-proportional split-billing. </w:t>
+      </w:r>
+    </w:p>
+    <w:p>
+      <w:pPr>
+        <w:spacing w:after="160" w:line="300" w:lineRule="auto"/>
+        <w:jc w:val="both"/>
+      </w:pPr>
+      <w:r>
+        <w:t>Over the course of development, the system was demonstrated to support offline-first execution during network outages, recover gracefully from mid-session power cuts, and compute mathematically fair, second-level accurate cost distribution among all participants of a shared AC session.</w:t>
       </w:r>
     </w:p>
     <w:p>
@@ -885,7 +1304,7 @@
     <w:p>
       <w:pPr>
         <w:pStyle w:val="Heading1"/>
-        <w:spacing w:after="160" w:before="320"/>
+        <w:spacing w:before="320" w:after="160"/>
       </w:pPr>
       <w:r>
         <w:rPr>
@@ -893,7 +1312,8 @@
           <w:bCs/>
           <w:color w:val="1F3864"/>
         </w:rPr>
-        <w:t xml:space="preserve">2. Context Diagram</w:t>
+        <w:lastRenderedPageBreak/>
+        <w:t>2. Context Diagram</w:t>
       </w:r>
     </w:p>
     <w:p>
@@ -902,11 +1322,14 @@
         <w:jc w:val="center"/>
       </w:pPr>
       <w:r>
+        <w:rPr>
+          <w:noProof/>
+        </w:rPr>
         <w:drawing>
           <wp:inline distT="0" distB="0" distL="0" distR="0">
             <wp:extent cx="5334000" cy="3524250"/>
-            <wp:effectExtent t="0" r="0" b="0" l="0"/>
-            <wp:docPr id="1" name="" descr="" title=""/>
+            <wp:effectExtent l="0" t="0" r="0" b="0"/>
+            <wp:docPr id="1" name="Picture 1"/>
             <wp:cNvGraphicFramePr>
               <a:graphicFrameLocks xmlns:a="http://schemas.openxmlformats.org/drawingml/2006/main" noChangeAspect="1"/>
             </wp:cNvGraphicFramePr>
@@ -914,13 +1337,13 @@
               <a:graphicData uri="http://schemas.openxmlformats.org/drawingml/2006/picture">
                 <pic:pic xmlns:pic="http://schemas.openxmlformats.org/drawingml/2006/picture">
                   <pic:nvPicPr>
-                    <pic:cNvPr id="0" name="" descr=""/>
+                    <pic:cNvPr id="0" name=""/>
                     <pic:cNvPicPr>
                       <a:picLocks noChangeAspect="1" noChangeArrowheads="1"/>
                     </pic:cNvPicPr>
                   </pic:nvPicPr>
                   <pic:blipFill>
-                    <a:blip r:embed="rId9" cstate="none"/>
+                    <a:blip r:embed="rId7"/>
                     <a:srcRect/>
                     <a:stretch>
                       <a:fillRect/>
@@ -944,11 +1367,11 @@
     </w:p>
     <w:p>
       <w:pPr>
-        <w:spacing w:after="160" w:line="300"/>
+        <w:spacing w:after="160" w:line="300" w:lineRule="auto"/>
         <w:jc w:val="both"/>
       </w:pPr>
       <w:r>
-        <w:t xml:space="preserve">The student is the primary actor in the ecosystem and interacts with the system entirely through the Mobile App. The Mobile App communicates with the ESP32 Hardware over Bluetooth Low Energy when offline, and with the Cloud Backend over HTTPS when an internet connection is available. On the hardware side, the ESP32 controls the Physical AC through a relay and continuously measures live power consumption using the PZEM-004T sensor. On the cloud side, the Backend manages wallets, sessions, and billing records in a PostgreSQL database, and dispatches real-time alerts to users through Firebase Cloud Messaging (FCM).</w:t>
+        <w:t>The student is the primary actor in the ecosystem and interacts with the system entirely through the Mobile App. The Mobile App communicates with the ESP32 Hardware over Bluetooth Low Energy, and with the Cloud Backend over HTTPS when an internet connection is available. On the hardware side, the ESP32 controls the Physical AC through a relay and continuously measures live power consumption using the PZEM-004T sensor. On the cloud side, the Backend manages wallets, sessions, and billing records in a PostgreSQL database, and dispatches real-time alerts to users through Firebase Cloud Messaging (FCM).</w:t>
       </w:r>
     </w:p>
     <w:p>
@@ -959,7 +1382,7 @@
     <w:p>
       <w:pPr>
         <w:pStyle w:val="Heading1"/>
-        <w:spacing w:after="160" w:before="320"/>
+        <w:spacing w:before="320" w:after="160"/>
       </w:pPr>
       <w:r>
         <w:rPr>
@@ -967,13 +1390,14 @@
           <w:bCs/>
           <w:color w:val="1F3864"/>
         </w:rPr>
-        <w:t xml:space="preserve">3. Scope Statement</w:t>
+        <w:lastRenderedPageBreak/>
+        <w:t>3. Scope Statement</w:t>
       </w:r>
     </w:p>
     <w:p>
       <w:pPr>
         <w:pStyle w:val="Heading2"/>
-        <w:spacing w:after="120" w:before="240"/>
+        <w:spacing w:before="240" w:after="120"/>
       </w:pPr>
       <w:r>
         <w:rPr>
@@ -981,7 +1405,7 @@
           <w:bCs/>
           <w:color w:val="2B5AA0"/>
         </w:rPr>
-        <w:t xml:space="preserve">3.1 In-Scope (Built During This Internship)</w:t>
+        <w:t>3.1 In-Scope (Built During This Internship)</w:t>
       </w:r>
     </w:p>
     <w:p>
@@ -991,10 +1415,15 @@
           <w:ilvl w:val="0"/>
           <w:numId w:val="2"/>
         </w:numPr>
-        <w:spacing w:after="90" w:line="290"/>
-      </w:pPr>
-      <w:r>
-        <w:t xml:space="preserve">IoT hardware module: ESP32 + PZEM-004T + Relay + Emergency Stop button + LCD display.</w:t>
+        <w:spacing w:after="90" w:line="290" w:lineRule="auto"/>
+      </w:pPr>
+      <w:proofErr w:type="spellStart"/>
+      <w:r>
+        <w:t>IoT</w:t>
+      </w:r>
+      <w:proofErr w:type="spellEnd"/>
+      <w:r>
+        <w:t xml:space="preserve"> hardware module: ESP32 + PZEM-004T + Relay + Emergency Stop button + LCD display.</w:t>
       </w:r>
     </w:p>
     <w:p>
@@ -1004,10 +1433,10 @@
           <w:ilvl w:val="0"/>
           <w:numId w:val="2"/>
         </w:numPr>
-        <w:spacing w:after="90" w:line="290"/>
-      </w:pPr>
-      <w:r>
-        <w:t xml:space="preserve">ESP32 firmware (C++): full offline BLE session management, NVS-based power-cut recovery, and autonomous energy tracking.</w:t>
+        <w:spacing w:after="90" w:line="290" w:lineRule="auto"/>
+      </w:pPr>
+      <w:r>
+        <w:t>ESP32 firmware (C++): full offline BLE session management, NVS-based power-cut recovery, and autonomous energy tracking.</w:t>
       </w:r>
     </w:p>
     <w:p>
@@ -1017,10 +1446,10 @@
           <w:ilvl w:val="0"/>
           <w:numId w:val="2"/>
         </w:numPr>
-        <w:spacing w:after="90" w:line="290"/>
-      </w:pPr>
-      <w:r>
-        <w:t xml:space="preserve">Backend REST API (Node.js / Express): authentication, wallets, sessions, billing, and push notifications.</w:t>
+        <w:spacing w:after="90" w:line="290" w:lineRule="auto"/>
+      </w:pPr>
+      <w:r>
+        <w:t>Backend REST API (Node.js / Express): authentication, wallets, sessions, billing, and push notifications.</w:t>
       </w:r>
     </w:p>
     <w:p>
@@ -1030,10 +1459,10 @@
           <w:ilvl w:val="0"/>
           <w:numId w:val="2"/>
         </w:numPr>
-        <w:spacing w:after="90" w:line="290"/>
-      </w:pPr>
-      <w:r>
-        <w:t xml:space="preserve">PostgreSQL database: schema design, ACID-compliant transactions, and financial safety constraints.</w:t>
+        <w:spacing w:after="90" w:line="290" w:lineRule="auto"/>
+      </w:pPr>
+      <w:r>
+        <w:t>PostgreSQL database: schema design, ACID-compliant transactions, and financial safety constraints.</w:t>
       </w:r>
     </w:p>
     <w:p>
@@ -1043,24 +1472,10 @@
           <w:ilvl w:val="0"/>
           <w:numId w:val="2"/>
         </w:numPr>
-        <w:spacing w:after="90" w:line="290"/>
-      </w:pPr>
-      <w:r>
-        <w:t xml:space="preserve">Student mobile app (React Native / Expo): dashboard, BLE control, wallet, and session history.</w:t>
-      </w:r>
-    </w:p>
-    <w:p>
-      <w:pPr>
-        <w:pStyle w:val="Heading2"/>
-        <w:spacing w:after="120" w:before="240"/>
-      </w:pPr>
-      <w:r>
-        <w:rPr>
-          <w:b/>
-          <w:bCs/>
-          <w:color w:val="2B5AA0"/>
-        </w:rPr>
-        <w:t xml:space="preserve">3.2 Out-of-Scope (Planned for Future Work)</w:t>
+        <w:spacing w:after="90" w:line="290" w:lineRule="auto"/>
+      </w:pPr>
+      <w:r>
+        <w:t>Student mobile app (React Native / Expo): dashboard, BLE control, wallet, and session history.</w:t>
       </w:r>
     </w:p>
     <w:p>
@@ -1070,10 +1485,10 @@
           <w:ilvl w:val="0"/>
           <w:numId w:val="2"/>
         </w:numPr>
-        <w:spacing w:after="90" w:line="290"/>
-      </w:pPr>
-      <w:r>
-        <w:t xml:space="preserve">Web-based admin dashboard for hostel wardens.</w:t>
+        <w:spacing w:after="90" w:line="290" w:lineRule="auto"/>
+      </w:pPr>
+      <w:r>
+        <w:t>Web-based admin dashboard for hostel wardens.</w:t>
       </w:r>
     </w:p>
     <w:p>
@@ -1083,10 +1498,24 @@
           <w:ilvl w:val="0"/>
           <w:numId w:val="2"/>
         </w:numPr>
-        <w:spacing w:after="90" w:line="290"/>
-      </w:pPr>
-      <w:r>
-        <w:t xml:space="preserve">iOS version of the mobile app.</w:t>
+        <w:spacing w:after="90" w:line="290" w:lineRule="auto"/>
+      </w:pPr>
+      <w:r>
+        <w:t>Actionable push-notification buttons (Accept / Reject directly from the lock screen).</w:t>
+      </w:r>
+    </w:p>
+    <w:p>
+      <w:pPr>
+        <w:pStyle w:val="Heading2"/>
+        <w:spacing w:before="240" w:after="120"/>
+      </w:pPr>
+      <w:r>
+        <w:rPr>
+          <w:b/>
+          <w:bCs/>
+          <w:color w:val="2B5AA0"/>
+        </w:rPr>
+        <w:t>3.2 Out-of-Scope (Planned for Future Work)</w:t>
       </w:r>
     </w:p>
     <w:p>
@@ -1096,10 +1525,43 @@
           <w:ilvl w:val="0"/>
           <w:numId w:val="2"/>
         </w:numPr>
-        <w:spacing w:after="90" w:line="290"/>
-      </w:pPr>
-      <w:r>
-        <w:t xml:space="preserve">Actionable push-notification buttons (Accept / Reject directly from the lock screen).</w:t>
+        <w:spacing w:after="90" w:line="290" w:lineRule="auto"/>
+      </w:pPr>
+      <w:r>
+        <w:t>Payment Gateway Integration</w:t>
+      </w:r>
+      <w:bookmarkStart w:id="0" w:name="_GoBack"/>
+      <w:bookmarkEnd w:id="0"/>
+    </w:p>
+    <w:p>
+      <w:pPr>
+        <w:pStyle w:val="ListParagraph"/>
+        <w:numPr>
+          <w:ilvl w:val="0"/>
+          <w:numId w:val="2"/>
+        </w:numPr>
+        <w:spacing w:after="90" w:line="290" w:lineRule="auto"/>
+      </w:pPr>
+      <w:proofErr w:type="gramStart"/>
+      <w:r>
+        <w:t>iOS</w:t>
+      </w:r>
+      <w:proofErr w:type="gramEnd"/>
+      <w:r>
+        <w:t xml:space="preserve"> version of the mobile app.</w:t>
+      </w:r>
+    </w:p>
+    <w:p>
+      <w:pPr>
+        <w:pStyle w:val="ListParagraph"/>
+        <w:numPr>
+          <w:ilvl w:val="0"/>
+          <w:numId w:val="2"/>
+        </w:numPr>
+        <w:spacing w:after="90" w:line="290" w:lineRule="auto"/>
+      </w:pPr>
+      <w:r>
+        <w:t>Actionable push-notification buttons (Accept / Reject directly from the lock screen).</w:t>
       </w:r>
     </w:p>
     <w:p>
@@ -1110,7 +1572,7 @@
     <w:p>
       <w:pPr>
         <w:pStyle w:val="Heading1"/>
-        <w:spacing w:after="160" w:before="320"/>
+        <w:spacing w:before="320" w:after="160"/>
       </w:pPr>
       <w:r>
         <w:rPr>
@@ -1118,13 +1580,14 @@
           <w:bCs/>
           <w:color w:val="1F3864"/>
         </w:rPr>
-        <w:t xml:space="preserve">4. Detailed Use Cases Implemented</w:t>
+        <w:lastRenderedPageBreak/>
+        <w:t>4. Detailed Use Cases Implemented</w:t>
       </w:r>
     </w:p>
     <w:p>
       <w:pPr>
         <w:pStyle w:val="Heading3"/>
-        <w:spacing w:after="100" w:before="200"/>
+        <w:spacing w:before="200" w:after="100"/>
       </w:pPr>
       <w:r>
         <w:rPr>
@@ -1134,12 +1597,12 @@
           <w:iCs/>
           <w:color w:val="333333"/>
         </w:rPr>
-        <w:t xml:space="preserve">UC-01: Student Books an AC Session</w:t>
-      </w:r>
-    </w:p>
-    <w:p>
-      <w:pPr>
-        <w:spacing w:after="140" w:line="300"/>
+        <w:t>UC-01: Student Books an AC Session</w:t>
+      </w:r>
+    </w:p>
+    <w:p>
+      <w:pPr>
+        <w:spacing w:after="140" w:line="300" w:lineRule="auto"/>
         <w:jc w:val="both"/>
       </w:pPr>
       <w:r>
@@ -1150,12 +1613,12 @@
         <w:t xml:space="preserve">Actor: </w:t>
       </w:r>
       <w:r>
-        <w:t xml:space="preserve">Student</w:t>
-      </w:r>
-    </w:p>
-    <w:p>
-      <w:pPr>
-        <w:spacing w:after="140" w:line="300"/>
+        <w:t>Student</w:t>
+      </w:r>
+    </w:p>
+    <w:p>
+      <w:pPr>
+        <w:spacing w:after="140" w:line="300" w:lineRule="auto"/>
         <w:jc w:val="both"/>
       </w:pPr>
       <w:r>
@@ -1166,12 +1629,12 @@
         <w:t xml:space="preserve">Precondition: </w:t>
       </w:r>
       <w:r>
-        <w:t xml:space="preserve">Student is logged in, has a wallet balance of at least ₹50, and is an assigned member of the room.</w:t>
-      </w:r>
-    </w:p>
-    <w:p>
-      <w:pPr>
-        <w:spacing w:after="140" w:line="300"/>
+        <w:t>Student is logged in, has a wallet balance of at least ₹50, and is an assigned member of the room.</w:t>
+      </w:r>
+    </w:p>
+    <w:p>
+      <w:pPr>
+        <w:spacing w:after="140" w:line="300" w:lineRule="auto"/>
         <w:jc w:val="both"/>
       </w:pPr>
       <w:r>
@@ -1182,29 +1645,38 @@
         <w:t xml:space="preserve">Flow: </w:t>
       </w:r>
       <w:r>
-        <w:t xml:space="preserve">Student selects a booking type (Duration / Units / Amount) → funds are blocked in the wallet → the app connects to the ESP32 over BLE → a START command is sent.</w:t>
-      </w:r>
-    </w:p>
-    <w:p>
-      <w:pPr>
-        <w:spacing w:after="140" w:line="300"/>
+        <w:t>Student selects a booking type (Duration / Units / Amount) → funds are blocked in the wallet → the app connects to the ESP32 over BLE → a START command is sent.</w:t>
+      </w:r>
+    </w:p>
+    <w:p>
+      <w:pPr>
+        <w:spacing w:after="140" w:line="300" w:lineRule="auto"/>
         <w:jc w:val="both"/>
       </w:pPr>
-      <w:r>
-        <w:rPr>
-          <w:b/>
-          <w:bCs/>
-        </w:rPr>
-        <w:t xml:space="preserve">Postcondition: </w:t>
-      </w:r>
-      <w:r>
-        <w:t xml:space="preserve">The AC relay activates and the ESP32 begins tracking energy consumption autonomously.</w:t>
+      <w:proofErr w:type="spellStart"/>
+      <w:r>
+        <w:rPr>
+          <w:b/>
+          <w:bCs/>
+        </w:rPr>
+        <w:t>Postcondition</w:t>
+      </w:r>
+      <w:proofErr w:type="spellEnd"/>
+      <w:r>
+        <w:rPr>
+          <w:b/>
+          <w:bCs/>
+        </w:rPr>
+        <w:t xml:space="preserve">: </w:t>
+      </w:r>
+      <w:r>
+        <w:t>The AC relay activates and the ESP32 begins tracking energy consumption autonomously.</w:t>
       </w:r>
     </w:p>
     <w:p>
       <w:pPr>
         <w:pStyle w:val="Heading3"/>
-        <w:spacing w:after="100" w:before="200"/>
+        <w:spacing w:before="200" w:after="100"/>
       </w:pPr>
       <w:r>
         <w:rPr>
@@ -1214,12 +1686,12 @@
           <w:iCs/>
           <w:color w:val="333333"/>
         </w:rPr>
-        <w:t xml:space="preserve">UC-02: Roommate Joins a Session (Split Billing)</w:t>
-      </w:r>
-    </w:p>
-    <w:p>
-      <w:pPr>
-        <w:spacing w:after="140" w:line="300"/>
+        <w:t>UC-02: Roommate Joins a Session (Split Billing)</w:t>
+      </w:r>
+    </w:p>
+    <w:p>
+      <w:pPr>
+        <w:spacing w:after="140" w:line="300" w:lineRule="auto"/>
         <w:jc w:val="both"/>
       </w:pPr>
       <w:r>
@@ -1230,12 +1702,12 @@
         <w:t xml:space="preserve">Actor: </w:t>
       </w:r>
       <w:r>
-        <w:t xml:space="preserve">Roommate</w:t>
-      </w:r>
-    </w:p>
-    <w:p>
-      <w:pPr>
-        <w:spacing w:after="140" w:line="300"/>
+        <w:t>Roommate</w:t>
+      </w:r>
+    </w:p>
+    <w:p>
+      <w:pPr>
+        <w:spacing w:after="140" w:line="300" w:lineRule="auto"/>
         <w:jc w:val="both"/>
       </w:pPr>
       <w:r>
@@ -1246,12 +1718,12 @@
         <w:t xml:space="preserve">Precondition: </w:t>
       </w:r>
       <w:r>
-        <w:t xml:space="preserve">An active AC session already exists in their room.</w:t>
-      </w:r>
-    </w:p>
-    <w:p>
-      <w:pPr>
-        <w:spacing w:after="140" w:line="300"/>
+        <w:t>An active AC session already exists in their room.</w:t>
+      </w:r>
+    </w:p>
+    <w:p>
+      <w:pPr>
+        <w:spacing w:after="140" w:line="300" w:lineRule="auto"/>
         <w:jc w:val="both"/>
       </w:pPr>
       <w:r>
@@ -1262,29 +1734,52 @@
         <w:t xml:space="preserve">Flow: </w:t>
       </w:r>
       <w:r>
-        <w:t xml:space="preserve">The session creator invites the roommate → the roommate receives a push notification → the roommate accepts → a joined_at timestamp is recorded → the final bill is split proportionally based on time spent.</w:t>
-      </w:r>
-    </w:p>
-    <w:p>
-      <w:pPr>
-        <w:spacing w:after="140" w:line="300"/>
+        <w:t xml:space="preserve">The session creator invites the roommate </w:t>
+      </w:r>
+      <w:r>
+        <w:t xml:space="preserve">or the roommate can directly join the active session by clicking the join session button </w:t>
+      </w:r>
+      <w:r>
+        <w:t xml:space="preserve">→ the roommate receives a push notification → the roommate accepts → a </w:t>
+      </w:r>
+      <w:proofErr w:type="spellStart"/>
+      <w:r>
+        <w:t>joined_at</w:t>
+      </w:r>
+      <w:proofErr w:type="spellEnd"/>
+      <w:r>
+        <w:t xml:space="preserve"> timestamp is recorded → the final bill is split proportionally based on time spent.</w:t>
+      </w:r>
+    </w:p>
+    <w:p>
+      <w:pPr>
+        <w:spacing w:after="140" w:line="300" w:lineRule="auto"/>
         <w:jc w:val="both"/>
       </w:pPr>
-      <w:r>
-        <w:rPr>
-          <w:b/>
-          <w:bCs/>
-        </w:rPr>
-        <w:t xml:space="preserve">Postcondition: </w:t>
-      </w:r>
-      <w:r>
-        <w:t xml:space="preserve">Both participants are billed in proportion to their actual time in the session.</w:t>
+      <w:proofErr w:type="spellStart"/>
+      <w:r>
+        <w:rPr>
+          <w:b/>
+          <w:bCs/>
+        </w:rPr>
+        <w:t>Postcondition</w:t>
+      </w:r>
+      <w:proofErr w:type="spellEnd"/>
+      <w:r>
+        <w:rPr>
+          <w:b/>
+          <w:bCs/>
+        </w:rPr>
+        <w:t xml:space="preserve">: </w:t>
+      </w:r>
+      <w:r>
+        <w:t>Both participants are billed in proportion to their actual time in the session.</w:t>
       </w:r>
     </w:p>
     <w:p>
       <w:pPr>
         <w:pStyle w:val="Heading3"/>
-        <w:spacing w:after="100" w:before="200"/>
+        <w:spacing w:before="200" w:after="100"/>
       </w:pPr>
       <w:r>
         <w:rPr>
@@ -1294,12 +1789,12 @@
           <w:iCs/>
           <w:color w:val="333333"/>
         </w:rPr>
-        <w:t xml:space="preserve">UC-03: Session Auto-Terminates (Limit Reached)</w:t>
-      </w:r>
-    </w:p>
-    <w:p>
-      <w:pPr>
-        <w:spacing w:after="140" w:line="300"/>
+        <w:t>UC-03: Session Auto-Terminates (Limit Reached)</w:t>
+      </w:r>
+    </w:p>
+    <w:p>
+      <w:pPr>
+        <w:spacing w:after="140" w:line="300" w:lineRule="auto"/>
         <w:jc w:val="both"/>
       </w:pPr>
       <w:r>
@@ -1310,12 +1805,12 @@
         <w:t xml:space="preserve">Actor: </w:t>
       </w:r>
       <w:r>
-        <w:t xml:space="preserve">ESP32 (Automated)</w:t>
-      </w:r>
-    </w:p>
-    <w:p>
-      <w:pPr>
-        <w:spacing w:after="140" w:line="300"/>
+        <w:t>ESP32 (Automated)</w:t>
+      </w:r>
+    </w:p>
+    <w:p>
+      <w:pPr>
+        <w:spacing w:after="140" w:line="300" w:lineRule="auto"/>
         <w:jc w:val="both"/>
       </w:pPr>
       <w:r>
@@ -1326,13 +1821,21 @@
         <w:t xml:space="preserve">Flow: </w:t>
       </w:r>
       <w:r>
-        <w:t xml:space="preserve">The ESP32's kWh counter crosses the configured max_kwh limit → the relay is shut off → the ESP32 broadcasts a FINISHED status over BLE → the mobile app receives the status and sends the final kWh reading to the server → the server calculates and deducts the exact cost from all participants and refunds any unused blocked amount to the creator.</w:t>
+        <w:t xml:space="preserve">The ESP32's kWh counter crosses the configured </w:t>
+      </w:r>
+      <w:proofErr w:type="spellStart"/>
+      <w:r>
+        <w:t>max_kwh</w:t>
+      </w:r>
+      <w:proofErr w:type="spellEnd"/>
+      <w:r>
+        <w:t xml:space="preserve"> limit → the relay is shut off → the ESP32 broadcasts a FINISHED status over BLE → the mobile app receives the status and sends the final kWh reading to the server → the server calculates and deducts the exact cost from all participants and refunds any unused blocked amount to the creator.</w:t>
       </w:r>
     </w:p>
     <w:p>
       <w:pPr>
         <w:pStyle w:val="Heading3"/>
-        <w:spacing w:after="100" w:before="200"/>
+        <w:spacing w:before="200" w:after="100"/>
       </w:pPr>
       <w:r>
         <w:rPr>
@@ -1342,12 +1845,12 @@
           <w:iCs/>
           <w:color w:val="333333"/>
         </w:rPr>
-        <w:t xml:space="preserve">UC-04: Hardware Emergency Stop</w:t>
-      </w:r>
-    </w:p>
-    <w:p>
-      <w:pPr>
-        <w:spacing w:after="140" w:line="300"/>
+        <w:t>UC-04: Hardware Emergency Stop</w:t>
+      </w:r>
+    </w:p>
+    <w:p>
+      <w:pPr>
+        <w:spacing w:after="140" w:line="300" w:lineRule="auto"/>
         <w:jc w:val="both"/>
       </w:pPr>
       <w:r>
@@ -1358,12 +1861,12 @@
         <w:t xml:space="preserve">Actor: </w:t>
       </w:r>
       <w:r>
-        <w:t xml:space="preserve">Physical button on the hardware</w:t>
-      </w:r>
-    </w:p>
-    <w:p>
-      <w:pPr>
-        <w:spacing w:after="140" w:line="300"/>
+        <w:t>Physical button on the hardware</w:t>
+      </w:r>
+    </w:p>
+    <w:p>
+      <w:pPr>
+        <w:spacing w:after="140" w:line="300" w:lineRule="auto"/>
         <w:jc w:val="both"/>
       </w:pPr>
       <w:r>
@@ -1374,13 +1877,13 @@
         <w:t xml:space="preserve">Flow: </w:t>
       </w:r>
       <w:r>
-        <w:t xml:space="preserve">The student presses the emergency-stop button → the ESP32 immediately shuts off the relay → the session state is saved to NVS flash → a FINISHED broadcast is sent over BLE → the app auto-syncs the session with the server.</w:t>
+        <w:t>The student presses the emergency-stop button → the ESP32 immediately shuts off the relay → the session state is saved to NVS flash → a FINISHED broadcast is sent over BLE → the app auto-syncs the session with the server.</w:t>
       </w:r>
     </w:p>
     <w:p>
       <w:pPr>
         <w:pStyle w:val="Heading3"/>
-        <w:spacing w:after="100" w:before="200"/>
+        <w:spacing w:before="200" w:after="100"/>
       </w:pPr>
       <w:r>
         <w:rPr>
@@ -1390,12 +1893,12 @@
           <w:iCs/>
           <w:color w:val="333333"/>
         </w:rPr>
-        <w:t xml:space="preserve">UC-05: Power-Cut Recovery</w:t>
-      </w:r>
-    </w:p>
-    <w:p>
-      <w:pPr>
-        <w:spacing w:after="140" w:line="300"/>
+        <w:t>UC-05: Power-Cut Recovery</w:t>
+      </w:r>
+    </w:p>
+    <w:p>
+      <w:pPr>
+        <w:spacing w:after="140" w:line="300" w:lineRule="auto"/>
         <w:jc w:val="both"/>
       </w:pPr>
       <w:r>
@@ -1406,12 +1909,12 @@
         <w:t xml:space="preserve">Actor: </w:t>
       </w:r>
       <w:r>
-        <w:t xml:space="preserve">ESP32 (Automated)</w:t>
-      </w:r>
-    </w:p>
-    <w:p>
-      <w:pPr>
-        <w:spacing w:after="140" w:line="300"/>
+        <w:t>ESP32 (Automated)</w:t>
+      </w:r>
+    </w:p>
+    <w:p>
+      <w:pPr>
+        <w:spacing w:after="140" w:line="300" w:lineRule="auto"/>
         <w:jc w:val="both"/>
       </w:pPr>
       <w:r>
@@ -1422,13 +1925,29 @@
         <w:t xml:space="preserve">Flow: </w:t>
       </w:r>
       <w:r>
-        <w:t xml:space="preserve">Power is restored → the ESP32 reads the saved session_kwh and remaining_duration values from NVS → the session automatically resumes and the countdown continues from where it left off.</w:t>
+        <w:t xml:space="preserve">Power is restored → the ESP32 reads the saved </w:t>
+      </w:r>
+      <w:proofErr w:type="spellStart"/>
+      <w:r>
+        <w:t>session_kwh</w:t>
+      </w:r>
+      <w:proofErr w:type="spellEnd"/>
+      <w:r>
+        <w:t xml:space="preserve"> and </w:t>
+      </w:r>
+      <w:proofErr w:type="spellStart"/>
+      <w:r>
+        <w:t>remaining_duration</w:t>
+      </w:r>
+      <w:proofErr w:type="spellEnd"/>
+      <w:r>
+        <w:t xml:space="preserve"> values from NVS → the session automatically resumes and the countdown continues from where it left off.</w:t>
       </w:r>
     </w:p>
     <w:p>
       <w:pPr>
         <w:pStyle w:val="Heading3"/>
-        <w:spacing w:after="100" w:before="200"/>
+        <w:spacing w:before="200" w:after="100"/>
       </w:pPr>
       <w:r>
         <w:rPr>
@@ -1438,12 +1957,12 @@
           <w:iCs/>
           <w:color w:val="333333"/>
         </w:rPr>
-        <w:t xml:space="preserve">UC-06: Student Wallet Top-Up and History</w:t>
-      </w:r>
-    </w:p>
-    <w:p>
-      <w:pPr>
-        <w:spacing w:after="140" w:line="300"/>
+        <w:t>UC-06: Student Wallet Top-Up and History</w:t>
+      </w:r>
+    </w:p>
+    <w:p>
+      <w:pPr>
+        <w:spacing w:after="140" w:line="300" w:lineRule="auto"/>
         <w:jc w:val="both"/>
       </w:pPr>
       <w:r>
@@ -1454,12 +1973,12 @@
         <w:t xml:space="preserve">Actor: </w:t>
       </w:r>
       <w:r>
-        <w:t xml:space="preserve">Student</w:t>
-      </w:r>
-    </w:p>
-    <w:p>
-      <w:pPr>
-        <w:spacing w:after="140" w:line="300"/>
+        <w:t>Student</w:t>
+      </w:r>
+    </w:p>
+    <w:p>
+      <w:pPr>
+        <w:spacing w:after="140" w:line="300" w:lineRule="auto"/>
         <w:jc w:val="both"/>
       </w:pPr>
       <w:r>
@@ -1470,7 +1989,203 @@
         <w:t xml:space="preserve">Flow: </w:t>
       </w:r>
       <w:r>
-        <w:t xml:space="preserve">The student enters a top-up amount → the wallet balance is credited → the student can then view the full transaction history with type filters for Recharge and Consumption entries.</w:t>
+        <w:t>The student enters a top-up amount → the wallet balance is credited → the student can then view the full transaction history with type filters for Recharge and Consumption entries.</w:t>
+      </w:r>
+    </w:p>
+    <w:p>
+      <w:pPr>
+        <w:pStyle w:val="Heading1"/>
+        <w:spacing w:before="320" w:after="160"/>
+      </w:pPr>
+      <w:r>
+        <w:rPr>
+          <w:b/>
+          <w:bCs/>
+          <w:color w:val="1F3864"/>
+        </w:rPr>
+        <w:lastRenderedPageBreak/>
+        <w:t>5. Design Contribution</w:t>
+      </w:r>
+    </w:p>
+    <w:p>
+      <w:pPr>
+        <w:pStyle w:val="Heading2"/>
+        <w:spacing w:before="240" w:after="120"/>
+      </w:pPr>
+      <w:r>
+        <w:rPr>
+          <w:b/>
+          <w:bCs/>
+          <w:color w:val="2B5AA0"/>
+        </w:rPr>
+        <w:t>5.1 System Architecture</w:t>
+      </w:r>
+    </w:p>
+    <w:p>
+      <w:pPr>
+        <w:spacing w:after="160" w:line="300" w:lineRule="auto"/>
+        <w:jc w:val="both"/>
+      </w:pPr>
+      <w:r>
+        <w:t xml:space="preserve">I designed a </w:t>
+      </w:r>
+      <w:r>
+        <w:t>four</w:t>
+      </w:r>
+      <w:r>
+        <w:t xml:space="preserve">-tier, offline-first architecture consisting of an </w:t>
+      </w:r>
+      <w:proofErr w:type="spellStart"/>
+      <w:r>
+        <w:t>IoT</w:t>
+      </w:r>
+      <w:proofErr w:type="spellEnd"/>
+      <w:r>
+        <w:t xml:space="preserve"> Edge Layer, a Mobile Bridge Layer,</w:t>
+      </w:r>
+      <w:r>
+        <w:t xml:space="preserve"> React.js web application</w:t>
+      </w:r>
+      <w:r>
+        <w:t xml:space="preserve"> </w:t>
+      </w:r>
+      <w:r>
+        <w:t xml:space="preserve">layer </w:t>
+      </w:r>
+      <w:r>
+        <w:t>and a Cloud Backend Layer. This design ensures that the system continues to function correctly even during complete network outages, with the mobile app acting as a secure bridge between the offline hardware and the online backend.</w:t>
+      </w:r>
+    </w:p>
+    <w:p>
+      <w:pPr>
+        <w:pStyle w:val="Heading2"/>
+        <w:spacing w:before="240" w:after="120"/>
+      </w:pPr>
+      <w:r>
+        <w:rPr>
+          <w:b/>
+          <w:bCs/>
+          <w:color w:val="2B5AA0"/>
+        </w:rPr>
+        <w:t>5.2 Database Schema Design</w:t>
+      </w:r>
+    </w:p>
+    <w:p>
+      <w:pPr>
+        <w:spacing w:after="160" w:line="300" w:lineRule="auto"/>
+        <w:jc w:val="both"/>
+      </w:pPr>
+      <w:r>
+        <w:t xml:space="preserve">I designed a normalized set of PostgreSQL tables — users, hostels, rooms, </w:t>
+      </w:r>
+      <w:proofErr w:type="spellStart"/>
+      <w:r>
+        <w:t>room_members</w:t>
+      </w:r>
+      <w:proofErr w:type="spellEnd"/>
+      <w:r>
+        <w:t xml:space="preserve">, wallets, </w:t>
+      </w:r>
+      <w:proofErr w:type="spellStart"/>
+      <w:r>
+        <w:t>wallet_transactions</w:t>
+      </w:r>
+      <w:proofErr w:type="spellEnd"/>
+      <w:r>
+        <w:t xml:space="preserve">, sessions, </w:t>
+      </w:r>
+      <w:proofErr w:type="spellStart"/>
+      <w:r>
+        <w:t>session_participants</w:t>
+      </w:r>
+      <w:proofErr w:type="spellEnd"/>
+      <w:r>
+        <w:t xml:space="preserve">, and </w:t>
+      </w:r>
+      <w:proofErr w:type="spellStart"/>
+      <w:r>
+        <w:t>consumption_records</w:t>
+      </w:r>
+      <w:proofErr w:type="spellEnd"/>
+      <w:r>
+        <w:t xml:space="preserve"> — along with financial safety constraints such as CHECK (</w:t>
+      </w:r>
+      <w:proofErr w:type="spellStart"/>
+      <w:r>
+        <w:t>units_consumed</w:t>
+      </w:r>
+      <w:proofErr w:type="spellEnd"/>
+      <w:r>
+        <w:t xml:space="preserve"> &gt;= 0) and CHECK (cost &gt;= 0) to prevent invalid financial states from ever being written to the database.</w:t>
+      </w:r>
+    </w:p>
+    <w:p>
+      <w:pPr>
+        <w:pStyle w:val="Heading2"/>
+        <w:spacing w:before="240" w:after="120"/>
+      </w:pPr>
+      <w:r>
+        <w:rPr>
+          <w:b/>
+          <w:bCs/>
+          <w:color w:val="2B5AA0"/>
+        </w:rPr>
+        <w:t>5.3 Fair Billing Algorithm</w:t>
+      </w:r>
+    </w:p>
+    <w:p>
+      <w:pPr>
+        <w:spacing w:after="160" w:line="300" w:lineRule="auto"/>
+        <w:jc w:val="both"/>
+      </w:pPr>
+      <w:r>
+        <w:t>I designed a time-proportional cost-sharing algorithm so that costs are split according to actual participation time rather than divided equally. For example, if Student A used the AC for two hours and Roommate B joined after one hour, the cost is split 2:1 (roughly 67% / 33%) between them, reflecting their actual usage.</w:t>
+      </w:r>
+    </w:p>
+    <w:p>
+      <w:pPr>
+        <w:pStyle w:val="Heading2"/>
+        <w:spacing w:before="240" w:after="120"/>
+      </w:pPr>
+      <w:r>
+        <w:rPr>
+          <w:b/>
+          <w:bCs/>
+          <w:color w:val="2B5AA0"/>
+        </w:rPr>
+        <w:t>5.4 Fault-Tolerant State Machine (ESP32)</w:t>
+      </w:r>
+    </w:p>
+    <w:p>
+      <w:pPr>
+        <w:spacing w:after="160" w:line="300" w:lineRule="auto"/>
+        <w:jc w:val="both"/>
+      </w:pPr>
+      <w:r>
+        <w:t>I designed a hardware-level state machine with the states BOOTING → STANDBY → SESSION_ACTIVE → FINISHED → FAULT, allowing the firmware to recover predictably from unexpected conditions such as power loss or sensor faults.</w:t>
+      </w:r>
+    </w:p>
+    <w:p>
+      <w:pPr>
+        <w:pStyle w:val="Heading2"/>
+        <w:spacing w:before="240" w:after="120"/>
+      </w:pPr>
+      <w:r>
+        <w:rPr>
+          <w:b/>
+          <w:bCs/>
+          <w:color w:val="2B5AA0"/>
+        </w:rPr>
+        <w:t>5.5 UI/UX Design</w:t>
+      </w:r>
+    </w:p>
+    <w:p>
+      <w:pPr>
+        <w:spacing w:after="160" w:line="300" w:lineRule="auto"/>
+        <w:jc w:val="both"/>
+      </w:pPr>
+      <w:r>
+        <w:t>The mobile app's UI/UX was designed using Google Stitch, which was used to lay out and iterate on the Dashboard, Session Control, Wallet, and History screens before implementation in React Native.</w:t>
       </w:r>
     </w:p>
     <w:p>
@@ -1481,7 +2196,7 @@
     <w:p>
       <w:pPr>
         <w:pStyle w:val="Heading1"/>
-        <w:spacing w:after="160" w:before="320"/>
+        <w:spacing w:before="320" w:after="160"/>
       </w:pPr>
       <w:r>
         <w:rPr>
@@ -1489,13 +2204,14 @@
           <w:bCs/>
           <w:color w:val="1F3864"/>
         </w:rPr>
-        <w:t xml:space="preserve">5. Design Contribution</w:t>
+        <w:lastRenderedPageBreak/>
+        <w:t>6. Programming Contribution</w:t>
       </w:r>
     </w:p>
     <w:p>
       <w:pPr>
         <w:pStyle w:val="Heading2"/>
-        <w:spacing w:after="120" w:before="240"/>
+        <w:spacing w:before="240" w:after="120"/>
       </w:pPr>
       <w:r>
         <w:rPr>
@@ -1503,22 +2219,30 @@
           <w:bCs/>
           <w:color w:val="2B5AA0"/>
         </w:rPr>
-        <w:t xml:space="preserve">5.1 System Architecture</w:t>
-      </w:r>
-    </w:p>
-    <w:p>
-      <w:pPr>
-        <w:spacing w:after="160" w:line="300"/>
+        <w:t>6.1</w:t>
+      </w:r>
+      <w:r>
+        <w:rPr>
+          <w:b/>
+          <w:bCs/>
+          <w:color w:val="2B5AA0"/>
+        </w:rPr>
+        <w:t xml:space="preserve"> Backend REST API (Node.js)</w:t>
+      </w:r>
+    </w:p>
+    <w:p>
+      <w:pPr>
+        <w:spacing w:after="160" w:line="300" w:lineRule="auto"/>
         <w:jc w:val="both"/>
       </w:pPr>
       <w:r>
-        <w:t xml:space="preserve">I designed a three-tier, offline-first architecture consisting of an IoT Edge Layer, a Mobile Bridge Layer, and a Cloud Backend Layer. This design ensures that the system continues to function correctly even during complete network outages, with the mobile app acting as a secure bridge between the offline hardware and the online backend.</w:t>
+        <w:t>I built more than fifteen API endpoints covering authentication (JWT), wallet management, the full session lifecycle (book, activate, cancel, sync, end), participant management (invite, accept, reject, leave, approve), and push notifications.</w:t>
       </w:r>
     </w:p>
     <w:p>
       <w:pPr>
         <w:pStyle w:val="Heading2"/>
-        <w:spacing w:after="120" w:before="240"/>
+        <w:spacing w:before="240" w:after="120"/>
       </w:pPr>
       <w:r>
         <w:rPr>
@@ -1526,22 +2250,46 @@
           <w:bCs/>
           <w:color w:val="2B5AA0"/>
         </w:rPr>
-        <w:t xml:space="preserve">5.2 Database Schema Design</w:t>
-      </w:r>
-    </w:p>
-    <w:p>
-      <w:pPr>
-        <w:spacing w:after="160" w:line="300"/>
+        <w:t>6.2</w:t>
+      </w:r>
+      <w:r>
+        <w:rPr>
+          <w:b/>
+          <w:bCs/>
+          <w:color w:val="2B5AA0"/>
+        </w:rPr>
+        <w:t xml:space="preserve"> Mobile Application (React Native)</w:t>
+      </w:r>
+    </w:p>
+    <w:p>
+      <w:pPr>
+        <w:spacing w:after="160" w:line="300" w:lineRule="auto"/>
         <w:jc w:val="both"/>
       </w:pPr>
       <w:r>
-        <w:t xml:space="preserve">I designed a normalized set of PostgreSQL tables — users, hostels, rooms, room_members, wallets, wallet_transactions, sessions, session_participants, and consumption_records — along with financial safety constraints such as CHECK (units_consumed &gt;= 0) and CHECK (cost &gt;= 0) to prevent invalid financial states from ever being written to the database.</w:t>
+        <w:t>I built five screens — Dashboard, Session Control (with live BLE telemetry), Session History, Wallet, and Profile. BLE connection management was implemented using react-native-</w:t>
+      </w:r>
+      <w:proofErr w:type="spellStart"/>
+      <w:r>
+        <w:t>ble</w:t>
+      </w:r>
+      <w:proofErr w:type="spellEnd"/>
+      <w:r>
+        <w:t>-</w:t>
+      </w:r>
+      <w:proofErr w:type="spellStart"/>
+      <w:r>
+        <w:t>plx</w:t>
+      </w:r>
+      <w:proofErr w:type="spellEnd"/>
+      <w:r>
+        <w:t>, and push notification handling was implemented using expo-notifications together with Firebase FCM V1.</w:t>
       </w:r>
     </w:p>
     <w:p>
       <w:pPr>
         <w:pStyle w:val="Heading2"/>
-        <w:spacing w:after="120" w:before="240"/>
+        <w:spacing w:before="240" w:after="120"/>
       </w:pPr>
       <w:r>
         <w:rPr>
@@ -1549,22 +2297,52 @@
           <w:bCs/>
           <w:color w:val="2B5AA0"/>
         </w:rPr>
-        <w:t xml:space="preserve">5.3 Fair Billing Algorithm</w:t>
-      </w:r>
-    </w:p>
-    <w:p>
-      <w:pPr>
-        <w:spacing w:after="160" w:line="300"/>
+        <w:t>6.3</w:t>
+      </w:r>
+      <w:r>
+        <w:rPr>
+          <w:b/>
+          <w:bCs/>
+          <w:color w:val="2B5AA0"/>
+        </w:rPr>
+        <w:t xml:space="preserve"> Frontend WEB based Application (React.js</w:t>
+      </w:r>
+      <w:r>
+        <w:rPr>
+          <w:b/>
+          <w:bCs/>
+          <w:color w:val="2B5AA0"/>
+        </w:rPr>
+        <w:t>)</w:t>
+      </w:r>
+    </w:p>
+    <w:p>
+      <w:pPr>
+        <w:spacing w:after="160" w:line="300" w:lineRule="auto"/>
         <w:jc w:val="both"/>
       </w:pPr>
       <w:r>
-        <w:t xml:space="preserve">I designed a time-proportional cost-sharing algorithm so that costs are split according to actual participation time rather than divided equally. For example, if Student A used the AC for two hours and Roommate B joined after one hour, the cost is split 2:1 (roughly 67% / 33%) between them, reflecting their actual usage.</w:t>
+        <w:t xml:space="preserve">I </w:t>
+      </w:r>
+      <w:r>
+        <w:t xml:space="preserve">built the web based application for admin (hostel rector) and </w:t>
+      </w:r>
+      <w:proofErr w:type="spellStart"/>
+      <w:r>
+        <w:t>superadmin</w:t>
+      </w:r>
+      <w:proofErr w:type="spellEnd"/>
+      <w:r>
+        <w:t xml:space="preserve"> allowing them to monitor and view report cumulatively. The admin can view, manage rooms, can monitor the power consumption, can activate/ deactivate the specific/ all rooms. The super admin can create/ manage hostel, manage the admin account</w:t>
+      </w:r>
+      <w:r>
+        <w:t>, electricity cost (asked to set by hostel admin).</w:t>
       </w:r>
     </w:p>
     <w:p>
       <w:pPr>
         <w:pStyle w:val="Heading2"/>
-        <w:spacing w:after="120" w:before="240"/>
+        <w:spacing w:before="240" w:after="120"/>
       </w:pPr>
       <w:r>
         <w:rPr>
@@ -1572,39 +2350,32 @@
           <w:bCs/>
           <w:color w:val="2B5AA0"/>
         </w:rPr>
-        <w:t xml:space="preserve">5.4 Fault-Tolerant State Machine (ESP32)</w:t>
-      </w:r>
-    </w:p>
-    <w:p>
-      <w:pPr>
-        <w:spacing w:after="160" w:line="300"/>
+        <w:t>6.4</w:t>
+      </w:r>
+      <w:r>
+        <w:rPr>
+          <w:b/>
+          <w:bCs/>
+          <w:color w:val="2B5AA0"/>
+        </w:rPr>
+        <w:t xml:space="preserve"> Hardware Firmware (C++)</w:t>
+      </w:r>
+    </w:p>
+    <w:p>
+      <w:pPr>
+        <w:spacing w:after="160" w:line="300" w:lineRule="auto"/>
         <w:jc w:val="both"/>
       </w:pPr>
       <w:r>
-        <w:t xml:space="preserve">I designed a hardware-level state machine with the states BOOTING → STANDBY → SESSION_ACTIVE → FINISHED → FAULT, allowing the firmware to recover predictably from unexpected conditions such as power loss or sensor faults.</w:t>
-      </w:r>
-    </w:p>
-    <w:p>
-      <w:pPr>
-        <w:pStyle w:val="Heading2"/>
-        <w:spacing w:after="120" w:before="240"/>
-      </w:pPr>
-      <w:r>
-        <w:rPr>
-          <w:b/>
-          <w:bCs/>
-          <w:color w:val="2B5AA0"/>
-        </w:rPr>
-        <w:t xml:space="preserve">5.5 UI/UX Design</w:t>
-      </w:r>
-    </w:p>
-    <w:p>
-      <w:pPr>
-        <w:spacing w:after="160" w:line="300"/>
-        <w:jc w:val="both"/>
-      </w:pPr>
-      <w:r>
-        <w:t xml:space="preserve">The mobile app's UI/UX was designed using Google Stitch, which was used to lay out and iterate on the Dashboard, Session Control, Wallet, and History screens before implementation in React Native.</w:t>
+        <w:t xml:space="preserve">I wrote approximately 590 lines of ESP32 firmware implementing a BLE GATT server/client, PZEM-004T telemetry acquisition, NVS-based power-cut recovery, LCD display output, emergency-stop button </w:t>
+      </w:r>
+      <w:proofErr w:type="spellStart"/>
+      <w:r>
+        <w:t>debouncing</w:t>
+      </w:r>
+      <w:proofErr w:type="spellEnd"/>
+      <w:r>
+        <w:t>, and relay control logic.</w:t>
       </w:r>
     </w:p>
     <w:p>
@@ -1615,7 +2386,7 @@
     <w:p>
       <w:pPr>
         <w:pStyle w:val="Heading1"/>
-        <w:spacing w:after="160" w:before="320"/>
+        <w:spacing w:before="320" w:after="160"/>
       </w:pPr>
       <w:r>
         <w:rPr>
@@ -1623,123 +2394,47 @@
           <w:bCs/>
           <w:color w:val="1F3864"/>
         </w:rPr>
-        <w:t xml:space="preserve">6. Programming Contribution</w:t>
-      </w:r>
-    </w:p>
-    <w:p>
-      <w:pPr>
-        <w:pStyle w:val="Heading2"/>
-        <w:spacing w:after="120" w:before="240"/>
-      </w:pPr>
-      <w:r>
-        <w:rPr>
-          <w:b/>
-          <w:bCs/>
-          <w:color w:val="2B5AA0"/>
-        </w:rPr>
-        <w:t xml:space="preserve">6.1 Hardware Firmware (C++)</w:t>
-      </w:r>
-    </w:p>
-    <w:p>
-      <w:pPr>
-        <w:spacing w:after="160" w:line="300"/>
-        <w:jc w:val="both"/>
-      </w:pPr>
-      <w:r>
-        <w:t xml:space="preserve">I wrote approximately 590 lines of ESP32 firmware implementing a BLE GATT server/client, PZEM-004T telemetry acquisition, NVS-based power-cut recovery, LCD display output, emergency-stop button debouncing, and relay control logic.</w:t>
-      </w:r>
-    </w:p>
-    <w:p>
-      <w:pPr>
-        <w:pStyle w:val="Heading2"/>
-        <w:spacing w:after="120" w:before="240"/>
-      </w:pPr>
-      <w:r>
-        <w:rPr>
-          <w:b/>
-          <w:bCs/>
-          <w:color w:val="2B5AA0"/>
-        </w:rPr>
-        <w:t xml:space="preserve">6.2 Backend REST API (Node.js)</w:t>
-      </w:r>
-    </w:p>
-    <w:p>
-      <w:pPr>
-        <w:spacing w:after="160" w:line="300"/>
-        <w:jc w:val="both"/>
-      </w:pPr>
-      <w:r>
-        <w:t xml:space="preserve">I built more than fifteen API endpoints covering authentication (JWT), wallet management, the full session lifecycle (book, activate, cancel, sync, end), participant management (invite, accept, reject, leave, approve), and push notifications.</w:t>
-      </w:r>
-    </w:p>
-    <w:p>
-      <w:pPr>
-        <w:pStyle w:val="Heading2"/>
-        <w:spacing w:after="120" w:before="240"/>
-      </w:pPr>
-      <w:r>
-        <w:rPr>
-          <w:b/>
-          <w:bCs/>
-          <w:color w:val="2B5AA0"/>
-        </w:rPr>
-        <w:t xml:space="preserve">6.3 Mobile Application (React Native)</w:t>
-      </w:r>
-    </w:p>
-    <w:p>
-      <w:pPr>
-        <w:spacing w:after="160" w:line="300"/>
-        <w:jc w:val="both"/>
-      </w:pPr>
-      <w:r>
-        <w:t xml:space="preserve">I built five screens — Dashboard, Session Control (with live BLE telemetry), Session History, Wallet, and Profile. BLE connection management was implemented using react-native-ble-plx, and push notification handling was implemented using expo-notifications together with Firebase FCM V1.</w:t>
-      </w:r>
-    </w:p>
-    <w:p>
-      <w:r>
-        <w:br w:type="page"/>
-      </w:r>
-    </w:p>
-    <w:p>
-      <w:pPr>
-        <w:pStyle w:val="Heading1"/>
-        <w:spacing w:after="160" w:before="320"/>
-      </w:pPr>
-      <w:r>
-        <w:rPr>
-          <w:b/>
-          <w:bCs/>
-          <w:color w:val="1F3864"/>
-        </w:rPr>
-        <w:t xml:space="preserve">7. Tools, Technologies, APIs and Libraries Used</w:t>
+        <w:lastRenderedPageBreak/>
+        <w:t>7. Tools, Technologies, APIs and Libraries Used</w:t>
       </w:r>
     </w:p>
     <w:tbl>
       <w:tblPr>
-        <w:tblW w:type="pct" w:w="100%"/>
+        <w:tblW w:w="5000" w:type="pct"/>
         <w:tblBorders>
-          <w:top w:val="single" w:color="auto" w:sz="4"/>
-          <w:left w:val="single" w:color="auto" w:sz="4"/>
-          <w:bottom w:val="single" w:color="auto" w:sz="4"/>
-          <w:right w:val="single" w:color="auto" w:sz="4"/>
-          <w:insideH w:val="single" w:color="auto" w:sz="4"/>
-          <w:insideV w:val="single" w:color="auto" w:sz="4"/>
+          <w:top w:val="single" w:sz="4" w:space="0" w:color="auto"/>
+          <w:left w:val="single" w:sz="4" w:space="0" w:color="auto"/>
+          <w:bottom w:val="single" w:sz="4" w:space="0" w:color="auto"/>
+          <w:right w:val="single" w:sz="4" w:space="0" w:color="auto"/>
+          <w:insideH w:val="single" w:sz="4" w:space="0" w:color="auto"/>
+          <w:insideV w:val="single" w:sz="4" w:space="0" w:color="auto"/>
         </w:tblBorders>
+        <w:tblCellMar>
+          <w:left w:w="10" w:type="dxa"/>
+          <w:right w:w="10" w:type="dxa"/>
+        </w:tblCellMar>
+        <w:tblLook w:val="04A0" w:firstRow="1" w:lastRow="0" w:firstColumn="1" w:lastColumn="0" w:noHBand="0" w:noVBand="1"/>
       </w:tblPr>
       <w:tblGrid>
-        <w:gridCol w:w="100"/>
-        <w:gridCol w:w="100"/>
+        <w:gridCol w:w="3039"/>
+        <w:gridCol w:w="6457"/>
       </w:tblGrid>
       <w:tr>
+        <w:tblPrEx>
+          <w:tblCellMar>
+            <w:top w:w="0" w:type="dxa"/>
+            <w:bottom w:w="0" w:type="dxa"/>
+          </w:tblCellMar>
+        </w:tblPrEx>
         <w:tc>
           <w:tcPr>
-            <w:tcW w:type="pct" w:w="32%"/>
-            <w:shd w:fill="1F3864" w:val="clear"/>
+            <w:tcW w:w="1600" w:type="pct"/>
+            <w:shd w:val="clear" w:color="auto" w:fill="1F3864"/>
             <w:tcMar>
-              <w:top w:type="dxa" w:w="90"/>
-              <w:left w:type="dxa" w:w="130"/>
-              <w:bottom w:type="dxa" w:w="90"/>
-              <w:right w:type="dxa" w:w="130"/>
+              <w:top w:w="90" w:type="dxa"/>
+              <w:left w:w="130" w:type="dxa"/>
+              <w:bottom w:w="90" w:type="dxa"/>
+              <w:right w:w="130" w:type="dxa"/>
             </w:tcMar>
             <w:vAlign w:val="center"/>
           </w:tcPr>
@@ -1752,19 +2447,19 @@
                 <w:sz w:val="21"/>
                 <w:szCs w:val="21"/>
               </w:rPr>
-              <w:t xml:space="preserve">Category</w:t>
+              <w:t>Category</w:t>
             </w:r>
           </w:p>
         </w:tc>
         <w:tc>
           <w:tcPr>
-            <w:tcW w:type="pct" w:w="68%"/>
-            <w:shd w:fill="1F3864" w:val="clear"/>
+            <w:tcW w:w="3400" w:type="pct"/>
+            <w:shd w:val="clear" w:color="auto" w:fill="1F3864"/>
             <w:tcMar>
-              <w:top w:type="dxa" w:w="90"/>
-              <w:left w:type="dxa" w:w="130"/>
-              <w:bottom w:type="dxa" w:w="90"/>
-              <w:right w:type="dxa" w:w="130"/>
+              <w:top w:w="90" w:type="dxa"/>
+              <w:left w:w="130" w:type="dxa"/>
+              <w:bottom w:w="90" w:type="dxa"/>
+              <w:right w:w="130" w:type="dxa"/>
             </w:tcMar>
             <w:vAlign w:val="center"/>
           </w:tcPr>
@@ -1777,607 +2472,753 @@
                 <w:sz w:val="21"/>
                 <w:szCs w:val="21"/>
               </w:rPr>
-              <w:t xml:space="preserve">Tool / Technology</w:t>
+              <w:t>Tool / Technology</w:t>
             </w:r>
           </w:p>
         </w:tc>
       </w:tr>
       <w:tr>
+        <w:tblPrEx>
+          <w:tblCellMar>
+            <w:top w:w="0" w:type="dxa"/>
+            <w:bottom w:w="0" w:type="dxa"/>
+          </w:tblCellMar>
+        </w:tblPrEx>
         <w:tc>
           <w:tcPr>
-            <w:tcW w:type="pct" w:w="32%"/>
+            <w:tcW w:w="1600" w:type="pct"/>
             <w:tcMar>
-              <w:top w:type="dxa" w:w="90"/>
-              <w:left w:type="dxa" w:w="130"/>
-              <w:bottom w:type="dxa" w:w="90"/>
-              <w:right w:type="dxa" w:w="130"/>
+              <w:top w:w="90" w:type="dxa"/>
+              <w:left w:w="130" w:type="dxa"/>
+              <w:bottom w:w="90" w:type="dxa"/>
+              <w:right w:w="130" w:type="dxa"/>
             </w:tcMar>
             <w:vAlign w:val="center"/>
           </w:tcPr>
           <w:p>
             <w:r>
               <w:rPr>
-                <w:b w:val="false"/>
-                <w:bCs w:val="false"/>
                 <w:color w:val="000000"/>
                 <w:sz w:val="20"/>
                 <w:szCs w:val="20"/>
               </w:rPr>
-              <w:t xml:space="preserve">Hardware</w:t>
+              <w:t>Hardware</w:t>
             </w:r>
           </w:p>
         </w:tc>
         <w:tc>
           <w:tcPr>
-            <w:tcW w:type="pct" w:w="68%"/>
+            <w:tcW w:w="3400" w:type="pct"/>
             <w:tcMar>
-              <w:top w:type="dxa" w:w="90"/>
-              <w:left w:type="dxa" w:w="130"/>
-              <w:bottom w:type="dxa" w:w="90"/>
-              <w:right w:type="dxa" w:w="130"/>
+              <w:top w:w="90" w:type="dxa"/>
+              <w:left w:w="130" w:type="dxa"/>
+              <w:bottom w:w="90" w:type="dxa"/>
+              <w:right w:w="130" w:type="dxa"/>
             </w:tcMar>
             <w:vAlign w:val="center"/>
           </w:tcPr>
           <w:p>
             <w:r>
               <w:rPr>
-                <w:b w:val="false"/>
-                <w:bCs w:val="false"/>
                 <w:color w:val="000000"/>
                 <w:sz w:val="20"/>
                 <w:szCs w:val="20"/>
               </w:rPr>
-              <w:t xml:space="preserve">ESP32-WROOM-32, PZEM-004T v3.0, 5V AC Relay Module</w:t>
+              <w:t>ESP32-DevKit-V1</w:t>
+            </w:r>
+            <w:r>
+              <w:rPr>
+                <w:color w:val="000000"/>
+                <w:sz w:val="20"/>
+                <w:szCs w:val="20"/>
+              </w:rPr>
+              <w:t>, PZEM-004T v3.0, 5V AC Relay Module</w:t>
             </w:r>
           </w:p>
         </w:tc>
       </w:tr>
       <w:tr>
+        <w:tblPrEx>
+          <w:tblCellMar>
+            <w:top w:w="0" w:type="dxa"/>
+            <w:bottom w:w="0" w:type="dxa"/>
+          </w:tblCellMar>
+        </w:tblPrEx>
         <w:tc>
           <w:tcPr>
-            <w:tcW w:type="pct" w:w="32%"/>
+            <w:tcW w:w="1600" w:type="pct"/>
             <w:tcMar>
-              <w:top w:type="dxa" w:w="90"/>
-              <w:left w:type="dxa" w:w="130"/>
-              <w:bottom w:type="dxa" w:w="90"/>
-              <w:right w:type="dxa" w:w="130"/>
+              <w:top w:w="90" w:type="dxa"/>
+              <w:left w:w="130" w:type="dxa"/>
+              <w:bottom w:w="90" w:type="dxa"/>
+              <w:right w:w="130" w:type="dxa"/>
             </w:tcMar>
             <w:vAlign w:val="center"/>
           </w:tcPr>
           <w:p>
             <w:r>
               <w:rPr>
-                <w:b w:val="false"/>
-                <w:bCs w:val="false"/>
                 <w:color w:val="000000"/>
                 <w:sz w:val="20"/>
                 <w:szCs w:val="20"/>
               </w:rPr>
-              <w:t xml:space="preserve">Firmware Language</w:t>
+              <w:t>Firmware Language</w:t>
             </w:r>
           </w:p>
         </w:tc>
         <w:tc>
           <w:tcPr>
-            <w:tcW w:type="pct" w:w="68%"/>
+            <w:tcW w:w="3400" w:type="pct"/>
             <w:tcMar>
-              <w:top w:type="dxa" w:w="90"/>
-              <w:left w:type="dxa" w:w="130"/>
-              <w:bottom w:type="dxa" w:w="90"/>
-              <w:right w:type="dxa" w:w="130"/>
+              <w:top w:w="90" w:type="dxa"/>
+              <w:left w:w="130" w:type="dxa"/>
+              <w:bottom w:w="90" w:type="dxa"/>
+              <w:right w:w="130" w:type="dxa"/>
             </w:tcMar>
             <w:vAlign w:val="center"/>
           </w:tcPr>
           <w:p>
             <w:r>
               <w:rPr>
-                <w:b w:val="false"/>
-                <w:bCs w:val="false"/>
                 <w:color w:val="000000"/>
                 <w:sz w:val="20"/>
                 <w:szCs w:val="20"/>
               </w:rPr>
-              <w:t xml:space="preserve">C++ (Arduino Framework)</w:t>
+              <w:t>C++ (Arduino Framework)</w:t>
             </w:r>
           </w:p>
         </w:tc>
       </w:tr>
       <w:tr>
+        <w:tblPrEx>
+          <w:tblCellMar>
+            <w:top w:w="0" w:type="dxa"/>
+            <w:bottom w:w="0" w:type="dxa"/>
+          </w:tblCellMar>
+        </w:tblPrEx>
         <w:tc>
           <w:tcPr>
-            <w:tcW w:type="pct" w:w="32%"/>
+            <w:tcW w:w="1600" w:type="pct"/>
             <w:tcMar>
-              <w:top w:type="dxa" w:w="90"/>
-              <w:left w:type="dxa" w:w="130"/>
-              <w:bottom w:type="dxa" w:w="90"/>
-              <w:right w:type="dxa" w:w="130"/>
+              <w:top w:w="90" w:type="dxa"/>
+              <w:left w:w="130" w:type="dxa"/>
+              <w:bottom w:w="90" w:type="dxa"/>
+              <w:right w:w="130" w:type="dxa"/>
             </w:tcMar>
             <w:vAlign w:val="center"/>
           </w:tcPr>
           <w:p>
             <w:r>
               <w:rPr>
-                <w:b w:val="false"/>
-                <w:bCs w:val="false"/>
                 <w:color w:val="000000"/>
                 <w:sz w:val="20"/>
                 <w:szCs w:val="20"/>
               </w:rPr>
-              <w:t xml:space="preserve">Mobile Framework</w:t>
+              <w:t>Mobile Framework</w:t>
             </w:r>
           </w:p>
         </w:tc>
         <w:tc>
           <w:tcPr>
-            <w:tcW w:type="pct" w:w="68%"/>
+            <w:tcW w:w="3400" w:type="pct"/>
             <w:tcMar>
-              <w:top w:type="dxa" w:w="90"/>
-              <w:left w:type="dxa" w:w="130"/>
-              <w:bottom w:type="dxa" w:w="90"/>
-              <w:right w:type="dxa" w:w="130"/>
+              <w:top w:w="90" w:type="dxa"/>
+              <w:left w:w="130" w:type="dxa"/>
+              <w:bottom w:w="90" w:type="dxa"/>
+              <w:right w:w="130" w:type="dxa"/>
             </w:tcMar>
             <w:vAlign w:val="center"/>
           </w:tcPr>
           <w:p>
             <w:r>
               <w:rPr>
-                <w:b w:val="false"/>
-                <w:bCs w:val="false"/>
                 <w:color w:val="000000"/>
                 <w:sz w:val="20"/>
                 <w:szCs w:val="20"/>
               </w:rPr>
-              <w:t xml:space="preserve">React Native (Expo SDK 52)</w:t>
+              <w:t>React Native (Expo SDK 52)</w:t>
             </w:r>
           </w:p>
         </w:tc>
       </w:tr>
       <w:tr>
+        <w:tblPrEx>
+          <w:tblCellMar>
+            <w:top w:w="0" w:type="dxa"/>
+            <w:bottom w:w="0" w:type="dxa"/>
+          </w:tblCellMar>
+        </w:tblPrEx>
         <w:tc>
           <w:tcPr>
-            <w:tcW w:type="pct" w:w="32%"/>
+            <w:tcW w:w="1600" w:type="pct"/>
             <w:tcMar>
-              <w:top w:type="dxa" w:w="90"/>
-              <w:left w:type="dxa" w:w="130"/>
-              <w:bottom w:type="dxa" w:w="90"/>
-              <w:right w:type="dxa" w:w="130"/>
+              <w:top w:w="90" w:type="dxa"/>
+              <w:left w:w="130" w:type="dxa"/>
+              <w:bottom w:w="90" w:type="dxa"/>
+              <w:right w:w="130" w:type="dxa"/>
             </w:tcMar>
             <w:vAlign w:val="center"/>
           </w:tcPr>
           <w:p>
-            <w:r>
-              <w:rPr>
-                <w:b w:val="false"/>
-                <w:bCs w:val="false"/>
+            <w:pPr>
+              <w:rPr>
                 <w:color w:val="000000"/>
                 <w:sz w:val="20"/>
                 <w:szCs w:val="20"/>
               </w:rPr>
-              <w:t xml:space="preserve">Backend Language</w:t>
+            </w:pPr>
+            <w:r>
+              <w:rPr>
+                <w:color w:val="000000"/>
+                <w:sz w:val="20"/>
+                <w:szCs w:val="20"/>
+              </w:rPr>
+              <w:t>Frontend Framework</w:t>
             </w:r>
           </w:p>
         </w:tc>
         <w:tc>
           <w:tcPr>
-            <w:tcW w:type="pct" w:w="68%"/>
+            <w:tcW w:w="3400" w:type="pct"/>
             <w:tcMar>
-              <w:top w:type="dxa" w:w="90"/>
-              <w:left w:type="dxa" w:w="130"/>
-              <w:bottom w:type="dxa" w:w="90"/>
-              <w:right w:type="dxa" w:w="130"/>
+              <w:top w:w="90" w:type="dxa"/>
+              <w:left w:w="130" w:type="dxa"/>
+              <w:bottom w:w="90" w:type="dxa"/>
+              <w:right w:w="130" w:type="dxa"/>
             </w:tcMar>
             <w:vAlign w:val="center"/>
           </w:tcPr>
           <w:p>
-            <w:r>
-              <w:rPr>
-                <w:b w:val="false"/>
-                <w:bCs w:val="false"/>
+            <w:pPr>
+              <w:rPr>
                 <w:color w:val="000000"/>
                 <w:sz w:val="20"/>
                 <w:szCs w:val="20"/>
               </w:rPr>
-              <w:t xml:space="preserve">Node.js v22, Express.js</w:t>
+            </w:pPr>
+            <w:r>
+              <w:rPr>
+                <w:color w:val="000000"/>
+                <w:sz w:val="20"/>
+                <w:szCs w:val="20"/>
+              </w:rPr>
+              <w:t>React.js</w:t>
             </w:r>
           </w:p>
         </w:tc>
       </w:tr>
       <w:tr>
+        <w:tblPrEx>
+          <w:tblCellMar>
+            <w:top w:w="0" w:type="dxa"/>
+            <w:bottom w:w="0" w:type="dxa"/>
+          </w:tblCellMar>
+        </w:tblPrEx>
         <w:tc>
           <w:tcPr>
-            <w:tcW w:type="pct" w:w="32%"/>
+            <w:tcW w:w="1600" w:type="pct"/>
             <w:tcMar>
-              <w:top w:type="dxa" w:w="90"/>
-              <w:left w:type="dxa" w:w="130"/>
-              <w:bottom w:type="dxa" w:w="90"/>
-              <w:right w:type="dxa" w:w="130"/>
+              <w:top w:w="90" w:type="dxa"/>
+              <w:left w:w="130" w:type="dxa"/>
+              <w:bottom w:w="90" w:type="dxa"/>
+              <w:right w:w="130" w:type="dxa"/>
             </w:tcMar>
             <w:vAlign w:val="center"/>
           </w:tcPr>
           <w:p>
             <w:r>
               <w:rPr>
-                <w:b w:val="false"/>
-                <w:bCs w:val="false"/>
                 <w:color w:val="000000"/>
                 <w:sz w:val="20"/>
                 <w:szCs w:val="20"/>
               </w:rPr>
-              <w:t xml:space="preserve">Database</w:t>
+              <w:t>Backend Language</w:t>
             </w:r>
           </w:p>
         </w:tc>
         <w:tc>
           <w:tcPr>
-            <w:tcW w:type="pct" w:w="68%"/>
+            <w:tcW w:w="3400" w:type="pct"/>
             <w:tcMar>
-              <w:top w:type="dxa" w:w="90"/>
-              <w:left w:type="dxa" w:w="130"/>
-              <w:bottom w:type="dxa" w:w="90"/>
-              <w:right w:type="dxa" w:w="130"/>
+              <w:top w:w="90" w:type="dxa"/>
+              <w:left w:w="130" w:type="dxa"/>
+              <w:bottom w:w="90" w:type="dxa"/>
+              <w:right w:w="130" w:type="dxa"/>
             </w:tcMar>
             <w:vAlign w:val="center"/>
           </w:tcPr>
           <w:p>
             <w:r>
               <w:rPr>
-                <w:b w:val="false"/>
-                <w:bCs w:val="false"/>
                 <w:color w:val="000000"/>
                 <w:sz w:val="20"/>
                 <w:szCs w:val="20"/>
               </w:rPr>
-              <w:t xml:space="preserve">PostgreSQL 15</w:t>
+              <w:t>Node.js v22, Express.js</w:t>
             </w:r>
           </w:p>
         </w:tc>
       </w:tr>
       <w:tr>
+        <w:tblPrEx>
+          <w:tblCellMar>
+            <w:top w:w="0" w:type="dxa"/>
+            <w:bottom w:w="0" w:type="dxa"/>
+          </w:tblCellMar>
+        </w:tblPrEx>
         <w:tc>
           <w:tcPr>
-            <w:tcW w:type="pct" w:w="32%"/>
+            <w:tcW w:w="1600" w:type="pct"/>
             <w:tcMar>
-              <w:top w:type="dxa" w:w="90"/>
-              <w:left w:type="dxa" w:w="130"/>
-              <w:bottom w:type="dxa" w:w="90"/>
-              <w:right w:type="dxa" w:w="130"/>
+              <w:top w:w="90" w:type="dxa"/>
+              <w:left w:w="130" w:type="dxa"/>
+              <w:bottom w:w="90" w:type="dxa"/>
+              <w:right w:w="130" w:type="dxa"/>
             </w:tcMar>
             <w:vAlign w:val="center"/>
           </w:tcPr>
           <w:p>
             <w:r>
               <w:rPr>
-                <w:b w:val="false"/>
-                <w:bCs w:val="false"/>
                 <w:color w:val="000000"/>
                 <w:sz w:val="20"/>
                 <w:szCs w:val="20"/>
               </w:rPr>
-              <w:t xml:space="preserve">Authentication</w:t>
+              <w:t>Database</w:t>
             </w:r>
           </w:p>
         </w:tc>
         <w:tc>
           <w:tcPr>
-            <w:tcW w:type="pct" w:w="68%"/>
+            <w:tcW w:w="3400" w:type="pct"/>
             <w:tcMar>
-              <w:top w:type="dxa" w:w="90"/>
-              <w:left w:type="dxa" w:w="130"/>
-              <w:bottom w:type="dxa" w:w="90"/>
-              <w:right w:type="dxa" w:w="130"/>
+              <w:top w:w="90" w:type="dxa"/>
+              <w:left w:w="130" w:type="dxa"/>
+              <w:bottom w:w="90" w:type="dxa"/>
+              <w:right w:w="130" w:type="dxa"/>
             </w:tcMar>
             <w:vAlign w:val="center"/>
           </w:tcPr>
           <w:p>
             <w:r>
               <w:rPr>
-                <w:b w:val="false"/>
-                <w:bCs w:val="false"/>
                 <w:color w:val="000000"/>
                 <w:sz w:val="20"/>
                 <w:szCs w:val="20"/>
               </w:rPr>
-              <w:t xml:space="preserve">JSON Web Tokens (JWT), bcryptjs</w:t>
+              <w:t>PostgreSQL 15</w:t>
             </w:r>
           </w:p>
         </w:tc>
       </w:tr>
       <w:tr>
+        <w:tblPrEx>
+          <w:tblCellMar>
+            <w:top w:w="0" w:type="dxa"/>
+            <w:bottom w:w="0" w:type="dxa"/>
+          </w:tblCellMar>
+        </w:tblPrEx>
         <w:tc>
           <w:tcPr>
-            <w:tcW w:type="pct" w:w="32%"/>
+            <w:tcW w:w="1600" w:type="pct"/>
             <w:tcMar>
-              <w:top w:type="dxa" w:w="90"/>
-              <w:left w:type="dxa" w:w="130"/>
-              <w:bottom w:type="dxa" w:w="90"/>
-              <w:right w:type="dxa" w:w="130"/>
+              <w:top w:w="90" w:type="dxa"/>
+              <w:left w:w="130" w:type="dxa"/>
+              <w:bottom w:w="90" w:type="dxa"/>
+              <w:right w:w="130" w:type="dxa"/>
             </w:tcMar>
             <w:vAlign w:val="center"/>
           </w:tcPr>
           <w:p>
             <w:r>
               <w:rPr>
-                <w:b w:val="false"/>
-                <w:bCs w:val="false"/>
                 <w:color w:val="000000"/>
                 <w:sz w:val="20"/>
                 <w:szCs w:val="20"/>
               </w:rPr>
-              <w:t xml:space="preserve">Push Notifications</w:t>
+              <w:t>Authentication</w:t>
             </w:r>
           </w:p>
         </w:tc>
         <w:tc>
           <w:tcPr>
-            <w:tcW w:type="pct" w:w="68%"/>
+            <w:tcW w:w="3400" w:type="pct"/>
             <w:tcMar>
-              <w:top w:type="dxa" w:w="90"/>
-              <w:left w:type="dxa" w:w="130"/>
-              <w:bottom w:type="dxa" w:w="90"/>
-              <w:right w:type="dxa" w:w="130"/>
+              <w:top w:w="90" w:type="dxa"/>
+              <w:left w:w="130" w:type="dxa"/>
+              <w:bottom w:w="90" w:type="dxa"/>
+              <w:right w:w="130" w:type="dxa"/>
             </w:tcMar>
             <w:vAlign w:val="center"/>
           </w:tcPr>
           <w:p>
             <w:r>
               <w:rPr>
-                <w:b w:val="false"/>
-                <w:bCs w:val="false"/>
                 <w:color w:val="000000"/>
                 <w:sz w:val="20"/>
                 <w:szCs w:val="20"/>
               </w:rPr>
-              <w:t xml:space="preserve">Firebase Cloud Messaging (FCM V1), expo-notifications</w:t>
-            </w:r>
+              <w:t xml:space="preserve">JSON Web Tokens (JWT), </w:t>
+            </w:r>
+            <w:proofErr w:type="spellStart"/>
+            <w:r>
+              <w:rPr>
+                <w:color w:val="000000"/>
+                <w:sz w:val="20"/>
+                <w:szCs w:val="20"/>
+              </w:rPr>
+              <w:t>bcryptjs</w:t>
+            </w:r>
+            <w:proofErr w:type="spellEnd"/>
           </w:p>
         </w:tc>
       </w:tr>
       <w:tr>
+        <w:tblPrEx>
+          <w:tblCellMar>
+            <w:top w:w="0" w:type="dxa"/>
+            <w:bottom w:w="0" w:type="dxa"/>
+          </w:tblCellMar>
+        </w:tblPrEx>
         <w:tc>
           <w:tcPr>
-            <w:tcW w:type="pct" w:w="32%"/>
+            <w:tcW w:w="1600" w:type="pct"/>
             <w:tcMar>
-              <w:top w:type="dxa" w:w="90"/>
-              <w:left w:type="dxa" w:w="130"/>
-              <w:bottom w:type="dxa" w:w="90"/>
-              <w:right w:type="dxa" w:w="130"/>
+              <w:top w:w="90" w:type="dxa"/>
+              <w:left w:w="130" w:type="dxa"/>
+              <w:bottom w:w="90" w:type="dxa"/>
+              <w:right w:w="130" w:type="dxa"/>
             </w:tcMar>
             <w:vAlign w:val="center"/>
           </w:tcPr>
           <w:p>
             <w:r>
               <w:rPr>
-                <w:b w:val="false"/>
-                <w:bCs w:val="false"/>
                 <w:color w:val="000000"/>
                 <w:sz w:val="20"/>
                 <w:szCs w:val="20"/>
               </w:rPr>
-              <w:t xml:space="preserve">BLE Library</w:t>
+              <w:t>Push Notifications</w:t>
             </w:r>
           </w:p>
         </w:tc>
         <w:tc>
           <w:tcPr>
-            <w:tcW w:type="pct" w:w="68%"/>
+            <w:tcW w:w="3400" w:type="pct"/>
             <w:tcMar>
-              <w:top w:type="dxa" w:w="90"/>
-              <w:left w:type="dxa" w:w="130"/>
-              <w:bottom w:type="dxa" w:w="90"/>
-              <w:right w:type="dxa" w:w="130"/>
+              <w:top w:w="90" w:type="dxa"/>
+              <w:left w:w="130" w:type="dxa"/>
+              <w:bottom w:w="90" w:type="dxa"/>
+              <w:right w:w="130" w:type="dxa"/>
             </w:tcMar>
             <w:vAlign w:val="center"/>
           </w:tcPr>
           <w:p>
             <w:r>
               <w:rPr>
-                <w:b w:val="false"/>
-                <w:bCs w:val="false"/>
                 <w:color w:val="000000"/>
                 <w:sz w:val="20"/>
                 <w:szCs w:val="20"/>
               </w:rPr>
-              <w:t xml:space="preserve">react-native-ble-plx</w:t>
+              <w:t>Firebase Cloud Messaging (FCM V1), expo-notifications</w:t>
             </w:r>
           </w:p>
         </w:tc>
       </w:tr>
       <w:tr>
+        <w:tblPrEx>
+          <w:tblCellMar>
+            <w:top w:w="0" w:type="dxa"/>
+            <w:bottom w:w="0" w:type="dxa"/>
+          </w:tblCellMar>
+        </w:tblPrEx>
         <w:tc>
           <w:tcPr>
-            <w:tcW w:type="pct" w:w="32%"/>
+            <w:tcW w:w="1600" w:type="pct"/>
             <w:tcMar>
-              <w:top w:type="dxa" w:w="90"/>
-              <w:left w:type="dxa" w:w="130"/>
-              <w:bottom w:type="dxa" w:w="90"/>
-              <w:right w:type="dxa" w:w="130"/>
+              <w:top w:w="90" w:type="dxa"/>
+              <w:left w:w="130" w:type="dxa"/>
+              <w:bottom w:w="90" w:type="dxa"/>
+              <w:right w:w="130" w:type="dxa"/>
             </w:tcMar>
             <w:vAlign w:val="center"/>
           </w:tcPr>
           <w:p>
             <w:r>
               <w:rPr>
-                <w:b w:val="false"/>
-                <w:bCs w:val="false"/>
                 <w:color w:val="000000"/>
                 <w:sz w:val="20"/>
                 <w:szCs w:val="20"/>
               </w:rPr>
-              <w:t xml:space="preserve">Firmware Libraries</w:t>
+              <w:t>BLE Library</w:t>
             </w:r>
           </w:p>
         </w:tc>
         <w:tc>
           <w:tcPr>
-            <w:tcW w:type="pct" w:w="68%"/>
+            <w:tcW w:w="3400" w:type="pct"/>
             <w:tcMar>
-              <w:top w:type="dxa" w:w="90"/>
-              <w:left w:type="dxa" w:w="130"/>
-              <w:bottom w:type="dxa" w:w="90"/>
-              <w:right w:type="dxa" w:w="130"/>
+              <w:top w:w="90" w:type="dxa"/>
+              <w:left w:w="130" w:type="dxa"/>
+              <w:bottom w:w="90" w:type="dxa"/>
+              <w:right w:w="130" w:type="dxa"/>
             </w:tcMar>
             <w:vAlign w:val="center"/>
           </w:tcPr>
           <w:p>
             <w:r>
               <w:rPr>
-                <w:b w:val="false"/>
-                <w:bCs w:val="false"/>
                 <w:color w:val="000000"/>
                 <w:sz w:val="20"/>
                 <w:szCs w:val="20"/>
               </w:rPr>
-              <w:t xml:space="preserve">ArduinoJson, LiquidCrystal_I2C, PZEM004Tv30, ESP32 BLE Arduino</w:t>
-            </w:r>
+              <w:t>react-native-</w:t>
+            </w:r>
+            <w:proofErr w:type="spellStart"/>
+            <w:r>
+              <w:rPr>
+                <w:color w:val="000000"/>
+                <w:sz w:val="20"/>
+                <w:szCs w:val="20"/>
+              </w:rPr>
+              <w:t>ble</w:t>
+            </w:r>
+            <w:proofErr w:type="spellEnd"/>
+            <w:r>
+              <w:rPr>
+                <w:color w:val="000000"/>
+                <w:sz w:val="20"/>
+                <w:szCs w:val="20"/>
+              </w:rPr>
+              <w:t>-</w:t>
+            </w:r>
+            <w:proofErr w:type="spellStart"/>
+            <w:r>
+              <w:rPr>
+                <w:color w:val="000000"/>
+                <w:sz w:val="20"/>
+                <w:szCs w:val="20"/>
+              </w:rPr>
+              <w:t>plx</w:t>
+            </w:r>
+            <w:proofErr w:type="spellEnd"/>
           </w:p>
         </w:tc>
       </w:tr>
       <w:tr>
+        <w:tblPrEx>
+          <w:tblCellMar>
+            <w:top w:w="0" w:type="dxa"/>
+            <w:bottom w:w="0" w:type="dxa"/>
+          </w:tblCellMar>
+        </w:tblPrEx>
         <w:tc>
           <w:tcPr>
-            <w:tcW w:type="pct" w:w="32%"/>
+            <w:tcW w:w="1600" w:type="pct"/>
             <w:tcMar>
-              <w:top w:type="dxa" w:w="90"/>
-              <w:left w:type="dxa" w:w="130"/>
-              <w:bottom w:type="dxa" w:w="90"/>
-              <w:right w:type="dxa" w:w="130"/>
+              <w:top w:w="90" w:type="dxa"/>
+              <w:left w:w="130" w:type="dxa"/>
+              <w:bottom w:w="90" w:type="dxa"/>
+              <w:right w:w="130" w:type="dxa"/>
             </w:tcMar>
             <w:vAlign w:val="center"/>
           </w:tcPr>
           <w:p>
             <w:r>
               <w:rPr>
-                <w:b w:val="false"/>
-                <w:bCs w:val="false"/>
                 <w:color w:val="000000"/>
                 <w:sz w:val="20"/>
                 <w:szCs w:val="20"/>
               </w:rPr>
-              <w:t xml:space="preserve">Build Tool</w:t>
+              <w:t>Firmware Libraries</w:t>
             </w:r>
           </w:p>
         </w:tc>
         <w:tc>
           <w:tcPr>
-            <w:tcW w:type="pct" w:w="68%"/>
+            <w:tcW w:w="3400" w:type="pct"/>
             <w:tcMar>
-              <w:top w:type="dxa" w:w="90"/>
-              <w:left w:type="dxa" w:w="130"/>
-              <w:bottom w:type="dxa" w:w="90"/>
-              <w:right w:type="dxa" w:w="130"/>
+              <w:top w:w="90" w:type="dxa"/>
+              <w:left w:w="130" w:type="dxa"/>
+              <w:bottom w:w="90" w:type="dxa"/>
+              <w:right w:w="130" w:type="dxa"/>
             </w:tcMar>
             <w:vAlign w:val="center"/>
           </w:tcPr>
           <w:p>
-            <w:r>
-              <w:rPr>
-                <w:b w:val="false"/>
-                <w:bCs w:val="false"/>
+            <w:proofErr w:type="spellStart"/>
+            <w:r>
+              <w:rPr>
                 <w:color w:val="000000"/>
                 <w:sz w:val="20"/>
                 <w:szCs w:val="20"/>
               </w:rPr>
-              <w:t xml:space="preserve">EAS (Expo Application Services)</w:t>
+              <w:t>ArduinoJson</w:t>
+            </w:r>
+            <w:proofErr w:type="spellEnd"/>
+            <w:r>
+              <w:rPr>
+                <w:color w:val="000000"/>
+                <w:sz w:val="20"/>
+                <w:szCs w:val="20"/>
+              </w:rPr>
+              <w:t>, LiquidCrystal_I2C, PZEM004Tv30, ESP32 BLE Arduino</w:t>
             </w:r>
           </w:p>
         </w:tc>
       </w:tr>
       <w:tr>
+        <w:tblPrEx>
+          <w:tblCellMar>
+            <w:top w:w="0" w:type="dxa"/>
+            <w:bottom w:w="0" w:type="dxa"/>
+          </w:tblCellMar>
+        </w:tblPrEx>
         <w:tc>
           <w:tcPr>
-            <w:tcW w:type="pct" w:w="32%"/>
+            <w:tcW w:w="1600" w:type="pct"/>
             <w:tcMar>
-              <w:top w:type="dxa" w:w="90"/>
-              <w:left w:type="dxa" w:w="130"/>
-              <w:bottom w:type="dxa" w:w="90"/>
-              <w:right w:type="dxa" w:w="130"/>
+              <w:top w:w="90" w:type="dxa"/>
+              <w:left w:w="130" w:type="dxa"/>
+              <w:bottom w:w="90" w:type="dxa"/>
+              <w:right w:w="130" w:type="dxa"/>
             </w:tcMar>
             <w:vAlign w:val="center"/>
           </w:tcPr>
           <w:p>
             <w:r>
               <w:rPr>
-                <w:b w:val="false"/>
-                <w:bCs w:val="false"/>
                 <w:color w:val="000000"/>
                 <w:sz w:val="20"/>
                 <w:szCs w:val="20"/>
               </w:rPr>
-              <w:t xml:space="preserve">Version Control</w:t>
+              <w:t>Build Tool</w:t>
             </w:r>
           </w:p>
         </w:tc>
         <w:tc>
           <w:tcPr>
-            <w:tcW w:type="pct" w:w="68%"/>
+            <w:tcW w:w="3400" w:type="pct"/>
             <w:tcMar>
-              <w:top w:type="dxa" w:w="90"/>
-              <w:left w:type="dxa" w:w="130"/>
-              <w:bottom w:type="dxa" w:w="90"/>
-              <w:right w:type="dxa" w:w="130"/>
+              <w:top w:w="90" w:type="dxa"/>
+              <w:left w:w="130" w:type="dxa"/>
+              <w:bottom w:w="90" w:type="dxa"/>
+              <w:right w:w="130" w:type="dxa"/>
             </w:tcMar>
             <w:vAlign w:val="center"/>
           </w:tcPr>
           <w:p>
             <w:r>
               <w:rPr>
-                <w:b w:val="false"/>
-                <w:bCs w:val="false"/>
                 <w:color w:val="000000"/>
                 <w:sz w:val="20"/>
                 <w:szCs w:val="20"/>
               </w:rPr>
-              <w:t xml:space="preserve">Git</w:t>
+              <w:t>EAS (Expo Application Services)</w:t>
             </w:r>
           </w:p>
         </w:tc>
       </w:tr>
       <w:tr>
+        <w:tblPrEx>
+          <w:tblCellMar>
+            <w:top w:w="0" w:type="dxa"/>
+            <w:bottom w:w="0" w:type="dxa"/>
+          </w:tblCellMar>
+        </w:tblPrEx>
         <w:tc>
           <w:tcPr>
-            <w:tcW w:type="pct" w:w="32%"/>
+            <w:tcW w:w="1600" w:type="pct"/>
             <w:tcMar>
-              <w:top w:type="dxa" w:w="90"/>
-              <w:left w:type="dxa" w:w="130"/>
-              <w:bottom w:type="dxa" w:w="90"/>
-              <w:right w:type="dxa" w:w="130"/>
+              <w:top w:w="90" w:type="dxa"/>
+              <w:left w:w="130" w:type="dxa"/>
+              <w:bottom w:w="90" w:type="dxa"/>
+              <w:right w:w="130" w:type="dxa"/>
             </w:tcMar>
             <w:vAlign w:val="center"/>
           </w:tcPr>
           <w:p>
             <w:r>
               <w:rPr>
-                <w:b w:val="false"/>
-                <w:bCs w:val="false"/>
                 <w:color w:val="000000"/>
                 <w:sz w:val="20"/>
                 <w:szCs w:val="20"/>
               </w:rPr>
-              <w:t xml:space="preserve">UI/UX Design</w:t>
+              <w:t>Version Control</w:t>
             </w:r>
           </w:p>
         </w:tc>
         <w:tc>
           <w:tcPr>
-            <w:tcW w:type="pct" w:w="68%"/>
+            <w:tcW w:w="3400" w:type="pct"/>
             <w:tcMar>
-              <w:top w:type="dxa" w:w="90"/>
-              <w:left w:type="dxa" w:w="130"/>
-              <w:bottom w:type="dxa" w:w="90"/>
-              <w:right w:type="dxa" w:w="130"/>
+              <w:top w:w="90" w:type="dxa"/>
+              <w:left w:w="130" w:type="dxa"/>
+              <w:bottom w:w="90" w:type="dxa"/>
+              <w:right w:w="130" w:type="dxa"/>
             </w:tcMar>
             <w:vAlign w:val="center"/>
           </w:tcPr>
           <w:p>
             <w:r>
               <w:rPr>
-                <w:b w:val="false"/>
-                <w:bCs w:val="false"/>
                 <w:color w:val="000000"/>
                 <w:sz w:val="20"/>
                 <w:szCs w:val="20"/>
               </w:rPr>
-              <w:t xml:space="preserve">Google Stitch</w:t>
+              <w:t>Git</w:t>
+            </w:r>
+          </w:p>
+        </w:tc>
+      </w:tr>
+      <w:tr>
+        <w:tblPrEx>
+          <w:tblCellMar>
+            <w:top w:w="0" w:type="dxa"/>
+            <w:bottom w:w="0" w:type="dxa"/>
+          </w:tblCellMar>
+        </w:tblPrEx>
+        <w:tc>
+          <w:tcPr>
+            <w:tcW w:w="1600" w:type="pct"/>
+            <w:tcMar>
+              <w:top w:w="90" w:type="dxa"/>
+              <w:left w:w="130" w:type="dxa"/>
+              <w:bottom w:w="90" w:type="dxa"/>
+              <w:right w:w="130" w:type="dxa"/>
+            </w:tcMar>
+            <w:vAlign w:val="center"/>
+          </w:tcPr>
+          <w:p>
+            <w:r>
+              <w:rPr>
+                <w:color w:val="000000"/>
+                <w:sz w:val="20"/>
+                <w:szCs w:val="20"/>
+              </w:rPr>
+              <w:t>UI/UX Design</w:t>
+            </w:r>
+          </w:p>
+        </w:tc>
+        <w:tc>
+          <w:tcPr>
+            <w:tcW w:w="3400" w:type="pct"/>
+            <w:tcMar>
+              <w:top w:w="90" w:type="dxa"/>
+              <w:left w:w="130" w:type="dxa"/>
+              <w:bottom w:w="90" w:type="dxa"/>
+              <w:right w:w="130" w:type="dxa"/>
+            </w:tcMar>
+            <w:vAlign w:val="center"/>
+          </w:tcPr>
+          <w:p>
+            <w:r>
+              <w:rPr>
+                <w:color w:val="000000"/>
+                <w:sz w:val="20"/>
+                <w:szCs w:val="20"/>
+              </w:rPr>
+              <w:t>Google Stitch</w:t>
             </w:r>
           </w:p>
         </w:tc>
@@ -2396,7 +3237,7 @@
     <w:p>
       <w:pPr>
         <w:pStyle w:val="Heading1"/>
-        <w:spacing w:after="160" w:before="320"/>
+        <w:spacing w:before="320" w:after="160"/>
       </w:pPr>
       <w:r>
         <w:rPr>
@@ -2404,13 +3245,14 @@
           <w:bCs/>
           <w:color w:val="1F3864"/>
         </w:rPr>
-        <w:t xml:space="preserve">8. Testing Strategies and Reports</w:t>
+        <w:lastRenderedPageBreak/>
+        <w:t>8. Testing Strategies and Reports</w:t>
       </w:r>
     </w:p>
     <w:p>
       <w:pPr>
         <w:pStyle w:val="Heading2"/>
-        <w:spacing w:after="120" w:before="240"/>
+        <w:spacing w:before="240" w:after="120"/>
       </w:pPr>
       <w:r>
         <w:rPr>
@@ -2418,7 +3260,7 @@
           <w:bCs/>
           <w:color w:val="2B5AA0"/>
         </w:rPr>
-        <w:t xml:space="preserve">8.1 Hardware Testing</w:t>
+        <w:t>8.1 Hardware Testing</w:t>
       </w:r>
     </w:p>
     <w:p>
@@ -2428,10 +3270,10 @@
           <w:ilvl w:val="0"/>
           <w:numId w:val="2"/>
         </w:numPr>
-        <w:spacing w:after="90" w:line="290"/>
-      </w:pPr>
-      <w:r>
-        <w:t xml:space="preserve">Verified that the relay triggers correctly on START, STOP, and E-STOP commands.</w:t>
+        <w:spacing w:after="90" w:line="290" w:lineRule="auto"/>
+      </w:pPr>
+      <w:r>
+        <w:t>Verified that the relay triggers correctly on START, STOP, and E-STOP commands.</w:t>
       </w:r>
     </w:p>
     <w:p>
@@ -2441,10 +3283,10 @@
           <w:ilvl w:val="0"/>
           <w:numId w:val="2"/>
         </w:numPr>
-        <w:spacing w:after="90" w:line="290"/>
-      </w:pPr>
-      <w:r>
-        <w:t xml:space="preserve">Tested power-cut recovery by pulling the power plug mid-session and confirming that the session resumed correctly on boot.</w:t>
+        <w:spacing w:after="90" w:line="290" w:lineRule="auto"/>
+      </w:pPr>
+      <w:r>
+        <w:t>Tested power-cut recovery by pulling the power plug mid-session and confirming that the session resumed correctly on boot.</w:t>
       </w:r>
     </w:p>
     <w:p>
@@ -2454,16 +3296,16 @@
           <w:ilvl w:val="0"/>
           <w:numId w:val="2"/>
         </w:numPr>
-        <w:spacing w:after="90" w:line="290"/>
-      </w:pPr>
-      <w:r>
-        <w:t xml:space="preserve">Load-tested with high-draw appliances (an electric iron rated at approximately 1500W) to verify PZEM measurement accuracy.</w:t>
+        <w:spacing w:after="90" w:line="290" w:lineRule="auto"/>
+      </w:pPr>
+      <w:r>
+        <w:t>Load-tested with high-draw appliances (an electric iron rated at approximately 1500W) to verify PZEM measurement accuracy.</w:t>
       </w:r>
     </w:p>
     <w:p>
       <w:pPr>
         <w:pStyle w:val="Heading2"/>
-        <w:spacing w:after="120" w:before="240"/>
+        <w:spacing w:before="240" w:after="120"/>
       </w:pPr>
       <w:r>
         <w:rPr>
@@ -2471,7 +3313,7 @@
           <w:bCs/>
           <w:color w:val="2B5AA0"/>
         </w:rPr>
-        <w:t xml:space="preserve">8.2 Backend API Testing</w:t>
+        <w:t>8.2 Backend API Testing</w:t>
       </w:r>
     </w:p>
     <w:p>
@@ -2481,10 +3323,10 @@
           <w:ilvl w:val="0"/>
           <w:numId w:val="2"/>
         </w:numPr>
-        <w:spacing w:after="90" w:line="290"/>
-      </w:pPr>
-      <w:r>
-        <w:t xml:space="preserve">Manually tested all API endpoints using Postman.</w:t>
+        <w:spacing w:after="90" w:line="290" w:lineRule="auto"/>
+      </w:pPr>
+      <w:r>
+        <w:t>Manually tested all API endpoints using Postman.</w:t>
       </w:r>
     </w:p>
     <w:p>
@@ -2494,10 +3336,10 @@
           <w:ilvl w:val="0"/>
           <w:numId w:val="2"/>
         </w:numPr>
-        <w:spacing w:after="90" w:line="290"/>
-      </w:pPr>
-      <w:r>
-        <w:t xml:space="preserve">Verified that wallet balance deductions are mathematically correct after split billing is applied.</w:t>
+        <w:spacing w:after="90" w:line="290" w:lineRule="auto"/>
+      </w:pPr>
+      <w:r>
+        <w:t>Verified that wallet balance deductions are mathematically correct after split billing is applied.</w:t>
       </w:r>
     </w:p>
     <w:p>
@@ -2507,16 +3349,16 @@
           <w:ilvl w:val="0"/>
           <w:numId w:val="2"/>
         </w:numPr>
-        <w:spacing w:after="90" w:line="290"/>
-      </w:pPr>
-      <w:r>
-        <w:t xml:space="preserve">Verified that database CHECK constraints correctly reject negative kWh values.</w:t>
+        <w:spacing w:after="90" w:line="290" w:lineRule="auto"/>
+      </w:pPr>
+      <w:r>
+        <w:t>Verified that database CHECK constraints correctly reject negative kWh values.</w:t>
       </w:r>
     </w:p>
     <w:p>
       <w:pPr>
         <w:pStyle w:val="Heading2"/>
-        <w:spacing w:after="120" w:before="240"/>
+        <w:spacing w:before="240" w:after="120"/>
       </w:pPr>
       <w:r>
         <w:rPr>
@@ -2524,7 +3366,7 @@
           <w:bCs/>
           <w:color w:val="2B5AA0"/>
         </w:rPr>
-        <w:t xml:space="preserve">8.3 Integration Testing (End-to-End)</w:t>
+        <w:t>8.3 Integration Testing (End-to-End)</w:t>
       </w:r>
     </w:p>
     <w:p>
@@ -2534,10 +3376,10 @@
           <w:ilvl w:val="0"/>
           <w:numId w:val="2"/>
         </w:numPr>
-        <w:spacing w:after="90" w:line="290"/>
-      </w:pPr>
-      <w:r>
-        <w:t xml:space="preserve">Ran full session flows: Book → BLE Start → Live Telemetry → Auto-finish → Auto-Sync → Wallet Deduction.</w:t>
+        <w:spacing w:after="90" w:line="290" w:lineRule="auto"/>
+      </w:pPr>
+      <w:r>
+        <w:t>Ran full session flows: Book → BLE Start → Live Telemetry → Auto-finish → Auto-Sync → Wallet Deduction.</w:t>
       </w:r>
     </w:p>
     <w:p>
@@ -2547,10 +3389,10 @@
           <w:ilvl w:val="0"/>
           <w:numId w:val="2"/>
         </w:numPr>
-        <w:spacing w:after="90" w:line="290"/>
-      </w:pPr>
-      <w:r>
-        <w:t xml:space="preserve">Tested the E-Stop flow: button press → relay off → FINISHED telemetry → app sync → wallet settled.</w:t>
+        <w:spacing w:after="90" w:line="290" w:lineRule="auto"/>
+      </w:pPr>
+      <w:r>
+        <w:t>Tested the E-Stop flow: button press → relay off → FINISHED telemetry → app sync → wallet settled.</w:t>
       </w:r>
     </w:p>
     <w:p>
@@ -2560,10 +3402,10 @@
           <w:ilvl w:val="0"/>
           <w:numId w:val="2"/>
         </w:numPr>
-        <w:spacing w:after="90" w:line="290"/>
-      </w:pPr>
-      <w:r>
-        <w:t xml:space="preserve">Tested the roommate invite flow: invite → FCM push → accept → join → time-based split at settlement.</w:t>
+        <w:spacing w:after="90" w:line="290" w:lineRule="auto"/>
+      </w:pPr>
+      <w:r>
+        <w:t>Tested the roommate invite flow: invite → FCM push → accept → join → time-based split at settlement.</w:t>
       </w:r>
     </w:p>
     <w:p>
@@ -2574,7 +3416,7 @@
     <w:p>
       <w:pPr>
         <w:pStyle w:val="Heading1"/>
-        <w:spacing w:after="160" w:before="320"/>
+        <w:spacing w:before="320" w:after="160"/>
       </w:pPr>
       <w:r>
         <w:rPr>
@@ -2582,7 +3424,8 @@
           <w:bCs/>
           <w:color w:val="1F3864"/>
         </w:rPr>
-        <w:t xml:space="preserve">9. Innovative Contribution</w:t>
+        <w:lastRenderedPageBreak/>
+        <w:t>9. Innovative Contribution</w:t>
       </w:r>
     </w:p>
     <w:p>
@@ -2592,17 +3435,41 @@
           <w:ilvl w:val="0"/>
           <w:numId w:val="2"/>
         </w:numPr>
-        <w:spacing w:after="90" w:line="290"/>
-      </w:pPr>
-      <w:r>
-        <w:rPr>
-          <w:b/>
-          <w:bCs/>
-        </w:rPr>
-        <w:t xml:space="preserve">Offline-first BLE architecture for IoT billing: </w:t>
-      </w:r>
-      <w:r>
-        <w:t xml:space="preserve">using the student's phone as a secure bridge between offline hardware and the cloud backend is an approach not commonly seen in existing IoT billing systems.</w:t>
+        <w:spacing w:after="90" w:line="290" w:lineRule="auto"/>
+      </w:pPr>
+      <w:r>
+        <w:rPr>
+          <w:b/>
+          <w:bCs/>
+        </w:rPr>
+        <w:t xml:space="preserve">Offline-first BLE architecture for </w:t>
+      </w:r>
+      <w:proofErr w:type="spellStart"/>
+      <w:r>
+        <w:rPr>
+          <w:b/>
+          <w:bCs/>
+        </w:rPr>
+        <w:t>IoT</w:t>
+      </w:r>
+      <w:proofErr w:type="spellEnd"/>
+      <w:r>
+        <w:rPr>
+          <w:b/>
+          <w:bCs/>
+        </w:rPr>
+        <w:t xml:space="preserve"> billing: </w:t>
+      </w:r>
+      <w:r>
+        <w:t xml:space="preserve">using the student's phone as a secure bridge between offline hardware and the cloud backend is an approach not commonly seen in existing </w:t>
+      </w:r>
+      <w:proofErr w:type="spellStart"/>
+      <w:r>
+        <w:t>IoT</w:t>
+      </w:r>
+      <w:proofErr w:type="spellEnd"/>
+      <w:r>
+        <w:t xml:space="preserve"> billing systems.</w:t>
       </w:r>
     </w:p>
     <w:p>
@@ -2612,7 +3479,7 @@
           <w:ilvl w:val="0"/>
           <w:numId w:val="2"/>
         </w:numPr>
-        <w:spacing w:after="90" w:line="290"/>
+        <w:spacing w:after="90" w:line="290" w:lineRule="auto"/>
       </w:pPr>
       <w:r>
         <w:rPr>
@@ -2622,7 +3489,7 @@
         <w:t xml:space="preserve">NVS-based power-cut recovery for financial data: </w:t>
       </w:r>
       <w:r>
-        <w:t xml:space="preserve">persisting billing state to non-volatile flash memory at regular intervals ensures zero financial data loss during power outages.</w:t>
+        <w:t>persisting billing state to non-volatile flash memory at regular intervals ensures zero financial data loss during power outages.</w:t>
       </w:r>
     </w:p>
     <w:p>
@@ -2632,7 +3499,7 @@
           <w:ilvl w:val="0"/>
           <w:numId w:val="2"/>
         </w:numPr>
-        <w:spacing w:after="90" w:line="290"/>
+        <w:spacing w:after="90" w:line="290" w:lineRule="auto"/>
       </w:pPr>
       <w:r>
         <w:rPr>
@@ -2642,7 +3509,7 @@
         <w:t xml:space="preserve">Time-proportional split-billing algorithm: </w:t>
       </w:r>
       <w:r>
-        <w:t xml:space="preserve">dynamic cost-splitting based on exact, second-level participation time rather than a simple equal split.</w:t>
+        <w:t>dynamic cost-splitting based on exact, second-level participation time rather than a simple equal split.</w:t>
       </w:r>
     </w:p>
     <w:p>
@@ -2653,7 +3520,7 @@
     <w:p>
       <w:pPr>
         <w:pStyle w:val="Heading1"/>
-        <w:spacing w:after="160" w:before="320"/>
+        <w:spacing w:before="320" w:after="160"/>
       </w:pPr>
       <w:r>
         <w:rPr>
@@ -2661,7 +3528,8 @@
           <w:bCs/>
           <w:color w:val="1F3864"/>
         </w:rPr>
-        <w:t xml:space="preserve">10. Lessons Learnt</w:t>
+        <w:lastRenderedPageBreak/>
+        <w:t>10. Lessons Learnt</w:t>
       </w:r>
     </w:p>
     <w:p>
@@ -2671,7 +3539,7 @@
           <w:ilvl w:val="0"/>
           <w:numId w:val="2"/>
         </w:numPr>
-        <w:spacing w:after="90" w:line="290"/>
+        <w:spacing w:after="90" w:line="290" w:lineRule="auto"/>
       </w:pPr>
       <w:r>
         <w:rPr>
@@ -2681,7 +3549,7 @@
         <w:t xml:space="preserve">System design before coding matters: </w:t>
       </w:r>
       <w:r>
-        <w:t xml:space="preserve">designing the three-tier offline-first architecture upfront prevented many potential edge cases later in development.</w:t>
+        <w:t>designing the three-tier offline-first architecture upfront prevented many potential edge cases later in development.</w:t>
       </w:r>
     </w:p>
     <w:p>
@@ -2691,7 +3559,7 @@
           <w:ilvl w:val="0"/>
           <w:numId w:val="2"/>
         </w:numPr>
-        <w:spacing w:after="90" w:line="290"/>
+        <w:spacing w:after="90" w:line="290" w:lineRule="auto"/>
       </w:pPr>
       <w:r>
         <w:rPr>
@@ -2701,7 +3569,7 @@
         <w:t xml:space="preserve">Never trust the client: </w:t>
       </w:r>
       <w:r>
-        <w:t xml:space="preserve">all financial calculations and validations must be done on the server side, never on the mobile app.</w:t>
+        <w:t>all financial calculations and validations must be done on the server side, never on the mobile app.</w:t>
       </w:r>
     </w:p>
     <w:p>
@@ -2711,7 +3579,7 @@
           <w:ilvl w:val="0"/>
           <w:numId w:val="2"/>
         </w:numPr>
-        <w:spacing w:after="90" w:line="290"/>
+        <w:spacing w:after="90" w:line="290" w:lineRule="auto"/>
       </w:pPr>
       <w:r>
         <w:rPr>
@@ -2721,7 +3589,7 @@
         <w:t xml:space="preserve">Race conditions are real: </w:t>
       </w:r>
       <w:r>
-        <w:t xml:space="preserve">I learned to use PostgreSQL ACID transactions and row-level locks to solve real concurrency bugs.</w:t>
+        <w:t>I learned to use PostgreSQL ACID transactions and row-level locks to solve real concurrency bugs.</w:t>
       </w:r>
     </w:p>
     <w:p>
@@ -2731,7 +3599,7 @@
           <w:ilvl w:val="0"/>
           <w:numId w:val="2"/>
         </w:numPr>
-        <w:spacing w:after="90" w:line="290"/>
+        <w:spacing w:after="90" w:line="290" w:lineRule="auto"/>
       </w:pPr>
       <w:r>
         <w:rPr>
@@ -2741,7 +3609,15 @@
         <w:t xml:space="preserve">Edge hardware is unpredictable: </w:t>
       </w:r>
       <w:r>
-        <w:t xml:space="preserve">power-cut scenarios, BLE connection drops, and sensor noise (such as NaN readings from the PZEM sensor) are practical issues rarely covered in textbooks.</w:t>
+        <w:t xml:space="preserve">power-cut scenarios, BLE connection drops, and sensor noise (such as </w:t>
+      </w:r>
+      <w:proofErr w:type="spellStart"/>
+      <w:r>
+        <w:t>NaN</w:t>
+      </w:r>
+      <w:proofErr w:type="spellEnd"/>
+      <w:r>
+        <w:t xml:space="preserve"> readings from the PZEM sensor) are practical issues rarely covered in textbooks.</w:t>
       </w:r>
     </w:p>
     <w:p>
@@ -2751,7 +3627,7 @@
           <w:ilvl w:val="0"/>
           <w:numId w:val="2"/>
         </w:numPr>
-        <w:spacing w:after="90" w:line="290"/>
+        <w:spacing w:after="90" w:line="290" w:lineRule="auto"/>
       </w:pPr>
       <w:r>
         <w:rPr>
@@ -2761,135 +3637,26 @@
         <w:t xml:space="preserve">Security must be a first-class citizen: </w:t>
       </w:r>
       <w:r>
-        <w:t xml:space="preserve">financial systems require thinking like an attacker; I fixed multiple loopholes such as a participant leaving a room during an active session to avoid being billed.</w:t>
-      </w:r>
-    </w:p>
-    <w:p>
-      <w:r>
-        <w:br w:type="page"/>
-      </w:r>
-    </w:p>
-    <w:p>
-      <w:pPr>
-        <w:pStyle w:val="Heading1"/>
-        <w:spacing w:after="160" w:before="320"/>
-      </w:pPr>
-      <w:r>
-        <w:rPr>
-          <w:b/>
-          <w:bCs/>
-          <w:color w:val="1F3864"/>
-        </w:rPr>
-        <w:t xml:space="preserve">References</w:t>
-      </w:r>
-    </w:p>
-    <w:p>
-      <w:pPr>
-        <w:pStyle w:val="ListParagraph"/>
-        <w:numPr>
-          <w:ilvl w:val="0"/>
-          <w:numId w:val="2"/>
-        </w:numPr>
-        <w:spacing w:after="90" w:line="290"/>
-      </w:pPr>
-      <w:r>
-        <w:t xml:space="preserve">React Native Documentation — reactnative.dev/docs/getting-started</w:t>
-      </w:r>
-    </w:p>
-    <w:p>
-      <w:pPr>
-        <w:pStyle w:val="ListParagraph"/>
-        <w:numPr>
-          <w:ilvl w:val="0"/>
-          <w:numId w:val="2"/>
-        </w:numPr>
-        <w:spacing w:after="90" w:line="290"/>
-      </w:pPr>
-      <w:r>
-        <w:t xml:space="preserve">Express.js Documentation — expressjs.com</w:t>
-      </w:r>
-    </w:p>
-    <w:p>
-      <w:pPr>
-        <w:pStyle w:val="ListParagraph"/>
-        <w:numPr>
-          <w:ilvl w:val="0"/>
-          <w:numId w:val="2"/>
-        </w:numPr>
-        <w:spacing w:after="90" w:line="290"/>
-      </w:pPr>
-      <w:r>
-        <w:t xml:space="preserve">PostgreSQL Documentation — postgresql.org/docs</w:t>
-      </w:r>
-    </w:p>
-    <w:p>
-      <w:pPr>
-        <w:pStyle w:val="ListParagraph"/>
-        <w:numPr>
-          <w:ilvl w:val="0"/>
-          <w:numId w:val="2"/>
-        </w:numPr>
-        <w:spacing w:after="90" w:line="290"/>
-      </w:pPr>
-      <w:r>
-        <w:t xml:space="preserve">Espressif ESP32 Datasheet and Arduino BLE Library documentation</w:t>
-      </w:r>
-    </w:p>
-    <w:p>
-      <w:pPr>
-        <w:pStyle w:val="ListParagraph"/>
-        <w:numPr>
-          <w:ilvl w:val="0"/>
-          <w:numId w:val="2"/>
-        </w:numPr>
-        <w:spacing w:after="90" w:line="290"/>
-      </w:pPr>
-      <w:r>
-        <w:t xml:space="preserve">PZEM-004T v3.0 Datasheet</w:t>
-      </w:r>
-    </w:p>
-    <w:p>
-      <w:pPr>
-        <w:pStyle w:val="ListParagraph"/>
-        <w:numPr>
-          <w:ilvl w:val="0"/>
-          <w:numId w:val="2"/>
-        </w:numPr>
-        <w:spacing w:after="90" w:line="290"/>
-      </w:pPr>
-      <w:r>
-        <w:t xml:space="preserve">Relevant IEEE papers on IoT-based smart energy metering (IEEE Xplore)</w:t>
-      </w:r>
-    </w:p>
+        <w:t>financial systems require thinking like an attacker; I fixed multiple loopholes such as a participant leaving a room during an active session to avoid being billed.</w:t>
+      </w:r>
+    </w:p>
+    <w:p/>
     <w:sectPr>
-      <w:headerReference w:type="default" r:id="rId7"/>
-      <w:footerReference w:type="default" r:id="rId8"/>
-      <w:pgSz w:w="11906" w:h="16838" w:orient="portrait"/>
+      <w:headerReference w:type="default" r:id="rId8"/>
+      <w:footerReference w:type="default" r:id="rId9"/>
+      <w:pgSz w:w="11906" w:h="16838"/>
       <w:pgMar w:top="1100" w:right="1200" w:bottom="1100" w:left="1200" w:header="708" w:footer="708" w:gutter="0"/>
-      <w:pgNumType/>
+      <w:cols w:space="720"/>
       <w:docGrid w:linePitch="360"/>
     </w:sectPr>
   </w:body>
 </w:document>
 </file>
 
-<file path=word/comments.xml><?xml version="1.0" encoding="utf-8"?>
-<w:comments xmlns:cx="http://schemas.microsoft.com/office/drawing/2014/chartex" xmlns:cx1="http://schemas.microsoft.com/office/drawing/2015/9/8/chartex" xmlns:cx2="http://schemas.microsoft.com/office/drawing/2015/10/21/chartex" xmlns:cx3="http://schemas.microsoft.com/office/drawing/2016/5/9/chartex" xmlns:cx4="http://schemas.microsoft.com/office/drawing/2016/5/10/chartex" xmlns:cx5="http://schemas.microsoft.com/office/drawing/2016/5/11/chartex" xmlns:cx6="http://schemas.microsoft.com/office/drawing/2016/5/12/chartex" xmlns:cx7="http://schemas.microsoft.com/office/drawing/2016/5/13/chartex" xmlns:cx8="http://schemas.microsoft.com/office/drawing/2016/5/14/chartex" xmlns:mc="http://schemas.openxmlformats.org/markup-compatibility/2006" xmlns:aink="http://schemas.microsoft.com/office/drawing/2016/ink" xmlns:am3d="http://schemas.microsoft.com/office/drawing/2017/model3d" xmlns:o="urn:schemas-microsoft-com:office:office" xmlns:r="http://schemas.openxmlformats.org/officeDocument/2006/relationships" xmlns:m="http://schemas.openxmlformats.org/officeDocument/2006/math" xmlns:v="urn:schemas-microsoft-com:vml" xmlns:wp14="http://schemas.microsoft.com/office/word/2010/wordprocessingDrawing" xmlns:wp="http://schemas.openxmlformats.org/drawingml/2006/wordprocessingDrawing" xmlns:w10="urn:schemas-microsoft-com:office:word" xmlns:w="http://schemas.openxmlformats.org/wordprocessingml/2006/main" xmlns:w14="http://schemas.microsoft.com/office/word/2010/wordml" xmlns:w15="http://schemas.microsoft.com/office/word/2012/wordml" xmlns:w16cex="http://schemas.microsoft.com/office/word/2018/wordml/cex" xmlns:w16cid="http://schemas.microsoft.com/office/word/2016/wordml/cid" xmlns:w16="http://schemas.microsoft.com/office/word/2018/wordml" xmlns:w16sdtdh="http://schemas.microsoft.com/office/word/2020/wordml/sdtdatahash" xmlns:w16se="http://schemas.microsoft.com/office/word/2015/wordml/symex" xmlns:wpg="http://schemas.microsoft.com/office/word/2010/wordprocessingGroup" xmlns:wpi="http://schemas.microsoft.com/office/word/2010/wordprocessingInk" xmlns:wne="http://schemas.microsoft.com/office/word/2006/wordml" xmlns:wps="http://schemas.microsoft.com/office/word/2010/wordprocessingShape"/>
-</file>
-
 <file path=word/endnotes.xml><?xml version="1.0" encoding="utf-8"?>
-<w:endnotes xmlns:wpc="http://schemas.microsoft.com/office/word/2010/wordprocessingCanvas" xmlns:mc="http://schemas.openxmlformats.org/markup-compatibility/2006" xmlns:o="urn:schemas-microsoft-com:office:office" xmlns:r="http://schemas.openxmlformats.org/officeDocument/2006/relationships" xmlns:m="http://schemas.openxmlformats.org/officeDocument/2006/math" xmlns:v="urn:schemas-microsoft-com:vml" xmlns:wp14="http://schemas.microsoft.com/office/word/2010/wordprocessingDrawing" xmlns:wp="http://schemas.openxmlformats.org/drawingml/2006/wordprocessingDrawing" xmlns:w10="urn:schemas-microsoft-com:office:word" xmlns:w="http://schemas.openxmlformats.org/wordprocessingml/2006/main" xmlns:w14="http://schemas.microsoft.com/office/word/2010/wordml" xmlns:w15="http://schemas.microsoft.com/office/word/2012/wordml" xmlns:wpg="http://schemas.microsoft.com/office/word/2010/wordprocessingGroup" xmlns:wpi="http://schemas.microsoft.com/office/word/2010/wordprocessingInk" xmlns:wne="http://schemas.microsoft.com/office/word/2006/wordml" xmlns:wps="http://schemas.microsoft.com/office/word/2010/wordprocessingShape" mc:Ignorable="w14 w15 wp14">
+<w:endnotes xmlns:wpc="http://schemas.microsoft.com/office/word/2010/wordprocessingCanvas" xmlns:cx="http://schemas.microsoft.com/office/drawing/2014/chartex" xmlns:cx1="http://schemas.microsoft.com/office/drawing/2015/9/8/chartex" xmlns:mc="http://schemas.openxmlformats.org/markup-compatibility/2006" xmlns:o="urn:schemas-microsoft-com:office:office" xmlns:r="http://schemas.openxmlformats.org/officeDocument/2006/relationships" xmlns:m="http://schemas.openxmlformats.org/officeDocument/2006/math" xmlns:v="urn:schemas-microsoft-com:vml" xmlns:wp14="http://schemas.microsoft.com/office/word/2010/wordprocessingDrawing" xmlns:wp="http://schemas.openxmlformats.org/drawingml/2006/wordprocessingDrawing" xmlns:w10="urn:schemas-microsoft-com:office:word" xmlns:w="http://schemas.openxmlformats.org/wordprocessingml/2006/main" xmlns:w14="http://schemas.microsoft.com/office/word/2010/wordml" xmlns:w15="http://schemas.microsoft.com/office/word/2012/wordml" xmlns:w16se="http://schemas.microsoft.com/office/word/2015/wordml/symex" xmlns:wpg="http://schemas.microsoft.com/office/word/2010/wordprocessingGroup" xmlns:wpi="http://schemas.microsoft.com/office/word/2010/wordprocessingInk" xmlns:wne="http://schemas.microsoft.com/office/word/2006/wordml" xmlns:wps="http://schemas.microsoft.com/office/word/2010/wordprocessingShape" mc:Ignorable="w14 w15 w16se wp14">
   <w:endnote w:type="separator" w:id="-1">
     <w:p>
-      <w:pPr>
-        <w:spacing w:after="0" w:line="240" w:lineRule="auto"/>
-      </w:pPr>
-      <w:r>
-        <w:rPr>
-          <w:rStyle w:val="EndnoteReference"/>
-        </w:rPr>
-        <w:endnoteRef/>
-      </w:r>
       <w:r>
         <w:separator/>
       </w:r>
@@ -2897,15 +3664,6 @@
   </w:endnote>
   <w:endnote w:type="continuationSeparator" w:id="0">
     <w:p>
-      <w:pPr>
-        <w:spacing w:after="0" w:line="240" w:lineRule="auto"/>
-      </w:pPr>
-      <w:r>
-        <w:rPr>
-          <w:rStyle w:val="EndnoteReference"/>
-        </w:rPr>
-        <w:endnoteRef/>
-      </w:r>
       <w:r>
         <w:continuationSeparator/>
       </w:r>
@@ -2915,7 +3673,7 @@
 </file>
 
 <file path=word/footer1.xml><?xml version="1.0" encoding="utf-8"?>
-<w:ftr xmlns:wpc="http://schemas.microsoft.com/office/word/2010/wordprocessingCanvas" xmlns:mc="http://schemas.openxmlformats.org/markup-compatibility/2006" xmlns:o="urn:schemas-microsoft-com:office:office" xmlns:r="http://schemas.openxmlformats.org/officeDocument/2006/relationships" xmlns:m="http://schemas.openxmlformats.org/officeDocument/2006/math" xmlns:v="urn:schemas-microsoft-com:vml" xmlns:wp14="http://schemas.microsoft.com/office/word/2010/wordprocessingDrawing" xmlns:wp="http://schemas.openxmlformats.org/drawingml/2006/wordprocessingDrawing" xmlns:w10="urn:schemas-microsoft-com:office:word" xmlns:w="http://schemas.openxmlformats.org/wordprocessingml/2006/main" xmlns:w14="http://schemas.microsoft.com/office/word/2010/wordml" xmlns:w15="http://schemas.microsoft.com/office/word/2012/wordml" xmlns:wpg="http://schemas.microsoft.com/office/word/2010/wordprocessingGroup" xmlns:wpi="http://schemas.microsoft.com/office/word/2010/wordprocessingInk" xmlns:wne="http://schemas.microsoft.com/office/word/2006/wordml" xmlns:wps="http://schemas.microsoft.com/office/word/2010/wordprocessingShape">
+<w:ftr xmlns:wpc="http://schemas.microsoft.com/office/word/2010/wordprocessingCanvas" xmlns:cx="http://schemas.microsoft.com/office/drawing/2014/chartex" xmlns:cx1="http://schemas.microsoft.com/office/drawing/2015/9/8/chartex" xmlns:mc="http://schemas.openxmlformats.org/markup-compatibility/2006" xmlns:o="urn:schemas-microsoft-com:office:office" xmlns:r="http://schemas.openxmlformats.org/officeDocument/2006/relationships" xmlns:m="http://schemas.openxmlformats.org/officeDocument/2006/math" xmlns:v="urn:schemas-microsoft-com:vml" xmlns:wp14="http://schemas.microsoft.com/office/word/2010/wordprocessingDrawing" xmlns:wp="http://schemas.openxmlformats.org/drawingml/2006/wordprocessingDrawing" xmlns:w10="urn:schemas-microsoft-com:office:word" xmlns:w="http://schemas.openxmlformats.org/wordprocessingml/2006/main" xmlns:w14="http://schemas.microsoft.com/office/word/2010/wordml" xmlns:w15="http://schemas.microsoft.com/office/word/2012/wordml" xmlns:w16se="http://schemas.microsoft.com/office/word/2015/wordml/symex" xmlns:wpg="http://schemas.microsoft.com/office/word/2010/wordprocessingGroup" xmlns:wpi="http://schemas.microsoft.com/office/word/2010/wordprocessingInk" xmlns:wne="http://schemas.microsoft.com/office/word/2006/wordml" xmlns:wps="http://schemas.microsoft.com/office/word/2010/wordprocessingShape" mc:Ignorable="w14 w15 w16se wp14">
   <w:p>
     <w:pPr>
       <w:jc w:val="center"/>
@@ -2927,8 +3685,38 @@
         <w:szCs w:val="18"/>
       </w:rPr>
       <w:fldChar w:fldCharType="begin"/>
-      <w:instrText xml:space="preserve">PAGE</w:instrText>
+    </w:r>
+    <w:r>
+      <w:rPr>
+        <w:color w:val="888888"/>
+        <w:sz w:val="18"/>
+        <w:szCs w:val="18"/>
+      </w:rPr>
+      <w:instrText>PAGE</w:instrText>
+    </w:r>
+    <w:r>
+      <w:rPr>
+        <w:color w:val="888888"/>
+        <w:sz w:val="18"/>
+        <w:szCs w:val="18"/>
+      </w:rPr>
       <w:fldChar w:fldCharType="separate"/>
+    </w:r>
+    <w:r>
+      <w:rPr>
+        <w:noProof/>
+        <w:color w:val="888888"/>
+        <w:sz w:val="18"/>
+        <w:szCs w:val="18"/>
+      </w:rPr>
+      <w:t>13</w:t>
+    </w:r>
+    <w:r>
+      <w:rPr>
+        <w:color w:val="888888"/>
+        <w:sz w:val="18"/>
+        <w:szCs w:val="18"/>
+      </w:rPr>
       <w:fldChar w:fldCharType="end"/>
     </w:r>
   </w:p>
@@ -2936,18 +3724,9 @@
 </file>
 
 <file path=word/footnotes.xml><?xml version="1.0" encoding="utf-8"?>
-<w:footnotes xmlns:wpc="http://schemas.microsoft.com/office/word/2010/wordprocessingCanvas" xmlns:mc="http://schemas.openxmlformats.org/markup-compatibility/2006" xmlns:o="urn:schemas-microsoft-com:office:office" xmlns:r="http://schemas.openxmlformats.org/officeDocument/2006/relationships" xmlns:m="http://schemas.openxmlformats.org/officeDocument/2006/math" xmlns:v="urn:schemas-microsoft-com:vml" xmlns:wp14="http://schemas.microsoft.com/office/word/2010/wordprocessingDrawing" xmlns:wp="http://schemas.openxmlformats.org/drawingml/2006/wordprocessingDrawing" xmlns:w10="urn:schemas-microsoft-com:office:word" xmlns:w="http://schemas.openxmlformats.org/wordprocessingml/2006/main" xmlns:w14="http://schemas.microsoft.com/office/word/2010/wordml" xmlns:w15="http://schemas.microsoft.com/office/word/2012/wordml" xmlns:wpg="http://schemas.microsoft.com/office/word/2010/wordprocessingGroup" xmlns:wpi="http://schemas.microsoft.com/office/word/2010/wordprocessingInk" xmlns:wne="http://schemas.microsoft.com/office/word/2006/wordml" xmlns:wps="http://schemas.microsoft.com/office/word/2010/wordprocessingShape" mc:Ignorable="w14 w15 wp14">
+<w:footnotes xmlns:wpc="http://schemas.microsoft.com/office/word/2010/wordprocessingCanvas" xmlns:cx="http://schemas.microsoft.com/office/drawing/2014/chartex" xmlns:cx1="http://schemas.microsoft.com/office/drawing/2015/9/8/chartex" xmlns:mc="http://schemas.openxmlformats.org/markup-compatibility/2006" xmlns:o="urn:schemas-microsoft-com:office:office" xmlns:r="http://schemas.openxmlformats.org/officeDocument/2006/relationships" xmlns:m="http://schemas.openxmlformats.org/officeDocument/2006/math" xmlns:v="urn:schemas-microsoft-com:vml" xmlns:wp14="http://schemas.microsoft.com/office/word/2010/wordprocessingDrawing" xmlns:wp="http://schemas.openxmlformats.org/drawingml/2006/wordprocessingDrawing" xmlns:w10="urn:schemas-microsoft-com:office:word" xmlns:w="http://schemas.openxmlformats.org/wordprocessingml/2006/main" xmlns:w14="http://schemas.microsoft.com/office/word/2010/wordml" xmlns:w15="http://schemas.microsoft.com/office/word/2012/wordml" xmlns:w16se="http://schemas.microsoft.com/office/word/2015/wordml/symex" xmlns:wpg="http://schemas.microsoft.com/office/word/2010/wordprocessingGroup" xmlns:wpi="http://schemas.microsoft.com/office/word/2010/wordprocessingInk" xmlns:wne="http://schemas.microsoft.com/office/word/2006/wordml" xmlns:wps="http://schemas.microsoft.com/office/word/2010/wordprocessingShape" mc:Ignorable="w14 w15 w16se wp14">
   <w:footnote w:type="separator" w:id="-1">
     <w:p>
-      <w:pPr>
-        <w:spacing w:after="0" w:line="240" w:lineRule="auto"/>
-      </w:pPr>
-      <w:r>
-        <w:rPr>
-          <w:rStyle w:val="FootnoteReference"/>
-        </w:rPr>
-        <w:footnoteRef/>
-      </w:r>
       <w:r>
         <w:separator/>
       </w:r>
@@ -2955,15 +3734,6 @@
   </w:footnote>
   <w:footnote w:type="continuationSeparator" w:id="0">
     <w:p>
-      <w:pPr>
-        <w:spacing w:after="0" w:line="240" w:lineRule="auto"/>
-      </w:pPr>
-      <w:r>
-        <w:rPr>
-          <w:rStyle w:val="FootnoteReference"/>
-        </w:rPr>
-        <w:footnoteRef/>
-      </w:r>
       <w:r>
         <w:continuationSeparator/>
       </w:r>
@@ -2973,28 +3743,40 @@
 </file>
 
 <file path=word/header1.xml><?xml version="1.0" encoding="utf-8"?>
-<w:hdr xmlns:wpc="http://schemas.microsoft.com/office/word/2010/wordprocessingCanvas" xmlns:mc="http://schemas.openxmlformats.org/markup-compatibility/2006" xmlns:o="urn:schemas-microsoft-com:office:office" xmlns:r="http://schemas.openxmlformats.org/officeDocument/2006/relationships" xmlns:m="http://schemas.openxmlformats.org/officeDocument/2006/math" xmlns:v="urn:schemas-microsoft-com:vml" xmlns:wp14="http://schemas.microsoft.com/office/word/2010/wordprocessingDrawing" xmlns:wp="http://schemas.openxmlformats.org/drawingml/2006/wordprocessingDrawing" xmlns:w10="urn:schemas-microsoft-com:office:word" xmlns:w="http://schemas.openxmlformats.org/wordprocessingml/2006/main" xmlns:w14="http://schemas.microsoft.com/office/word/2010/wordml" xmlns:w15="http://schemas.microsoft.com/office/word/2012/wordml" xmlns:wpg="http://schemas.microsoft.com/office/word/2010/wordprocessingGroup" xmlns:wpi="http://schemas.microsoft.com/office/word/2010/wordprocessingInk" xmlns:wne="http://schemas.microsoft.com/office/word/2006/wordml" xmlns:wps="http://schemas.microsoft.com/office/word/2010/wordprocessingShape" xmlns:cx="http://schemas.microsoft.com/office/drawing/2014/chartex" xmlns:cx1="http://schemas.microsoft.com/office/drawing/2015/9/8/chartex" xmlns:cx2="http://schemas.microsoft.com/office/drawing/2015/10/21/chartex" xmlns:cx3="http://schemas.microsoft.com/office/drawing/2016/5/9/chartex" xmlns:cx4="http://schemas.microsoft.com/office/drawing/2016/5/10/chartex" xmlns:cx5="http://schemas.microsoft.com/office/drawing/2016/5/11/chartex" xmlns:cx6="http://schemas.microsoft.com/office/drawing/2016/5/12/chartex" xmlns:cx7="http://schemas.microsoft.com/office/drawing/2016/5/13/chartex" xmlns:cx8="http://schemas.microsoft.com/office/drawing/2016/5/14/chartex" xmlns:w16cid="http://schemas.microsoft.com/office/word/2016/wordml/cid" xmlns:w16se="http://schemas.microsoft.com/office/word/2015/wordml/symex">
+<w:hdr xmlns:wpc="http://schemas.microsoft.com/office/word/2010/wordprocessingCanvas" xmlns:cx="http://schemas.microsoft.com/office/drawing/2014/chartex" xmlns:cx1="http://schemas.microsoft.com/office/drawing/2015/9/8/chartex" xmlns:mc="http://schemas.openxmlformats.org/markup-compatibility/2006" xmlns:o="urn:schemas-microsoft-com:office:office" xmlns:r="http://schemas.openxmlformats.org/officeDocument/2006/relationships" xmlns:m="http://schemas.openxmlformats.org/officeDocument/2006/math" xmlns:v="urn:schemas-microsoft-com:vml" xmlns:wp14="http://schemas.microsoft.com/office/word/2010/wordprocessingDrawing" xmlns:wp="http://schemas.openxmlformats.org/drawingml/2006/wordprocessingDrawing" xmlns:w10="urn:schemas-microsoft-com:office:word" xmlns:w="http://schemas.openxmlformats.org/wordprocessingml/2006/main" xmlns:w14="http://schemas.microsoft.com/office/word/2010/wordml" xmlns:w15="http://schemas.microsoft.com/office/word/2012/wordml" xmlns:w16se="http://schemas.microsoft.com/office/word/2015/wordml/symex" xmlns:wpg="http://schemas.microsoft.com/office/word/2010/wordprocessingGroup" xmlns:wpi="http://schemas.microsoft.com/office/word/2010/wordprocessingInk" xmlns:wne="http://schemas.microsoft.com/office/word/2006/wordml" xmlns:wps="http://schemas.microsoft.com/office/word/2010/wordprocessingShape" mc:Ignorable="w14 w15 w16se wp14">
   <w:p>
     <w:pPr>
       <w:jc w:val="right"/>
     </w:pPr>
+    <w:proofErr w:type="spellStart"/>
     <w:r>
       <w:rPr>
         <w:color w:val="888888"/>
         <w:sz w:val="16"/>
         <w:szCs w:val="16"/>
       </w:rPr>
-      <w:t xml:space="preserve">FairAC — Summer Internship Report</w:t>
+      <w:t>FairAC</w:t>
+    </w:r>
+    <w:proofErr w:type="spellEnd"/>
+    <w:r>
+      <w:rPr>
+        <w:color w:val="888888"/>
+        <w:sz w:val="16"/>
+        <w:szCs w:val="16"/>
+      </w:rPr>
+      <w:t xml:space="preserve"> — Summer Internship Report</w:t>
     </w:r>
   </w:p>
 </w:hdr>
 </file>
 
 <file path=word/numbering.xml><?xml version="1.0" encoding="utf-8"?>
-<w:numbering xmlns:wpc="http://schemas.microsoft.com/office/word/2010/wordprocessingCanvas" xmlns:mc="http://schemas.openxmlformats.org/markup-compatibility/2006" xmlns:o="urn:schemas-microsoft-com:office:office" xmlns:r="http://schemas.openxmlformats.org/officeDocument/2006/relationships" xmlns:m="http://schemas.openxmlformats.org/officeDocument/2006/math" xmlns:v="urn:schemas-microsoft-com:vml" xmlns:wp14="http://schemas.microsoft.com/office/word/2010/wordprocessingDrawing" xmlns:wp="http://schemas.openxmlformats.org/drawingml/2006/wordprocessingDrawing" xmlns:w10="urn:schemas-microsoft-com:office:word" xmlns:w="http://schemas.openxmlformats.org/wordprocessingml/2006/main" xmlns:w14="http://schemas.microsoft.com/office/word/2010/wordml" xmlns:w15="http://schemas.microsoft.com/office/word/2012/wordml" xmlns:wpg="http://schemas.microsoft.com/office/word/2010/wordprocessingGroup" xmlns:wpi="http://schemas.microsoft.com/office/word/2010/wordprocessingInk" xmlns:wne="http://schemas.microsoft.com/office/word/2006/wordml" xmlns:wps="http://schemas.microsoft.com/office/word/2010/wordprocessingShape" mc:Ignorable="w14 w15 wp14">
-  <w:abstractNum w:abstractNumId="1" w15:restartNumberingAfterBreak="0">
+<w:numbering xmlns:wpc="http://schemas.microsoft.com/office/word/2010/wordprocessingCanvas" xmlns:cx="http://schemas.microsoft.com/office/drawing/2014/chartex" xmlns:cx1="http://schemas.microsoft.com/office/drawing/2015/9/8/chartex" xmlns:mc="http://schemas.openxmlformats.org/markup-compatibility/2006" xmlns:o="urn:schemas-microsoft-com:office:office" xmlns:r="http://schemas.openxmlformats.org/officeDocument/2006/relationships" xmlns:m="http://schemas.openxmlformats.org/officeDocument/2006/math" xmlns:v="urn:schemas-microsoft-com:vml" xmlns:wp14="http://schemas.microsoft.com/office/word/2010/wordprocessingDrawing" xmlns:wp="http://schemas.openxmlformats.org/drawingml/2006/wordprocessingDrawing" xmlns:w10="urn:schemas-microsoft-com:office:word" xmlns:w="http://schemas.openxmlformats.org/wordprocessingml/2006/main" xmlns:w14="http://schemas.microsoft.com/office/word/2010/wordml" xmlns:w15="http://schemas.microsoft.com/office/word/2012/wordml" xmlns:w16se="http://schemas.microsoft.com/office/word/2015/wordml/symex" xmlns:wpg="http://schemas.microsoft.com/office/word/2010/wordprocessingGroup" xmlns:wpi="http://schemas.microsoft.com/office/word/2010/wordprocessingInk" xmlns:wne="http://schemas.microsoft.com/office/word/2006/wordml" xmlns:wps="http://schemas.microsoft.com/office/word/2010/wordprocessingShape" mc:Ignorable="w14 w15 w16se wp14">
+  <w:abstractNum w:abstractNumId="0" w15:restartNumberingAfterBreak="0">
+    <w:nsid w:val="2D0C5DA1"/>
     <w:multiLevelType w:val="hybridMultilevel"/>
-    <w:lvl w:ilvl="0" w15:tentative="1">
+    <w:tmpl w:val="71346A16"/>
+    <w:lvl w:ilvl="0" w:tplc="4EEE84EE">
       <w:start w:val="1"/>
       <w:numFmt w:val="bullet"/>
       <w:lvlText w:val="●"/>
@@ -3003,7 +3785,7 @@
         <w:ind w:left="720" w:hanging="360"/>
       </w:pPr>
     </w:lvl>
-    <w:lvl w:ilvl="1" w15:tentative="1">
+    <w:lvl w:ilvl="1" w:tplc="113A471E">
       <w:start w:val="1"/>
       <w:numFmt w:val="bullet"/>
       <w:lvlText w:val="○"/>
@@ -3012,7 +3794,7 @@
         <w:ind w:left="1440" w:hanging="360"/>
       </w:pPr>
     </w:lvl>
-    <w:lvl w:ilvl="2" w15:tentative="1">
+    <w:lvl w:ilvl="2" w:tplc="D564E7EC">
       <w:start w:val="1"/>
       <w:numFmt w:val="bullet"/>
       <w:lvlText w:val="■"/>
@@ -3021,7 +3803,7 @@
         <w:ind w:left="2160" w:hanging="360"/>
       </w:pPr>
     </w:lvl>
-    <w:lvl w:ilvl="3" w15:tentative="1">
+    <w:lvl w:ilvl="3" w:tplc="E51E365E">
       <w:start w:val="1"/>
       <w:numFmt w:val="bullet"/>
       <w:lvlText w:val="●"/>
@@ -3030,7 +3812,7 @@
         <w:ind w:left="2880" w:hanging="360"/>
       </w:pPr>
     </w:lvl>
-    <w:lvl w:ilvl="4" w15:tentative="1">
+    <w:lvl w:ilvl="4" w:tplc="1654E238">
       <w:start w:val="1"/>
       <w:numFmt w:val="bullet"/>
       <w:lvlText w:val="○"/>
@@ -3039,7 +3821,7 @@
         <w:ind w:left="3600" w:hanging="360"/>
       </w:pPr>
     </w:lvl>
-    <w:lvl w:ilvl="5" w15:tentative="1">
+    <w:lvl w:ilvl="5" w:tplc="28C46186">
       <w:start w:val="1"/>
       <w:numFmt w:val="bullet"/>
       <w:lvlText w:val="■"/>
@@ -3048,7 +3830,7 @@
         <w:ind w:left="4320" w:hanging="360"/>
       </w:pPr>
     </w:lvl>
-    <w:lvl w:ilvl="6" w15:tentative="1">
+    <w:lvl w:ilvl="6" w:tplc="D34808F0">
       <w:start w:val="1"/>
       <w:numFmt w:val="bullet"/>
       <w:lvlText w:val="●"/>
@@ -3057,7 +3839,7 @@
         <w:ind w:left="5040" w:hanging="360"/>
       </w:pPr>
     </w:lvl>
-    <w:lvl w:ilvl="7" w15:tentative="1">
+    <w:lvl w:ilvl="7" w:tplc="507E5AA0">
       <w:start w:val="1"/>
       <w:numFmt w:val="bullet"/>
       <w:lvlText w:val="●"/>
@@ -3066,7 +3848,7 @@
         <w:ind w:left="5760" w:hanging="360"/>
       </w:pPr>
     </w:lvl>
-    <w:lvl w:ilvl="8" w15:tentative="1">
+    <w:lvl w:ilvl="8" w:tplc="2F38FF28">
       <w:start w:val="1"/>
       <w:numFmt w:val="bullet"/>
       <w:lvlText w:val="●"/>
@@ -3076,9 +3858,11 @@
       </w:pPr>
     </w:lvl>
   </w:abstractNum>
-  <w:abstractNum w:abstractNumId="2" w15:restartNumberingAfterBreak="0">
+  <w:abstractNum w:abstractNumId="1" w15:restartNumberingAfterBreak="0">
+    <w:nsid w:val="3738221C"/>
     <w:multiLevelType w:val="hybridMultilevel"/>
-    <w:lvl w:ilvl="0" w15:tentative="1">
+    <w:tmpl w:val="79B6B9B8"/>
+    <w:lvl w:ilvl="0" w:tplc="747405EC">
       <w:start w:val="1"/>
       <w:numFmt w:val="bullet"/>
       <w:lvlText w:val="•"/>
@@ -3087,7 +3871,7 @@
         <w:ind w:left="460" w:hanging="260"/>
       </w:pPr>
     </w:lvl>
-    <w:lvl w:ilvl="1" w15:tentative="1">
+    <w:lvl w:ilvl="1" w:tplc="74BE3E00">
       <w:start w:val="1"/>
       <w:numFmt w:val="bullet"/>
       <w:lvlText w:val="◦"/>
@@ -3096,15 +3880,50 @@
         <w:ind w:left="820" w:hanging="260"/>
       </w:pPr>
     </w:lvl>
+    <w:lvl w:ilvl="2" w:tplc="F258CC14">
+      <w:numFmt w:val="decimal"/>
+      <w:lvlText w:val=""/>
+      <w:lvlJc w:val="left"/>
+    </w:lvl>
+    <w:lvl w:ilvl="3" w:tplc="B0508CF2">
+      <w:numFmt w:val="decimal"/>
+      <w:lvlText w:val=""/>
+      <w:lvlJc w:val="left"/>
+    </w:lvl>
+    <w:lvl w:ilvl="4" w:tplc="8CA41B3C">
+      <w:numFmt w:val="decimal"/>
+      <w:lvlText w:val=""/>
+      <w:lvlJc w:val="left"/>
+    </w:lvl>
+    <w:lvl w:ilvl="5" w:tplc="54269A96">
+      <w:numFmt w:val="decimal"/>
+      <w:lvlText w:val=""/>
+      <w:lvlJc w:val="left"/>
+    </w:lvl>
+    <w:lvl w:ilvl="6" w:tplc="FF865374">
+      <w:numFmt w:val="decimal"/>
+      <w:lvlText w:val=""/>
+      <w:lvlJc w:val="left"/>
+    </w:lvl>
+    <w:lvl w:ilvl="7" w:tplc="DAF6A638">
+      <w:numFmt w:val="decimal"/>
+      <w:lvlText w:val=""/>
+      <w:lvlJc w:val="left"/>
+    </w:lvl>
+    <w:lvl w:ilvl="8" w:tplc="3D36CB86">
+      <w:numFmt w:val="decimal"/>
+      <w:lvlText w:val=""/>
+      <w:lvlJc w:val="left"/>
+    </w:lvl>
   </w:abstractNum>
   <w:num w:numId="1">
-    <w:abstractNumId w:val="1"/>
+    <w:abstractNumId w:val="0"/>
     <w:lvlOverride w:ilvl="0">
       <w:startOverride w:val="1"/>
     </w:lvlOverride>
   </w:num>
   <w:num w:numId="2">
-    <w:abstractNumId w:val="2"/>
+    <w:abstractNumId w:val="1"/>
     <w:lvlOverride w:ilvl="0">
       <w:startOverride w:val="1"/>
     </w:lvlOverride>
@@ -3113,32 +3932,404 @@
 </file>
 
 <file path=word/styles.xml><?xml version="1.0" encoding="utf-8"?>
-<w:styles xmlns:mc="http://schemas.openxmlformats.org/markup-compatibility/2006" xmlns:r="http://schemas.openxmlformats.org/officeDocument/2006/relationships" xmlns:w="http://schemas.openxmlformats.org/wordprocessingml/2006/main" xmlns:w14="http://schemas.microsoft.com/office/word/2010/wordml" xmlns:w15="http://schemas.microsoft.com/office/word/2012/wordml" mc:Ignorable="w14 w15">
+<w:styles xmlns:mc="http://schemas.openxmlformats.org/markup-compatibility/2006" xmlns:r="http://schemas.openxmlformats.org/officeDocument/2006/relationships" xmlns:w="http://schemas.openxmlformats.org/wordprocessingml/2006/main" xmlns:w14="http://schemas.microsoft.com/office/word/2010/wordml" xmlns:w15="http://schemas.microsoft.com/office/word/2012/wordml" xmlns:w16se="http://schemas.microsoft.com/office/word/2015/wordml/symex" mc:Ignorable="w14 w15 w16se">
   <w:docDefaults>
     <w:rPrDefault>
       <w:rPr>
-        <w:rFonts w:ascii="Calibri" w:cs="Calibri" w:eastAsia="Calibri" w:hAnsi="Calibri"/>
+        <w:rFonts w:ascii="Calibri" w:eastAsia="Calibri" w:hAnsi="Calibri" w:cs="Calibri"/>
         <w:sz w:val="22"/>
         <w:szCs w:val="22"/>
+        <w:lang w:val="en-IN" w:eastAsia="en-IN" w:bidi="gu-IN"/>
       </w:rPr>
     </w:rPrDefault>
     <w:pPrDefault/>
   </w:docDefaults>
-  <w:style w:type="paragraph" w:styleId="Title">
-    <w:name w:val="Title"/>
-    <w:basedOn w:val="Normal"/>
-    <w:next w:val="Normal"/>
+  <w:latentStyles w:defLockedState="0" w:defUIPriority="99" w:defSemiHidden="0" w:defUnhideWhenUsed="0" w:defQFormat="0" w:count="371">
+    <w:lsdException w:name="Normal" w:uiPriority="0" w:qFormat="1"/>
+    <w:lsdException w:name="heading 1" w:uiPriority="9" w:qFormat="1"/>
+    <w:lsdException w:name="heading 2" w:semiHidden="1" w:uiPriority="0" w:unhideWhenUsed="1" w:qFormat="1"/>
+    <w:lsdException w:name="heading 3" w:semiHidden="1" w:uiPriority="9" w:unhideWhenUsed="1" w:qFormat="1"/>
+    <w:lsdException w:name="heading 4" w:semiHidden="1" w:uiPriority="9" w:unhideWhenUsed="1" w:qFormat="1"/>
+    <w:lsdException w:name="heading 5" w:semiHidden="1" w:uiPriority="9" w:unhideWhenUsed="1" w:qFormat="1"/>
+    <w:lsdException w:name="heading 6" w:semiHidden="1" w:uiPriority="9" w:unhideWhenUsed="1" w:qFormat="1"/>
+    <w:lsdException w:name="heading 7" w:semiHidden="1" w:uiPriority="9" w:unhideWhenUsed="1" w:qFormat="1"/>
+    <w:lsdException w:name="heading 8" w:semiHidden="1" w:uiPriority="9" w:unhideWhenUsed="1" w:qFormat="1"/>
+    <w:lsdException w:name="heading 9" w:semiHidden="1" w:uiPriority="9" w:unhideWhenUsed="1" w:qFormat="1"/>
+    <w:lsdException w:name="index 1" w:semiHidden="1" w:unhideWhenUsed="1"/>
+    <w:lsdException w:name="index 2" w:semiHidden="1" w:unhideWhenUsed="1"/>
+    <w:lsdException w:name="index 3" w:semiHidden="1" w:unhideWhenUsed="1"/>
+    <w:lsdException w:name="index 4" w:semiHidden="1" w:unhideWhenUsed="1"/>
+    <w:lsdException w:name="index 5" w:semiHidden="1" w:unhideWhenUsed="1"/>
+    <w:lsdException w:name="index 6" w:semiHidden="1" w:unhideWhenUsed="1"/>
+    <w:lsdException w:name="index 7" w:semiHidden="1" w:unhideWhenUsed="1"/>
+    <w:lsdException w:name="index 8" w:semiHidden="1" w:unhideWhenUsed="1"/>
+    <w:lsdException w:name="index 9" w:semiHidden="1" w:unhideWhenUsed="1"/>
+    <w:lsdException w:name="toc 1" w:semiHidden="1" w:uiPriority="39" w:unhideWhenUsed="1"/>
+    <w:lsdException w:name="toc 2" w:semiHidden="1" w:uiPriority="39" w:unhideWhenUsed="1"/>
+    <w:lsdException w:name="toc 3" w:semiHidden="1" w:uiPriority="39" w:unhideWhenUsed="1"/>
+    <w:lsdException w:name="toc 4" w:semiHidden="1" w:uiPriority="39" w:unhideWhenUsed="1"/>
+    <w:lsdException w:name="toc 5" w:semiHidden="1" w:uiPriority="39" w:unhideWhenUsed="1"/>
+    <w:lsdException w:name="toc 6" w:semiHidden="1" w:uiPriority="39" w:unhideWhenUsed="1"/>
+    <w:lsdException w:name="toc 7" w:semiHidden="1" w:uiPriority="39" w:unhideWhenUsed="1"/>
+    <w:lsdException w:name="toc 8" w:semiHidden="1" w:uiPriority="39" w:unhideWhenUsed="1"/>
+    <w:lsdException w:name="toc 9" w:semiHidden="1" w:uiPriority="39" w:unhideWhenUsed="1"/>
+    <w:lsdException w:name="Normal Indent" w:semiHidden="1" w:unhideWhenUsed="1"/>
+    <w:lsdException w:name="footnote text" w:semiHidden="1" w:unhideWhenUsed="1"/>
+    <w:lsdException w:name="annotation text" w:semiHidden="1" w:unhideWhenUsed="1"/>
+    <w:lsdException w:name="header" w:semiHidden="1" w:unhideWhenUsed="1"/>
+    <w:lsdException w:name="footer" w:semiHidden="1" w:unhideWhenUsed="1"/>
+    <w:lsdException w:name="index heading" w:semiHidden="1" w:unhideWhenUsed="1"/>
+    <w:lsdException w:name="caption" w:semiHidden="1" w:uiPriority="35" w:unhideWhenUsed="1" w:qFormat="1"/>
+    <w:lsdException w:name="table of figures" w:semiHidden="1" w:unhideWhenUsed="1"/>
+    <w:lsdException w:name="envelope address" w:semiHidden="1" w:unhideWhenUsed="1"/>
+    <w:lsdException w:name="envelope return" w:semiHidden="1" w:unhideWhenUsed="1"/>
+    <w:lsdException w:name="footnote reference" w:semiHidden="1" w:unhideWhenUsed="1"/>
+    <w:lsdException w:name="annotation reference" w:semiHidden="1" w:unhideWhenUsed="1"/>
+    <w:lsdException w:name="line number" w:semiHidden="1" w:unhideWhenUsed="1"/>
+    <w:lsdException w:name="page number" w:semiHidden="1" w:unhideWhenUsed="1"/>
+    <w:lsdException w:name="endnote reference" w:semiHidden="1" w:unhideWhenUsed="1"/>
+    <w:lsdException w:name="endnote text" w:semiHidden="1" w:unhideWhenUsed="1"/>
+    <w:lsdException w:name="table of authorities" w:semiHidden="1" w:unhideWhenUsed="1"/>
+    <w:lsdException w:name="macro" w:semiHidden="1" w:unhideWhenUsed="1"/>
+    <w:lsdException w:name="toa heading" w:semiHidden="1" w:unhideWhenUsed="1"/>
+    <w:lsdException w:name="List" w:semiHidden="1" w:unhideWhenUsed="1"/>
+    <w:lsdException w:name="List Bullet" w:semiHidden="1" w:unhideWhenUsed="1"/>
+    <w:lsdException w:name="List Number" w:semiHidden="1" w:unhideWhenUsed="1"/>
+    <w:lsdException w:name="List 2" w:semiHidden="1" w:unhideWhenUsed="1"/>
+    <w:lsdException w:name="List 3" w:semiHidden="1" w:unhideWhenUsed="1"/>
+    <w:lsdException w:name="List 4" w:semiHidden="1" w:unhideWhenUsed="1"/>
+    <w:lsdException w:name="List 5" w:semiHidden="1" w:unhideWhenUsed="1"/>
+    <w:lsdException w:name="List Bullet 2" w:semiHidden="1" w:unhideWhenUsed="1"/>
+    <w:lsdException w:name="List Bullet 3" w:semiHidden="1" w:unhideWhenUsed="1"/>
+    <w:lsdException w:name="List Bullet 4" w:semiHidden="1" w:unhideWhenUsed="1"/>
+    <w:lsdException w:name="List Bullet 5" w:semiHidden="1" w:unhideWhenUsed="1"/>
+    <w:lsdException w:name="List Number 2" w:semiHidden="1" w:unhideWhenUsed="1"/>
+    <w:lsdException w:name="List Number 3" w:semiHidden="1" w:unhideWhenUsed="1"/>
+    <w:lsdException w:name="List Number 4" w:semiHidden="1" w:unhideWhenUsed="1"/>
+    <w:lsdException w:name="List Number 5" w:semiHidden="1" w:unhideWhenUsed="1"/>
+    <w:lsdException w:name="Title" w:uiPriority="10" w:qFormat="1"/>
+    <w:lsdException w:name="Closing" w:semiHidden="1" w:unhideWhenUsed="1"/>
+    <w:lsdException w:name="Signature" w:semiHidden="1" w:unhideWhenUsed="1"/>
+    <w:lsdException w:name="Default Paragraph Font" w:semiHidden="1" w:uiPriority="1" w:unhideWhenUsed="1"/>
+    <w:lsdException w:name="Body Text" w:semiHidden="1" w:unhideWhenUsed="1"/>
+    <w:lsdException w:name="Body Text Indent" w:semiHidden="1" w:unhideWhenUsed="1"/>
+    <w:lsdException w:name="List Continue" w:semiHidden="1" w:unhideWhenUsed="1"/>
+    <w:lsdException w:name="List Continue 2" w:semiHidden="1" w:unhideWhenUsed="1"/>
+    <w:lsdException w:name="List Continue 3" w:semiHidden="1" w:unhideWhenUsed="1"/>
+    <w:lsdException w:name="List Continue 4" w:semiHidden="1" w:unhideWhenUsed="1"/>
+    <w:lsdException w:name="List Continue 5" w:semiHidden="1" w:unhideWhenUsed="1"/>
+    <w:lsdException w:name="Message Header" w:semiHidden="1" w:unhideWhenUsed="1"/>
+    <w:lsdException w:name="Subtitle" w:uiPriority="11" w:qFormat="1"/>
+    <w:lsdException w:name="Salutation" w:semiHidden="1" w:unhideWhenUsed="1"/>
+    <w:lsdException w:name="Date" w:semiHidden="1" w:unhideWhenUsed="1"/>
+    <w:lsdException w:name="Body Text First Indent" w:semiHidden="1" w:unhideWhenUsed="1"/>
+    <w:lsdException w:name="Body Text First Indent 2" w:semiHidden="1" w:unhideWhenUsed="1"/>
+    <w:lsdException w:name="Note Heading" w:semiHidden="1" w:unhideWhenUsed="1"/>
+    <w:lsdException w:name="Body Text 2" w:semiHidden="1" w:unhideWhenUsed="1"/>
+    <w:lsdException w:name="Body Text 3" w:semiHidden="1" w:unhideWhenUsed="1"/>
+    <w:lsdException w:name="Body Text Indent 2" w:semiHidden="1" w:unhideWhenUsed="1"/>
+    <w:lsdException w:name="Body Text Indent 3" w:semiHidden="1" w:unhideWhenUsed="1"/>
+    <w:lsdException w:name="Block Text" w:semiHidden="1" w:unhideWhenUsed="1"/>
+    <w:lsdException w:name="Hyperlink" w:semiHidden="1" w:unhideWhenUsed="1"/>
+    <w:lsdException w:name="FollowedHyperlink" w:semiHidden="1" w:unhideWhenUsed="1"/>
+    <w:lsdException w:name="Strong" w:uiPriority="22" w:qFormat="1"/>
+    <w:lsdException w:name="Emphasis" w:uiPriority="20" w:qFormat="1"/>
+    <w:lsdException w:name="Document Map" w:semiHidden="1" w:unhideWhenUsed="1"/>
+    <w:lsdException w:name="Plain Text" w:semiHidden="1" w:unhideWhenUsed="1"/>
+    <w:lsdException w:name="E-mail Signature" w:semiHidden="1" w:unhideWhenUsed="1"/>
+    <w:lsdException w:name="HTML Top of Form" w:semiHidden="1" w:unhideWhenUsed="1"/>
+    <w:lsdException w:name="HTML Bottom of Form" w:semiHidden="1" w:unhideWhenUsed="1"/>
+    <w:lsdException w:name="Normal (Web)" w:semiHidden="1" w:unhideWhenUsed="1"/>
+    <w:lsdException w:name="HTML Acronym" w:semiHidden="1" w:unhideWhenUsed="1"/>
+    <w:lsdException w:name="HTML Address" w:semiHidden="1" w:unhideWhenUsed="1"/>
+    <w:lsdException w:name="HTML Cite" w:semiHidden="1" w:unhideWhenUsed="1"/>
+    <w:lsdException w:name="HTML Code" w:semiHidden="1" w:unhideWhenUsed="1"/>
+    <w:lsdException w:name="HTML Definition" w:semiHidden="1" w:unhideWhenUsed="1"/>
+    <w:lsdException w:name="HTML Keyboard" w:semiHidden="1" w:unhideWhenUsed="1"/>
+    <w:lsdException w:name="HTML Preformatted" w:semiHidden="1" w:unhideWhenUsed="1"/>
+    <w:lsdException w:name="HTML Sample" w:semiHidden="1" w:unhideWhenUsed="1"/>
+    <w:lsdException w:name="HTML Typewriter" w:semiHidden="1" w:unhideWhenUsed="1"/>
+    <w:lsdException w:name="HTML Variable" w:semiHidden="1" w:unhideWhenUsed="1"/>
+    <w:lsdException w:name="Normal Table" w:semiHidden="1" w:unhideWhenUsed="1"/>
+    <w:lsdException w:name="annotation subject" w:semiHidden="1" w:unhideWhenUsed="1"/>
+    <w:lsdException w:name="No List" w:semiHidden="1" w:unhideWhenUsed="1"/>
+    <w:lsdException w:name="Outline List 1" w:semiHidden="1" w:unhideWhenUsed="1"/>
+    <w:lsdException w:name="Outline List 2" w:semiHidden="1" w:unhideWhenUsed="1"/>
+    <w:lsdException w:name="Outline List 3" w:semiHidden="1" w:unhideWhenUsed="1"/>
+    <w:lsdException w:name="Table Simple 1" w:semiHidden="1" w:unhideWhenUsed="1"/>
+    <w:lsdException w:name="Table Simple 2" w:semiHidden="1" w:unhideWhenUsed="1"/>
+    <w:lsdException w:name="Table Simple 3" w:semiHidden="1" w:unhideWhenUsed="1"/>
+    <w:lsdException w:name="Table Classic 1" w:semiHidden="1" w:unhideWhenUsed="1"/>
+    <w:lsdException w:name="Table Classic 2" w:semiHidden="1" w:unhideWhenUsed="1"/>
+    <w:lsdException w:name="Table Classic 3" w:semiHidden="1" w:unhideWhenUsed="1"/>
+    <w:lsdException w:name="Table Classic 4" w:semiHidden="1" w:unhideWhenUsed="1"/>
+    <w:lsdException w:name="Table Colorful 1" w:semiHidden="1" w:unhideWhenUsed="1"/>
+    <w:lsdException w:name="Table Colorful 2" w:semiHidden="1" w:unhideWhenUsed="1"/>
+    <w:lsdException w:name="Table Colorful 3" w:semiHidden="1" w:unhideWhenUsed="1"/>
+    <w:lsdException w:name="Table Columns 1" w:semiHidden="1" w:unhideWhenUsed="1"/>
+    <w:lsdException w:name="Table Columns 2" w:semiHidden="1" w:unhideWhenUsed="1"/>
+    <w:lsdException w:name="Table Columns 3" w:semiHidden="1" w:unhideWhenUsed="1"/>
+    <w:lsdException w:name="Table Columns 4" w:semiHidden="1" w:unhideWhenUsed="1"/>
+    <w:lsdException w:name="Table Columns 5" w:semiHidden="1" w:unhideWhenUsed="1"/>
+    <w:lsdException w:name="Table Grid 1" w:semiHidden="1" w:unhideWhenUsed="1"/>
+    <w:lsdException w:name="Table Grid 2" w:semiHidden="1" w:unhideWhenUsed="1"/>
+    <w:lsdException w:name="Table Grid 3" w:semiHidden="1" w:unhideWhenUsed="1"/>
+    <w:lsdException w:name="Table Grid 4" w:semiHidden="1" w:unhideWhenUsed="1"/>
+    <w:lsdException w:name="Table Grid 5" w:semiHidden="1" w:unhideWhenUsed="1"/>
+    <w:lsdException w:name="Table Grid 6" w:semiHidden="1" w:unhideWhenUsed="1"/>
+    <w:lsdException w:name="Table Grid 7" w:semiHidden="1" w:unhideWhenUsed="1"/>
+    <w:lsdException w:name="Table Grid 8" w:semiHidden="1" w:unhideWhenUsed="1"/>
+    <w:lsdException w:name="Table List 1" w:semiHidden="1" w:unhideWhenUsed="1"/>
+    <w:lsdException w:name="Table List 2" w:semiHidden="1" w:unhideWhenUsed="1"/>
+    <w:lsdException w:name="Table List 3" w:semiHidden="1" w:unhideWhenUsed="1"/>
+    <w:lsdException w:name="Table List 4" w:semiHidden="1" w:unhideWhenUsed="1"/>
+    <w:lsdException w:name="Table List 5" w:semiHidden="1" w:unhideWhenUsed="1"/>
+    <w:lsdException w:name="Table List 6" w:semiHidden="1" w:unhideWhenUsed="1"/>
+    <w:lsdException w:name="Table List 7" w:semiHidden="1" w:unhideWhenUsed="1"/>
+    <w:lsdException w:name="Table List 8" w:semiHidden="1" w:unhideWhenUsed="1"/>
+    <w:lsdException w:name="Table 3D effects 1" w:semiHidden="1" w:unhideWhenUsed="1"/>
+    <w:lsdException w:name="Table 3D effects 2" w:semiHidden="1" w:unhideWhenUsed="1"/>
+    <w:lsdException w:name="Table 3D effects 3" w:semiHidden="1" w:unhideWhenUsed="1"/>
+    <w:lsdException w:name="Table Contemporary" w:semiHidden="1" w:unhideWhenUsed="1"/>
+    <w:lsdException w:name="Table Elegant" w:semiHidden="1" w:unhideWhenUsed="1"/>
+    <w:lsdException w:name="Table Professional" w:semiHidden="1" w:unhideWhenUsed="1"/>
+    <w:lsdException w:name="Table Subtle 1" w:semiHidden="1" w:unhideWhenUsed="1"/>
+    <w:lsdException w:name="Table Subtle 2" w:semiHidden="1" w:unhideWhenUsed="1"/>
+    <w:lsdException w:name="Table Web 1" w:semiHidden="1" w:unhideWhenUsed="1"/>
+    <w:lsdException w:name="Table Web 2" w:semiHidden="1" w:unhideWhenUsed="1"/>
+    <w:lsdException w:name="Table Web 3" w:semiHidden="1" w:unhideWhenUsed="1"/>
+    <w:lsdException w:name="Balloon Text" w:semiHidden="1" w:unhideWhenUsed="1"/>
+    <w:lsdException w:name="Table Grid" w:uiPriority="39"/>
+    <w:lsdException w:name="Table Theme" w:semiHidden="1" w:unhideWhenUsed="1"/>
+    <w:lsdException w:name="Placeholder Text" w:semiHidden="1"/>
+    <w:lsdException w:name="No Spacing" w:uiPriority="1" w:qFormat="1"/>
+    <w:lsdException w:name="Light Shading" w:uiPriority="60"/>
+    <w:lsdException w:name="Light List" w:uiPriority="61"/>
+    <w:lsdException w:name="Light Grid" w:uiPriority="62"/>
+    <w:lsdException w:name="Medium Shading 1" w:uiPriority="63"/>
+    <w:lsdException w:name="Medium Shading 2" w:uiPriority="64"/>
+    <w:lsdException w:name="Medium List 1" w:uiPriority="65"/>
+    <w:lsdException w:name="Medium List 2" w:uiPriority="66"/>
+    <w:lsdException w:name="Medium Grid 1" w:uiPriority="67"/>
+    <w:lsdException w:name="Medium Grid 2" w:uiPriority="68"/>
+    <w:lsdException w:name="Medium Grid 3" w:uiPriority="69"/>
+    <w:lsdException w:name="Dark List" w:uiPriority="70"/>
+    <w:lsdException w:name="Colorful Shading" w:uiPriority="71"/>
+    <w:lsdException w:name="Colorful List" w:uiPriority="72"/>
+    <w:lsdException w:name="Colorful Grid" w:uiPriority="73"/>
+    <w:lsdException w:name="Light Shading Accent 1" w:uiPriority="60"/>
+    <w:lsdException w:name="Light List Accent 1" w:uiPriority="61"/>
+    <w:lsdException w:name="Light Grid Accent 1" w:uiPriority="62"/>
+    <w:lsdException w:name="Medium Shading 1 Accent 1" w:uiPriority="63"/>
+    <w:lsdException w:name="Medium Shading 2 Accent 1" w:uiPriority="64"/>
+    <w:lsdException w:name="Medium List 1 Accent 1" w:uiPriority="65"/>
+    <w:lsdException w:name="Revision" w:semiHidden="1"/>
+    <w:lsdException w:name="List Paragraph" w:uiPriority="0" w:qFormat="1"/>
+    <w:lsdException w:name="Quote" w:uiPriority="29" w:qFormat="1"/>
+    <w:lsdException w:name="Intense Quote" w:uiPriority="30" w:qFormat="1"/>
+    <w:lsdException w:name="Medium List 2 Accent 1" w:uiPriority="66"/>
+    <w:lsdException w:name="Medium Grid 1 Accent 1" w:uiPriority="67"/>
+    <w:lsdException w:name="Medium Grid 2 Accent 1" w:uiPriority="68"/>
+    <w:lsdException w:name="Medium Grid 3 Accent 1" w:uiPriority="69"/>
+    <w:lsdException w:name="Dark List Accent 1" w:uiPriority="70"/>
+    <w:lsdException w:name="Colorful Shading Accent 1" w:uiPriority="71"/>
+    <w:lsdException w:name="Colorful List Accent 1" w:uiPriority="72"/>
+    <w:lsdException w:name="Colorful Grid Accent 1" w:uiPriority="73"/>
+    <w:lsdException w:name="Light Shading Accent 2" w:uiPriority="60"/>
+    <w:lsdException w:name="Light List Accent 2" w:uiPriority="61"/>
+    <w:lsdException w:name="Light Grid Accent 2" w:uiPriority="62"/>
+    <w:lsdException w:name="Medium Shading 1 Accent 2" w:uiPriority="63"/>
+    <w:lsdException w:name="Medium Shading 2 Accent 2" w:uiPriority="64"/>
+    <w:lsdException w:name="Medium List 1 Accent 2" w:uiPriority="65"/>
+    <w:lsdException w:name="Medium List 2 Accent 2" w:uiPriority="66"/>
+    <w:lsdException w:name="Medium Grid 1 Accent 2" w:uiPriority="67"/>
+    <w:lsdException w:name="Medium Grid 2 Accent 2" w:uiPriority="68"/>
+    <w:lsdException w:name="Medium Grid 3 Accent 2" w:uiPriority="69"/>
+    <w:lsdException w:name="Dark List Accent 2" w:uiPriority="70"/>
+    <w:lsdException w:name="Colorful Shading Accent 2" w:uiPriority="71"/>
+    <w:lsdException w:name="Colorful List Accent 2" w:uiPriority="72"/>
+    <w:lsdException w:name="Colorful Grid Accent 2" w:uiPriority="73"/>
+    <w:lsdException w:name="Light Shading Accent 3" w:uiPriority="60"/>
+    <w:lsdException w:name="Light List Accent 3" w:uiPriority="61"/>
+    <w:lsdException w:name="Light Grid Accent 3" w:uiPriority="62"/>
+    <w:lsdException w:name="Medium Shading 1 Accent 3" w:uiPriority="63"/>
+    <w:lsdException w:name="Medium Shading 2 Accent 3" w:uiPriority="64"/>
+    <w:lsdException w:name="Medium List 1 Accent 3" w:uiPriority="65"/>
+    <w:lsdException w:name="Medium List 2 Accent 3" w:uiPriority="66"/>
+    <w:lsdException w:name="Medium Grid 1 Accent 3" w:uiPriority="67"/>
+    <w:lsdException w:name="Medium Grid 2 Accent 3" w:uiPriority="68"/>
+    <w:lsdException w:name="Medium Grid 3 Accent 3" w:uiPriority="69"/>
+    <w:lsdException w:name="Dark List Accent 3" w:uiPriority="70"/>
+    <w:lsdException w:name="Colorful Shading Accent 3" w:uiPriority="71"/>
+    <w:lsdException w:name="Colorful List Accent 3" w:uiPriority="72"/>
+    <w:lsdException w:name="Colorful Grid Accent 3" w:uiPriority="73"/>
+    <w:lsdException w:name="Light Shading Accent 4" w:uiPriority="60"/>
+    <w:lsdException w:name="Light List Accent 4" w:uiPriority="61"/>
+    <w:lsdException w:name="Light Grid Accent 4" w:uiPriority="62"/>
+    <w:lsdException w:name="Medium Shading 1 Accent 4" w:uiPriority="63"/>
+    <w:lsdException w:name="Medium Shading 2 Accent 4" w:uiPriority="64"/>
+    <w:lsdException w:name="Medium List 1 Accent 4" w:uiPriority="65"/>
+    <w:lsdException w:name="Medium List 2 Accent 4" w:uiPriority="66"/>
+    <w:lsdException w:name="Medium Grid 1 Accent 4" w:uiPriority="67"/>
+    <w:lsdException w:name="Medium Grid 2 Accent 4" w:uiPriority="68"/>
+    <w:lsdException w:name="Medium Grid 3 Accent 4" w:uiPriority="69"/>
+    <w:lsdException w:name="Dark List Accent 4" w:uiPriority="70"/>
+    <w:lsdException w:name="Colorful Shading Accent 4" w:uiPriority="71"/>
+    <w:lsdException w:name="Colorful List Accent 4" w:uiPriority="72"/>
+    <w:lsdException w:name="Colorful Grid Accent 4" w:uiPriority="73"/>
+    <w:lsdException w:name="Light Shading Accent 5" w:uiPriority="60"/>
+    <w:lsdException w:name="Light List Accent 5" w:uiPriority="61"/>
+    <w:lsdException w:name="Light Grid Accent 5" w:uiPriority="62"/>
+    <w:lsdException w:name="Medium Shading 1 Accent 5" w:uiPriority="63"/>
+    <w:lsdException w:name="Medium Shading 2 Accent 5" w:uiPriority="64"/>
+    <w:lsdException w:name="Medium List 1 Accent 5" w:uiPriority="65"/>
+    <w:lsdException w:name="Medium List 2 Accent 5" w:uiPriority="66"/>
+    <w:lsdException w:name="Medium Grid 1 Accent 5" w:uiPriority="67"/>
+    <w:lsdException w:name="Medium Grid 2 Accent 5" w:uiPriority="68"/>
+    <w:lsdException w:name="Medium Grid 3 Accent 5" w:uiPriority="69"/>
+    <w:lsdException w:name="Dark List Accent 5" w:uiPriority="70"/>
+    <w:lsdException w:name="Colorful Shading Accent 5" w:uiPriority="71"/>
+    <w:lsdException w:name="Colorful List Accent 5" w:uiPriority="72"/>
+    <w:lsdException w:name="Colorful Grid Accent 5" w:uiPriority="73"/>
+    <w:lsdException w:name="Light Shading Accent 6" w:uiPriority="60"/>
+    <w:lsdException w:name="Light List Accent 6" w:uiPriority="61"/>
+    <w:lsdException w:name="Light Grid Accent 6" w:uiPriority="62"/>
+    <w:lsdException w:name="Medium Shading 1 Accent 6" w:uiPriority="63"/>
+    <w:lsdException w:name="Medium Shading 2 Accent 6" w:uiPriority="64"/>
+    <w:lsdException w:name="Medium List 1 Accent 6" w:uiPriority="65"/>
+    <w:lsdException w:name="Medium List 2 Accent 6" w:uiPriority="66"/>
+    <w:lsdException w:name="Medium Grid 1 Accent 6" w:uiPriority="67"/>
+    <w:lsdException w:name="Medium Grid 2 Accent 6" w:uiPriority="68"/>
+    <w:lsdException w:name="Medium Grid 3 Accent 6" w:uiPriority="69"/>
+    <w:lsdException w:name="Dark List Accent 6" w:uiPriority="70"/>
+    <w:lsdException w:name="Colorful Shading Accent 6" w:uiPriority="71"/>
+    <w:lsdException w:name="Colorful List Accent 6" w:uiPriority="72"/>
+    <w:lsdException w:name="Colorful Grid Accent 6" w:uiPriority="73"/>
+    <w:lsdException w:name="Subtle Emphasis" w:uiPriority="19" w:qFormat="1"/>
+    <w:lsdException w:name="Intense Emphasis" w:uiPriority="21" w:qFormat="1"/>
+    <w:lsdException w:name="Subtle Reference" w:uiPriority="31" w:qFormat="1"/>
+    <w:lsdException w:name="Intense Reference" w:uiPriority="32" w:qFormat="1"/>
+    <w:lsdException w:name="Book Title" w:uiPriority="33" w:qFormat="1"/>
+    <w:lsdException w:name="Bibliography" w:semiHidden="1" w:uiPriority="37" w:unhideWhenUsed="1"/>
+    <w:lsdException w:name="TOC Heading" w:semiHidden="1" w:uiPriority="39" w:unhideWhenUsed="1" w:qFormat="1"/>
+    <w:lsdException w:name="Plain Table 1" w:uiPriority="41"/>
+    <w:lsdException w:name="Plain Table 2" w:uiPriority="42"/>
+    <w:lsdException w:name="Plain Table 3" w:uiPriority="43"/>
+    <w:lsdException w:name="Plain Table 4" w:uiPriority="44"/>
+    <w:lsdException w:name="Plain Table 5" w:uiPriority="45"/>
+    <w:lsdException w:name="Grid Table Light" w:uiPriority="40"/>
+    <w:lsdException w:name="Grid Table 1 Light" w:uiPriority="46"/>
+    <w:lsdException w:name="Grid Table 2" w:uiPriority="47"/>
+    <w:lsdException w:name="Grid Table 3" w:uiPriority="48"/>
+    <w:lsdException w:name="Grid Table 4" w:uiPriority="49"/>
+    <w:lsdException w:name="Grid Table 5 Dark" w:uiPriority="50"/>
+    <w:lsdException w:name="Grid Table 6 Colorful" w:uiPriority="51"/>
+    <w:lsdException w:name="Grid Table 7 Colorful" w:uiPriority="52"/>
+    <w:lsdException w:name="Grid Table 1 Light Accent 1" w:uiPriority="46"/>
+    <w:lsdException w:name="Grid Table 2 Accent 1" w:uiPriority="47"/>
+    <w:lsdException w:name="Grid Table 3 Accent 1" w:uiPriority="48"/>
+    <w:lsdException w:name="Grid Table 4 Accent 1" w:uiPriority="49"/>
+    <w:lsdException w:name="Grid Table 5 Dark Accent 1" w:uiPriority="50"/>
+    <w:lsdException w:name="Grid Table 6 Colorful Accent 1" w:uiPriority="51"/>
+    <w:lsdException w:name="Grid Table 7 Colorful Accent 1" w:uiPriority="52"/>
+    <w:lsdException w:name="Grid Table 1 Light Accent 2" w:uiPriority="46"/>
+    <w:lsdException w:name="Grid Table 2 Accent 2" w:uiPriority="47"/>
+    <w:lsdException w:name="Grid Table 3 Accent 2" w:uiPriority="48"/>
+    <w:lsdException w:name="Grid Table 4 Accent 2" w:uiPriority="49"/>
+    <w:lsdException w:name="Grid Table 5 Dark Accent 2" w:uiPriority="50"/>
+    <w:lsdException w:name="Grid Table 6 Colorful Accent 2" w:uiPriority="51"/>
+    <w:lsdException w:name="Grid Table 7 Colorful Accent 2" w:uiPriority="52"/>
+    <w:lsdException w:name="Grid Table 1 Light Accent 3" w:uiPriority="46"/>
+    <w:lsdException w:name="Grid Table 2 Accent 3" w:uiPriority="47"/>
+    <w:lsdException w:name="Grid Table 3 Accent 3" w:uiPriority="48"/>
+    <w:lsdException w:name="Grid Table 4 Accent 3" w:uiPriority="49"/>
+    <w:lsdException w:name="Grid Table 5 Dark Accent 3" w:uiPriority="50"/>
+    <w:lsdException w:name="Grid Table 6 Colorful Accent 3" w:uiPriority="51"/>
+    <w:lsdException w:name="Grid Table 7 Colorful Accent 3" w:uiPriority="52"/>
+    <w:lsdException w:name="Grid Table 1 Light Accent 4" w:uiPriority="46"/>
+    <w:lsdException w:name="Grid Table 2 Accent 4" w:uiPriority="47"/>
+    <w:lsdException w:name="Grid Table 3 Accent 4" w:uiPriority="48"/>
+    <w:lsdException w:name="Grid Table 4 Accent 4" w:uiPriority="49"/>
+    <w:lsdException w:name="Grid Table 5 Dark Accent 4" w:uiPriority="50"/>
+    <w:lsdException w:name="Grid Table 6 Colorful Accent 4" w:uiPriority="51"/>
+    <w:lsdException w:name="Grid Table 7 Colorful Accent 4" w:uiPriority="52"/>
+    <w:lsdException w:name="Grid Table 1 Light Accent 5" w:uiPriority="46"/>
+    <w:lsdException w:name="Grid Table 2 Accent 5" w:uiPriority="47"/>
+    <w:lsdException w:name="Grid Table 3 Accent 5" w:uiPriority="48"/>
+    <w:lsdException w:name="Grid Table 4 Accent 5" w:uiPriority="49"/>
+    <w:lsdException w:name="Grid Table 5 Dark Accent 5" w:uiPriority="50"/>
+    <w:lsdException w:name="Grid Table 6 Colorful Accent 5" w:uiPriority="51"/>
+    <w:lsdException w:name="Grid Table 7 Colorful Accent 5" w:uiPriority="52"/>
+    <w:lsdException w:name="Grid Table 1 Light Accent 6" w:uiPriority="46"/>
+    <w:lsdException w:name="Grid Table 2 Accent 6" w:uiPriority="47"/>
+    <w:lsdException w:name="Grid Table 3 Accent 6" w:uiPriority="48"/>
+    <w:lsdException w:name="Grid Table 4 Accent 6" w:uiPriority="49"/>
+    <w:lsdException w:name="Grid Table 5 Dark Accent 6" w:uiPriority="50"/>
+    <w:lsdException w:name="Grid Table 6 Colorful Accent 6" w:uiPriority="51"/>
+    <w:lsdException w:name="Grid Table 7 Colorful Accent 6" w:uiPriority="52"/>
+    <w:lsdException w:name="List Table 1 Light" w:uiPriority="46"/>
+    <w:lsdException w:name="List Table 2" w:uiPriority="47"/>
+    <w:lsdException w:name="List Table 3" w:uiPriority="48"/>
+    <w:lsdException w:name="List Table 4" w:uiPriority="49"/>
+    <w:lsdException w:name="List Table 5 Dark" w:uiPriority="50"/>
+    <w:lsdException w:name="List Table 6 Colorful" w:uiPriority="51"/>
+    <w:lsdException w:name="List Table 7 Colorful" w:uiPriority="52"/>
+    <w:lsdException w:name="List Table 1 Light Accent 1" w:uiPriority="46"/>
+    <w:lsdException w:name="List Table 2 Accent 1" w:uiPriority="47"/>
+    <w:lsdException w:name="List Table 3 Accent 1" w:uiPriority="48"/>
+    <w:lsdException w:name="List Table 4 Accent 1" w:uiPriority="49"/>
+    <w:lsdException w:name="List Table 5 Dark Accent 1" w:uiPriority="50"/>
+    <w:lsdException w:name="List Table 6 Colorful Accent 1" w:uiPriority="51"/>
+    <w:lsdException w:name="List Table 7 Colorful Accent 1" w:uiPriority="52"/>
+    <w:lsdException w:name="List Table 1 Light Accent 2" w:uiPriority="46"/>
+    <w:lsdException w:name="List Table 2 Accent 2" w:uiPriority="47"/>
+    <w:lsdException w:name="List Table 3 Accent 2" w:uiPriority="48"/>
+    <w:lsdException w:name="List Table 4 Accent 2" w:uiPriority="49"/>
+    <w:lsdException w:name="List Table 5 Dark Accent 2" w:uiPriority="50"/>
+    <w:lsdException w:name="List Table 6 Colorful Accent 2" w:uiPriority="51"/>
+    <w:lsdException w:name="List Table 7 Colorful Accent 2" w:uiPriority="52"/>
+    <w:lsdException w:name="List Table 1 Light Accent 3" w:uiPriority="46"/>
+    <w:lsdException w:name="List Table 2 Accent 3" w:uiPriority="47"/>
+    <w:lsdException w:name="List Table 3 Accent 3" w:uiPriority="48"/>
+    <w:lsdException w:name="List Table 4 Accent 3" w:uiPriority="49"/>
+    <w:lsdException w:name="List Table 5 Dark Accent 3" w:uiPriority="50"/>
+    <w:lsdException w:name="List Table 6 Colorful Accent 3" w:uiPriority="51"/>
+    <w:lsdException w:name="List Table 7 Colorful Accent 3" w:uiPriority="52"/>
+    <w:lsdException w:name="List Table 1 Light Accent 4" w:uiPriority="46"/>
+    <w:lsdException w:name="List Table 2 Accent 4" w:uiPriority="47"/>
+    <w:lsdException w:name="List Table 3 Accent 4" w:uiPriority="48"/>
+    <w:lsdException w:name="List Table 4 Accent 4" w:uiPriority="49"/>
+    <w:lsdException w:name="List Table 5 Dark Accent 4" w:uiPriority="50"/>
+    <w:lsdException w:name="List Table 6 Colorful Accent 4" w:uiPriority="51"/>
+    <w:lsdException w:name="List Table 7 Colorful Accent 4" w:uiPriority="52"/>
+    <w:lsdException w:name="List Table 1 Light Accent 5" w:uiPriority="46"/>
+    <w:lsdException w:name="List Table 2 Accent 5" w:uiPriority="47"/>
+    <w:lsdException w:name="List Table 3 Accent 5" w:uiPriority="48"/>
+    <w:lsdException w:name="List Table 4 Accent 5" w:uiPriority="49"/>
+    <w:lsdException w:name="List Table 5 Dark Accent 5" w:uiPriority="50"/>
+    <w:lsdException w:name="List Table 6 Colorful Accent 5" w:uiPriority="51"/>
+    <w:lsdException w:name="List Table 7 Colorful Accent 5" w:uiPriority="52"/>
+    <w:lsdException w:name="List Table 1 Light Accent 6" w:uiPriority="46"/>
+    <w:lsdException w:name="List Table 2 Accent 6" w:uiPriority="47"/>
+    <w:lsdException w:name="List Table 3 Accent 6" w:uiPriority="48"/>
+    <w:lsdException w:name="List Table 4 Accent 6" w:uiPriority="49"/>
+    <w:lsdException w:name="List Table 5 Dark Accent 6" w:uiPriority="50"/>
+    <w:lsdException w:name="List Table 6 Colorful Accent 6" w:uiPriority="51"/>
+    <w:lsdException w:name="List Table 7 Colorful Accent 6" w:uiPriority="52"/>
+  </w:latentStyles>
+  <w:style w:type="paragraph" w:default="1" w:styleId="Normal">
+    <w:name w:val="Normal"/>
     <w:qFormat/>
     <w:rPr>
-      <w:sz w:val="56"/>
-      <w:szCs w:val="56"/>
+      <w:rFonts w:cs="Latha"/>
     </w:rPr>
   </w:style>
   <w:style w:type="paragraph" w:styleId="Heading1">
-    <w:name w:val="Heading 1"/>
-    <w:basedOn w:val="Normal"/>
-    <w:next w:val="Normal"/>
+    <w:name w:val="heading 1"/>
     <w:qFormat/>
+    <w:pPr>
+      <w:outlineLvl w:val="0"/>
+    </w:pPr>
     <w:rPr>
       <w:color w:val="2E74B5"/>
       <w:sz w:val="32"/>
@@ -3146,10 +4337,12 @@
     </w:rPr>
   </w:style>
   <w:style w:type="paragraph" w:styleId="Heading2">
-    <w:name w:val="Heading 2"/>
-    <w:basedOn w:val="Normal"/>
-    <w:next w:val="Normal"/>
+    <w:name w:val="heading 2"/>
+    <w:link w:val="Heading2Char"/>
     <w:qFormat/>
+    <w:pPr>
+      <w:outlineLvl w:val="1"/>
+    </w:pPr>
     <w:rPr>
       <w:color w:val="2E74B5"/>
       <w:sz w:val="26"/>
@@ -3157,10 +4350,11 @@
     </w:rPr>
   </w:style>
   <w:style w:type="paragraph" w:styleId="Heading3">
-    <w:name w:val="Heading 3"/>
-    <w:basedOn w:val="Normal"/>
-    <w:next w:val="Normal"/>
+    <w:name w:val="heading 3"/>
     <w:qFormat/>
+    <w:pPr>
+      <w:outlineLvl w:val="2"/>
+    </w:pPr>
     <w:rPr>
       <w:color w:val="1F4D78"/>
       <w:sz w:val="24"/>
@@ -3168,10 +4362,11 @@
     </w:rPr>
   </w:style>
   <w:style w:type="paragraph" w:styleId="Heading4">
-    <w:name w:val="Heading 4"/>
-    <w:basedOn w:val="Normal"/>
-    <w:next w:val="Normal"/>
+    <w:name w:val="heading 4"/>
     <w:qFormat/>
+    <w:pPr>
+      <w:outlineLvl w:val="3"/>
+    </w:pPr>
     <w:rPr>
       <w:i/>
       <w:iCs/>
@@ -3179,27 +4374,62 @@
     </w:rPr>
   </w:style>
   <w:style w:type="paragraph" w:styleId="Heading5">
-    <w:name w:val="Heading 5"/>
-    <w:basedOn w:val="Normal"/>
-    <w:next w:val="Normal"/>
+    <w:name w:val="heading 5"/>
     <w:qFormat/>
+    <w:pPr>
+      <w:outlineLvl w:val="4"/>
+    </w:pPr>
     <w:rPr>
       <w:color w:val="2E74B5"/>
     </w:rPr>
   </w:style>
   <w:style w:type="paragraph" w:styleId="Heading6">
-    <w:name w:val="Heading 6"/>
-    <w:basedOn w:val="Normal"/>
-    <w:next w:val="Normal"/>
+    <w:name w:val="heading 6"/>
     <w:qFormat/>
+    <w:pPr>
+      <w:outlineLvl w:val="5"/>
+    </w:pPr>
     <w:rPr>
       <w:color w:val="1F4D78"/>
     </w:rPr>
   </w:style>
-  <w:style w:type="paragraph" w:styleId="Strong">
-    <w:name w:val="Strong"/>
-    <w:basedOn w:val="Normal"/>
-    <w:next w:val="Normal"/>
+  <w:style w:type="character" w:default="1" w:styleId="DefaultParagraphFont">
+    <w:name w:val="Default Paragraph Font"/>
+    <w:uiPriority w:val="1"/>
+    <w:semiHidden/>
+    <w:unhideWhenUsed/>
+  </w:style>
+  <w:style w:type="table" w:default="1" w:styleId="TableNormal">
+    <w:name w:val="Normal Table"/>
+    <w:uiPriority w:val="99"/>
+    <w:semiHidden/>
+    <w:unhideWhenUsed/>
+    <w:tblPr>
+      <w:tblInd w:w="0" w:type="dxa"/>
+      <w:tblCellMar>
+        <w:top w:w="0" w:type="dxa"/>
+        <w:left w:w="108" w:type="dxa"/>
+        <w:bottom w:w="0" w:type="dxa"/>
+        <w:right w:w="108" w:type="dxa"/>
+      </w:tblCellMar>
+    </w:tblPr>
+  </w:style>
+  <w:style w:type="numbering" w:default="1" w:styleId="NoList">
+    <w:name w:val="No List"/>
+    <w:uiPriority w:val="99"/>
+    <w:semiHidden/>
+    <w:unhideWhenUsed/>
+  </w:style>
+  <w:style w:type="paragraph" w:styleId="Title">
+    <w:name w:val="Title"/>
+    <w:qFormat/>
+    <w:rPr>
+      <w:sz w:val="56"/>
+      <w:szCs w:val="56"/>
+    </w:rPr>
+  </w:style>
+  <w:style w:type="paragraph" w:customStyle="1" w:styleId="Strong1">
+    <w:name w:val="Strong1"/>
     <w:qFormat/>
     <w:rPr>
       <w:b/>
@@ -3208,12 +4438,10 @@
   </w:style>
   <w:style w:type="paragraph" w:styleId="ListParagraph">
     <w:name w:val="List Paragraph"/>
-    <w:basedOn w:val="Normal"/>
     <w:qFormat/>
   </w:style>
   <w:style w:type="character" w:styleId="Hyperlink">
     <w:name w:val="Hyperlink"/>
-    <w:basedOn w:val="DefaultParagraphFont"/>
     <w:uiPriority w:val="99"/>
     <w:unhideWhenUsed/>
     <w:rPr>
@@ -3223,7 +4451,6 @@
   </w:style>
   <w:style w:type="character" w:styleId="FootnoteReference">
     <w:name w:val="footnote reference"/>
-    <w:basedOn w:val="DefaultParagraphFont"/>
     <w:uiPriority w:val="99"/>
     <w:semiHidden/>
     <w:unhideWhenUsed/>
@@ -3233,22 +4460,17 @@
   </w:style>
   <w:style w:type="paragraph" w:styleId="FootnoteText">
     <w:name w:val="footnote text"/>
-    <w:basedOn w:val="Normal"/>
     <w:link w:val="FootnoteTextChar"/>
     <w:uiPriority w:val="99"/>
     <w:semiHidden/>
     <w:unhideWhenUsed/>
-    <w:pPr>
-      <w:spacing w:after="0" w:line="240" w:lineRule="auto"/>
-    </w:pPr>
     <w:rPr>
       <w:sz w:val="20"/>
       <w:szCs w:val="20"/>
     </w:rPr>
   </w:style>
-  <w:style w:type="character" w:styleId="FootnoteTextChar">
+  <w:style w:type="character" w:customStyle="1" w:styleId="FootnoteTextChar">
     <w:name w:val="Footnote Text Char"/>
-    <w:basedOn w:val="DefaultParagraphFont"/>
     <w:link w:val="FootnoteText"/>
     <w:uiPriority w:val="99"/>
     <w:semiHidden/>
@@ -3260,7 +4482,6 @@
   </w:style>
   <w:style w:type="character" w:styleId="EndnoteReference">
     <w:name w:val="endnote reference"/>
-    <w:basedOn w:val="DefaultParagraphFont"/>
     <w:uiPriority w:val="99"/>
     <w:semiHidden/>
     <w:unhideWhenUsed/>
@@ -3270,22 +4491,17 @@
   </w:style>
   <w:style w:type="paragraph" w:styleId="EndnoteText">
     <w:name w:val="endnote text"/>
-    <w:basedOn w:val="Normal"/>
     <w:link w:val="EndnoteTextChar"/>
     <w:uiPriority w:val="99"/>
     <w:semiHidden/>
     <w:unhideWhenUsed/>
-    <w:pPr>
-      <w:spacing w:after="0" w:line="240" w:lineRule="auto"/>
-    </w:pPr>
     <w:rPr>
       <w:sz w:val="20"/>
       <w:szCs w:val="20"/>
     </w:rPr>
   </w:style>
-  <w:style w:type="character" w:styleId="EndnoteTextChar">
+  <w:style w:type="character" w:customStyle="1" w:styleId="EndnoteTextChar">
     <w:name w:val="Endnote Text Char"/>
-    <w:basedOn w:val="DefaultParagraphFont"/>
     <w:link w:val="EndnoteText"/>
     <w:uiPriority w:val="99"/>
     <w:semiHidden/>
@@ -3295,5 +4511,277 @@
       <w:szCs w:val="20"/>
     </w:rPr>
   </w:style>
+  <w:style w:type="character" w:customStyle="1" w:styleId="Heading2Char">
+    <w:name w:val="Heading 2 Char"/>
+    <w:basedOn w:val="DefaultParagraphFont"/>
+    <w:link w:val="Heading2"/>
+    <w:rsid w:val="008A1416"/>
+    <w:rPr>
+      <w:color w:val="2E74B5"/>
+      <w:sz w:val="26"/>
+      <w:szCs w:val="26"/>
+    </w:rPr>
+  </w:style>
 </w:styles>
+</file>
+
+<file path=word/theme/theme1.xml><?xml version="1.0" encoding="utf-8"?>
+<a:theme xmlns:a="http://schemas.openxmlformats.org/drawingml/2006/main" name="Office Theme">
+  <a:themeElements>
+    <a:clrScheme name="Office">
+      <a:dk1>
+        <a:sysClr val="windowText" lastClr="000000"/>
+      </a:dk1>
+      <a:lt1>
+        <a:sysClr val="window" lastClr="FFFFFF"/>
+      </a:lt1>
+      <a:dk2>
+        <a:srgbClr val="44546A"/>
+      </a:dk2>
+      <a:lt2>
+        <a:srgbClr val="E7E6E6"/>
+      </a:lt2>
+      <a:accent1>
+        <a:srgbClr val="5B9BD5"/>
+      </a:accent1>
+      <a:accent2>
+        <a:srgbClr val="ED7D31"/>
+      </a:accent2>
+      <a:accent3>
+        <a:srgbClr val="A5A5A5"/>
+      </a:accent3>
+      <a:accent4>
+        <a:srgbClr val="FFC000"/>
+      </a:accent4>
+      <a:accent5>
+        <a:srgbClr val="4472C4"/>
+      </a:accent5>
+      <a:accent6>
+        <a:srgbClr val="70AD47"/>
+      </a:accent6>
+      <a:hlink>
+        <a:srgbClr val="0563C1"/>
+      </a:hlink>
+      <a:folHlink>
+        <a:srgbClr val="954F72"/>
+      </a:folHlink>
+    </a:clrScheme>
+    <a:fontScheme name="Office">
+      <a:majorFont>
+        <a:latin typeface="Calibri Light" panose="020F0302020204030204"/>
+        <a:ea typeface=""/>
+        <a:cs typeface=""/>
+        <a:font script="Jpan" typeface="游ゴシック Light"/>
+        <a:font script="Hang" typeface="맑은 고딕"/>
+        <a:font script="Hans" typeface="等线 Light"/>
+        <a:font script="Hant" typeface="新細明體"/>
+        <a:font script="Arab" typeface="Times New Roman"/>
+        <a:font script="Hebr" typeface="Times New Roman"/>
+        <a:font script="Thai" typeface="Angsana New"/>
+        <a:font script="Ethi" typeface="Nyala"/>
+        <a:font script="Beng" typeface="Vrinda"/>
+        <a:font script="Gujr" typeface="Shruti"/>
+        <a:font script="Khmr" typeface="MoolBoran"/>
+        <a:font script="Knda" typeface="Tunga"/>
+        <a:font script="Guru" typeface="Raavi"/>
+        <a:font script="Cans" typeface="Euphemia"/>
+        <a:font script="Cher" typeface="Plantagenet Cherokee"/>
+        <a:font script="Yiii" typeface="Microsoft Yi Baiti"/>
+        <a:font script="Tibt" typeface="Microsoft Himalaya"/>
+        <a:font script="Thaa" typeface="MV Boli"/>
+        <a:font script="Deva" typeface="Mangal"/>
+        <a:font script="Telu" typeface="Gautami"/>
+        <a:font script="Taml" typeface="Latha"/>
+        <a:font script="Syrc" typeface="Estrangelo Edessa"/>
+        <a:font script="Orya" typeface="Kalinga"/>
+        <a:font script="Mlym" typeface="Kartika"/>
+        <a:font script="Laoo" typeface="DokChampa"/>
+        <a:font script="Sinh" typeface="Iskoola Pota"/>
+        <a:font script="Mong" typeface="Mongolian Baiti"/>
+        <a:font script="Viet" typeface="Times New Roman"/>
+        <a:font script="Uigh" typeface="Microsoft Uighur"/>
+        <a:font script="Geor" typeface="Sylfaen"/>
+      </a:majorFont>
+      <a:minorFont>
+        <a:latin typeface="Calibri" panose="020F0502020204030204"/>
+        <a:ea typeface=""/>
+        <a:cs typeface=""/>
+        <a:font script="Jpan" typeface="游明朝"/>
+        <a:font script="Hang" typeface="맑은 고딕"/>
+        <a:font script="Hans" typeface="等线"/>
+        <a:font script="Hant" typeface="新細明體"/>
+        <a:font script="Arab" typeface="Arial"/>
+        <a:font script="Hebr" typeface="Arial"/>
+        <a:font script="Thai" typeface="Cordia New"/>
+        <a:font script="Ethi" typeface="Nyala"/>
+        <a:font script="Beng" typeface="Vrinda"/>
+        <a:font script="Gujr" typeface="Shruti"/>
+        <a:font script="Khmr" typeface="DaunPenh"/>
+        <a:font script="Knda" typeface="Tunga"/>
+        <a:font script="Guru" typeface="Raavi"/>
+        <a:font script="Cans" typeface="Euphemia"/>
+        <a:font script="Cher" typeface="Plantagenet Cherokee"/>
+        <a:font script="Yiii" typeface="Microsoft Yi Baiti"/>
+        <a:font script="Tibt" typeface="Microsoft Himalaya"/>
+        <a:font script="Thaa" typeface="MV Boli"/>
+        <a:font script="Deva" typeface="Mangal"/>
+        <a:font script="Telu" typeface="Gautami"/>
+        <a:font script="Taml" typeface="Latha"/>
+        <a:font script="Syrc" typeface="Estrangelo Edessa"/>
+        <a:font script="Orya" typeface="Kalinga"/>
+        <a:font script="Mlym" typeface="Kartika"/>
+        <a:font script="Laoo" typeface="DokChampa"/>
+        <a:font script="Sinh" typeface="Iskoola Pota"/>
+        <a:font script="Mong" typeface="Mongolian Baiti"/>
+        <a:font script="Viet" typeface="Arial"/>
+        <a:font script="Uigh" typeface="Microsoft Uighur"/>
+        <a:font script="Geor" typeface="Sylfaen"/>
+      </a:minorFont>
+    </a:fontScheme>
+    <a:fmtScheme name="Office">
+      <a:fillStyleLst>
+        <a:solidFill>
+          <a:schemeClr val="phClr"/>
+        </a:solidFill>
+        <a:gradFill rotWithShape="1">
+          <a:gsLst>
+            <a:gs pos="0">
+              <a:schemeClr val="phClr">
+                <a:lumMod val="110000"/>
+                <a:satMod val="105000"/>
+                <a:tint val="67000"/>
+              </a:schemeClr>
+            </a:gs>
+            <a:gs pos="50000">
+              <a:schemeClr val="phClr">
+                <a:lumMod val="105000"/>
+                <a:satMod val="103000"/>
+                <a:tint val="73000"/>
+              </a:schemeClr>
+            </a:gs>
+            <a:gs pos="100000">
+              <a:schemeClr val="phClr">
+                <a:lumMod val="105000"/>
+                <a:satMod val="109000"/>
+                <a:tint val="81000"/>
+              </a:schemeClr>
+            </a:gs>
+          </a:gsLst>
+          <a:lin ang="5400000" scaled="0"/>
+        </a:gradFill>
+        <a:gradFill rotWithShape="1">
+          <a:gsLst>
+            <a:gs pos="0">
+              <a:schemeClr val="phClr">
+                <a:satMod val="103000"/>
+                <a:lumMod val="102000"/>
+                <a:tint val="94000"/>
+              </a:schemeClr>
+            </a:gs>
+            <a:gs pos="50000">
+              <a:schemeClr val="phClr">
+                <a:satMod val="110000"/>
+                <a:lumMod val="100000"/>
+                <a:shade val="100000"/>
+              </a:schemeClr>
+            </a:gs>
+            <a:gs pos="100000">
+              <a:schemeClr val="phClr">
+                <a:lumMod val="99000"/>
+                <a:satMod val="120000"/>
+                <a:shade val="78000"/>
+              </a:schemeClr>
+            </a:gs>
+          </a:gsLst>
+          <a:lin ang="5400000" scaled="0"/>
+        </a:gradFill>
+      </a:fillStyleLst>
+      <a:lnStyleLst>
+        <a:ln w="6350" cap="flat" cmpd="sng" algn="ctr">
+          <a:solidFill>
+            <a:schemeClr val="phClr"/>
+          </a:solidFill>
+          <a:prstDash val="solid"/>
+          <a:miter lim="800000"/>
+        </a:ln>
+        <a:ln w="12700" cap="flat" cmpd="sng" algn="ctr">
+          <a:solidFill>
+            <a:schemeClr val="phClr"/>
+          </a:solidFill>
+          <a:prstDash val="solid"/>
+          <a:miter lim="800000"/>
+        </a:ln>
+        <a:ln w="19050" cap="flat" cmpd="sng" algn="ctr">
+          <a:solidFill>
+            <a:schemeClr val="phClr"/>
+          </a:solidFill>
+          <a:prstDash val="solid"/>
+          <a:miter lim="800000"/>
+        </a:ln>
+      </a:lnStyleLst>
+      <a:effectStyleLst>
+        <a:effectStyle>
+          <a:effectLst/>
+        </a:effectStyle>
+        <a:effectStyle>
+          <a:effectLst/>
+        </a:effectStyle>
+        <a:effectStyle>
+          <a:effectLst>
+            <a:outerShdw blurRad="57150" dist="19050" dir="5400000" algn="ctr" rotWithShape="0">
+              <a:srgbClr val="000000">
+                <a:alpha val="63000"/>
+              </a:srgbClr>
+            </a:outerShdw>
+          </a:effectLst>
+        </a:effectStyle>
+      </a:effectStyleLst>
+      <a:bgFillStyleLst>
+        <a:solidFill>
+          <a:schemeClr val="phClr"/>
+        </a:solidFill>
+        <a:solidFill>
+          <a:schemeClr val="phClr">
+            <a:tint val="95000"/>
+            <a:satMod val="170000"/>
+          </a:schemeClr>
+        </a:solidFill>
+        <a:gradFill rotWithShape="1">
+          <a:gsLst>
+            <a:gs pos="0">
+              <a:schemeClr val="phClr">
+                <a:tint val="93000"/>
+                <a:satMod val="150000"/>
+                <a:shade val="98000"/>
+                <a:lumMod val="102000"/>
+              </a:schemeClr>
+            </a:gs>
+            <a:gs pos="50000">
+              <a:schemeClr val="phClr">
+                <a:tint val="98000"/>
+                <a:satMod val="130000"/>
+                <a:shade val="90000"/>
+                <a:lumMod val="103000"/>
+              </a:schemeClr>
+            </a:gs>
+            <a:gs pos="100000">
+              <a:schemeClr val="phClr">
+                <a:shade val="63000"/>
+                <a:satMod val="120000"/>
+              </a:schemeClr>
+            </a:gs>
+          </a:gsLst>
+          <a:lin ang="5400000" scaled="0"/>
+        </a:gradFill>
+      </a:bgFillStyleLst>
+    </a:fmtScheme>
+  </a:themeElements>
+  <a:objectDefaults/>
+  <a:extraClrSchemeLst/>
+  <a:extLst>
+    <a:ext uri="{05A4C25C-085E-4340-85A3-A5531E510DB2}">
+      <thm15:themeFamily xmlns:thm15="http://schemas.microsoft.com/office/thememl/2012/main" name="Office Theme" id="{62F939B6-93AF-4DB8-9C6B-D6C7DFDC589F}" vid="{4A3C46E8-61CC-4603-A589-7422A47A8E4A}"/>
+    </a:ext>
+  </a:extLst>
+</a:theme>
 </file>